--- a/Database/SQL.docx
+++ b/Database/SQL.docx
@@ -1,6 +1,6 @@
 
 <file path=word/document.xml><?xml version="1.0" encoding="utf-8"?>
-<w:document xmlns:wpc="http://schemas.microsoft.com/office/word/2010/wordprocessingCanvas" xmlns:cx="http://schemas.microsoft.com/office/drawing/2014/chartex" xmlns:cx1="http://schemas.microsoft.com/office/drawing/2015/9/8/chartex" xmlns:mc="http://schemas.openxmlformats.org/markup-compatibility/2006" xmlns:o="urn:schemas-microsoft-com:office:office" xmlns:r="http://schemas.openxmlformats.org/officeDocument/2006/relationships" xmlns:m="http://schemas.openxmlformats.org/officeDocument/2006/math" xmlns:v="urn:schemas-microsoft-com:vml" xmlns:wp14="http://schemas.microsoft.com/office/word/2010/wordprocessingDrawing" xmlns:wp="http://schemas.openxmlformats.org/drawingml/2006/wordprocessingDrawing" xmlns:w10="urn:schemas-microsoft-com:office:word" xmlns:w="http://schemas.openxmlformats.org/wordprocessingml/2006/main" xmlns:w14="http://schemas.microsoft.com/office/word/2010/wordml" xmlns:w15="http://schemas.microsoft.com/office/word/2012/wordml" xmlns:w16se="http://schemas.microsoft.com/office/word/2015/wordml/symex" xmlns:wpg="http://schemas.microsoft.com/office/word/2010/wordprocessingGroup" xmlns:wpi="http://schemas.microsoft.com/office/word/2010/wordprocessingInk" xmlns:wne="http://schemas.microsoft.com/office/word/2006/wordml" xmlns:wps="http://schemas.microsoft.com/office/word/2010/wordprocessingShape" mc:Ignorable="w14 w15 w16se wp14">
+<w:document xmlns:wpc="http://schemas.microsoft.com/office/word/2010/wordprocessingCanvas" xmlns:cx="http://schemas.microsoft.com/office/drawing/2014/chartex" xmlns:cx1="http://schemas.microsoft.com/office/drawing/2015/9/8/chartex" xmlns:cx2="http://schemas.microsoft.com/office/drawing/2015/10/21/chartex" xmlns:cx3="http://schemas.microsoft.com/office/drawing/2016/5/9/chartex" xmlns:cx4="http://schemas.microsoft.com/office/drawing/2016/5/10/chartex" xmlns:cx5="http://schemas.microsoft.com/office/drawing/2016/5/11/chartex" xmlns:cx6="http://schemas.microsoft.com/office/drawing/2016/5/12/chartex" xmlns:cx7="http://schemas.microsoft.com/office/drawing/2016/5/13/chartex" xmlns:cx8="http://schemas.microsoft.com/office/drawing/2016/5/14/chartex" xmlns:mc="http://schemas.openxmlformats.org/markup-compatibility/2006" xmlns:aink="http://schemas.microsoft.com/office/drawing/2016/ink" xmlns:am3d="http://schemas.microsoft.com/office/drawing/2017/model3d" xmlns:o="urn:schemas-microsoft-com:office:office" xmlns:r="http://schemas.openxmlformats.org/officeDocument/2006/relationships" xmlns:m="http://schemas.openxmlformats.org/officeDocument/2006/math" xmlns:v="urn:schemas-microsoft-com:vml" xmlns:wp14="http://schemas.microsoft.com/office/word/2010/wordprocessingDrawing" xmlns:wp="http://schemas.openxmlformats.org/drawingml/2006/wordprocessingDrawing" xmlns:w10="urn:schemas-microsoft-com:office:word" xmlns:w="http://schemas.openxmlformats.org/wordprocessingml/2006/main" xmlns:w14="http://schemas.microsoft.com/office/word/2010/wordml" xmlns:w15="http://schemas.microsoft.com/office/word/2012/wordml" xmlns:w16cex="http://schemas.microsoft.com/office/word/2018/wordml/cex" xmlns:w16cid="http://schemas.microsoft.com/office/word/2016/wordml/cid" xmlns:w16="http://schemas.microsoft.com/office/word/2018/wordml" xmlns:w16sdtdh="http://schemas.microsoft.com/office/word/2020/wordml/sdtdatahash" xmlns:w16se="http://schemas.microsoft.com/office/word/2015/wordml/symex" xmlns:wpg="http://schemas.microsoft.com/office/word/2010/wordprocessingGroup" xmlns:wpi="http://schemas.microsoft.com/office/word/2010/wordprocessingInk" xmlns:wne="http://schemas.microsoft.com/office/word/2006/wordml" xmlns:wps="http://schemas.microsoft.com/office/word/2010/wordprocessingShape" mc:Ignorable="w14 w15 w16se w16cid w16 w16cex w16sdtdh wp14">
   <w:body>
     <w:p>
       <w:pPr>
@@ -16,25 +16,6 @@
           <w:sz w:val="36"/>
         </w:rPr>
         <w:t>SQL</w:t>
-      </w:r>
-    </w:p>
-    <w:p>
-      <w:pPr>
-        <w:shd w:val="clear" w:color="auto" w:fill="FFFFFF"/>
-        <w:spacing w:before="100" w:beforeAutospacing="1" w:after="100" w:afterAutospacing="1" w:line="240" w:lineRule="auto"/>
-        <w:rPr>
-          <w:rFonts w:eastAsia="Times New Roman" w:cstheme="minorHAnsi"/>
-          <w:color w:val="000000"/>
-          <w:szCs w:val="23"/>
-        </w:rPr>
-      </w:pPr>
-      <w:r>
-        <w:rPr>
-          <w:rFonts w:eastAsia="Times New Roman" w:cstheme="minorHAnsi"/>
-          <w:color w:val="000000"/>
-          <w:szCs w:val="23"/>
-        </w:rPr>
-        <w:t>SQL stands for Structured Query Language</w:t>
       </w:r>
     </w:p>
     <w:p>
@@ -46,7 +27,15 @@
         </w:numPr>
       </w:pPr>
       <w:r>
-        <w:t>Basic SQL Syntax:</w:t>
+        <w:t>Core / Beginner</w:t>
+      </w:r>
+    </w:p>
+    <w:p>
+      <w:pPr>
+        <w:ind w:left="360"/>
+      </w:pPr>
+      <w:r>
+        <w:t>SQL Basics</w:t>
       </w:r>
     </w:p>
     <w:p>
@@ -54,11 +43,11 @@
         <w:pStyle w:val="ListParagraph"/>
         <w:numPr>
           <w:ilvl w:val="0"/>
-          <w:numId w:val="15"/>
+          <w:numId w:val="17"/>
         </w:numPr>
       </w:pPr>
       <w:r>
-        <w:t>SQL keywords</w:t>
+        <w:t>Databases &amp; Tables</w:t>
       </w:r>
     </w:p>
     <w:p>
@@ -66,11 +55,11 @@
         <w:pStyle w:val="ListParagraph"/>
         <w:numPr>
           <w:ilvl w:val="0"/>
-          <w:numId w:val="15"/>
+          <w:numId w:val="17"/>
         </w:numPr>
       </w:pPr>
       <w:r>
-        <w:t>Data types</w:t>
+        <w:t>RDBMS vs DBMS</w:t>
       </w:r>
     </w:p>
     <w:p>
@@ -78,11 +67,19 @@
         <w:pStyle w:val="ListParagraph"/>
         <w:numPr>
           <w:ilvl w:val="0"/>
-          <w:numId w:val="15"/>
+          <w:numId w:val="17"/>
         </w:numPr>
       </w:pPr>
       <w:r>
-        <w:t>Operators</w:t>
+        <w:t>Data types (INT, VARCHAR, DATE, BOOLEAN)</w:t>
+      </w:r>
+    </w:p>
+    <w:p>
+      <w:pPr>
+        <w:ind w:left="360"/>
+      </w:pPr>
+      <w:r>
+        <w:t>CRUD Operations</w:t>
       </w:r>
     </w:p>
     <w:p>
@@ -90,19 +87,122 @@
         <w:pStyle w:val="ListParagraph"/>
         <w:numPr>
           <w:ilvl w:val="0"/>
-          <w:numId w:val="15"/>
+          <w:numId w:val="18"/>
         </w:numPr>
       </w:pPr>
       <w:r>
-        <w:t>SQL statements (SELECT, INSERT, UPDATE, DELETE)</w:t>
+        <w:t>SELECT, INSERT, UPDATE, DELETE</w:t>
+      </w:r>
+    </w:p>
+    <w:p>
+      <w:pPr>
+        <w:ind w:left="360"/>
+      </w:pPr>
+      <w:r>
+        <w:t>Filtering &amp; Sorting</w:t>
       </w:r>
     </w:p>
     <w:p>
       <w:pPr>
         <w:pStyle w:val="ListParagraph"/>
-        <w:ind w:left="1080"/>
-      </w:pPr>
-    </w:p>
+        <w:numPr>
+          <w:ilvl w:val="0"/>
+          <w:numId w:val="18"/>
+        </w:numPr>
+      </w:pPr>
+      <w:r>
+        <w:t>WHERE, ORDER BY, LIMIT/TOP</w:t>
+      </w:r>
+    </w:p>
+    <w:p>
+      <w:pPr>
+        <w:pStyle w:val="ListParagraph"/>
+        <w:numPr>
+          <w:ilvl w:val="0"/>
+          <w:numId w:val="18"/>
+        </w:numPr>
+      </w:pPr>
+      <w:r>
+        <w:t>DISTINCT, Aliases (AS)</w:t>
+      </w:r>
+    </w:p>
+    <w:p>
+      <w:pPr>
+        <w:pStyle w:val="ListParagraph"/>
+        <w:numPr>
+          <w:ilvl w:val="0"/>
+          <w:numId w:val="18"/>
+        </w:numPr>
+      </w:pPr>
+      <w:r>
+        <w:t>Operators: =, &gt;, &lt;, &gt;=, &lt;=</w:t>
+      </w:r>
+      <w:proofErr w:type="gramStart"/>
+      <w:r>
+        <w:t>, !</w:t>
+      </w:r>
+      <w:proofErr w:type="gramEnd"/>
+      <w:r>
+        <w:t>=, LIKE, IN, BETWEEN, IS NULL</w:t>
+      </w:r>
+    </w:p>
+    <w:p>
+      <w:pPr>
+        <w:ind w:left="360"/>
+      </w:pPr>
+      <w:r>
+        <w:t>Functions</w:t>
+      </w:r>
+    </w:p>
+    <w:p>
+      <w:pPr>
+        <w:pStyle w:val="ListParagraph"/>
+        <w:numPr>
+          <w:ilvl w:val="0"/>
+          <w:numId w:val="19"/>
+        </w:numPr>
+      </w:pPr>
+      <w:r>
+        <w:t>String: CONCAT, SUBSTRING, LENGTH, TRIM</w:t>
+      </w:r>
+    </w:p>
+    <w:p>
+      <w:pPr>
+        <w:pStyle w:val="ListParagraph"/>
+        <w:numPr>
+          <w:ilvl w:val="0"/>
+          <w:numId w:val="19"/>
+        </w:numPr>
+      </w:pPr>
+      <w:r>
+        <w:t>Numeric: ROUND, CEIL, FLOOR, ABS</w:t>
+      </w:r>
+    </w:p>
+    <w:p>
+      <w:pPr>
+        <w:pStyle w:val="ListParagraph"/>
+        <w:numPr>
+          <w:ilvl w:val="0"/>
+          <w:numId w:val="19"/>
+        </w:numPr>
+      </w:pPr>
+      <w:r>
+        <w:t>Date: NOW, CURDATE, DATEADD, DATEDIFF</w:t>
+      </w:r>
+    </w:p>
+    <w:p>
+      <w:pPr>
+        <w:pStyle w:val="ListParagraph"/>
+        <w:numPr>
+          <w:ilvl w:val="0"/>
+          <w:numId w:val="19"/>
+        </w:numPr>
+      </w:pPr>
+      <w:r>
+        <w:t>NULL handling: IFNULL, COALESCE</w:t>
+      </w:r>
+    </w:p>
+    <w:p/>
     <w:p>
       <w:pPr>
         <w:pStyle w:val="ListParagraph"/>
@@ -112,123 +212,203 @@
         </w:numPr>
       </w:pPr>
       <w:r>
-        <w:t>Data Definition Language (DDL):</w:t>
-      </w:r>
-    </w:p>
-    <w:p>
-      <w:pPr>
-        <w:pStyle w:val="NoSpacing"/>
+        <w:t>Aggregation &amp; Intermediate</w:t>
+      </w:r>
+    </w:p>
+    <w:p>
+      <w:pPr>
+        <w:ind w:left="360"/>
+      </w:pPr>
+      <w:r>
+        <w:t>Aggregate Functions</w:t>
+      </w:r>
+    </w:p>
+    <w:p>
+      <w:pPr>
+        <w:pStyle w:val="ListParagraph"/>
         <w:numPr>
           <w:ilvl w:val="0"/>
-          <w:numId w:val="17"/>
+          <w:numId w:val="20"/>
         </w:numPr>
       </w:pPr>
       <w:r>
-        <w:t>CREATE TABLE</w:t>
-      </w:r>
-    </w:p>
-    <w:p>
-      <w:pPr>
-        <w:pStyle w:val="NoSpacing"/>
+        <w:t>COUNT, SUM, AVG, MIN, MAX</w:t>
+      </w:r>
+    </w:p>
+    <w:p>
+      <w:pPr>
+        <w:ind w:left="360"/>
+      </w:pPr>
+      <w:r>
+        <w:t>Grouping</w:t>
+      </w:r>
+    </w:p>
+    <w:p>
+      <w:pPr>
+        <w:pStyle w:val="ListParagraph"/>
         <w:numPr>
           <w:ilvl w:val="0"/>
-          <w:numId w:val="17"/>
+          <w:numId w:val="20"/>
         </w:numPr>
       </w:pPr>
       <w:r>
-        <w:t>ALTER TABLE</w:t>
-      </w:r>
-    </w:p>
-    <w:p>
-      <w:pPr>
-        <w:pStyle w:val="NoSpacing"/>
+        <w:t>GROUP BY, HAVING</w:t>
+      </w:r>
+    </w:p>
+    <w:p>
+      <w:pPr>
+        <w:pStyle w:val="ListParagraph"/>
         <w:numPr>
           <w:ilvl w:val="0"/>
-          <w:numId w:val="17"/>
+          <w:numId w:val="20"/>
         </w:numPr>
       </w:pPr>
       <w:r>
-        <w:t>DROP TABLE</w:t>
-      </w:r>
-    </w:p>
-    <w:p>
-      <w:pPr>
-        <w:pStyle w:val="NoSpacing"/>
+        <w:t>Conditional Aggregation (CASE WHEN)</w:t>
+      </w:r>
+    </w:p>
+    <w:p>
+      <w:pPr>
+        <w:ind w:left="360"/>
+      </w:pPr>
+      <w:r>
+        <w:t>Joins</w:t>
+      </w:r>
+    </w:p>
+    <w:p>
+      <w:pPr>
+        <w:pStyle w:val="ListParagraph"/>
         <w:numPr>
           <w:ilvl w:val="0"/>
-          <w:numId w:val="17"/>
+          <w:numId w:val="21"/>
         </w:numPr>
       </w:pPr>
       <w:r>
-        <w:t>Truncate table</w:t>
-      </w:r>
-    </w:p>
-    <w:p>
-      <w:pPr>
-        <w:pStyle w:val="NoSpacing"/>
-        <w:ind w:left="720"/>
-      </w:pPr>
-    </w:p>
-    <w:p>
-      <w:pPr>
-        <w:pStyle w:val="NoSpacing"/>
+        <w:t>INNER, LEFT, RIGHT, FULL OUTER, CROSS, SELF</w:t>
+      </w:r>
+    </w:p>
+    <w:p>
+      <w:pPr>
+        <w:pStyle w:val="ListParagraph"/>
         <w:numPr>
           <w:ilvl w:val="0"/>
-          <w:numId w:val="16"/>
+          <w:numId w:val="21"/>
         </w:numPr>
       </w:pPr>
       <w:r>
-        <w:t>Data Manipulation Language (DML):</w:t>
-      </w:r>
-    </w:p>
-    <w:p>
-      <w:pPr>
-        <w:pStyle w:val="NoSpacing"/>
+        <w:t xml:space="preserve">Multiple </w:t>
+      </w:r>
+      <w:proofErr w:type="gramStart"/>
+      <w:r>
+        <w:t>table</w:t>
+      </w:r>
+      <w:proofErr w:type="gramEnd"/>
+      <w:r>
+        <w:t xml:space="preserve"> joins</w:t>
+      </w:r>
+    </w:p>
+    <w:p>
+      <w:pPr>
+        <w:pStyle w:val="ListParagraph"/>
         <w:numPr>
           <w:ilvl w:val="0"/>
-          <w:numId w:val="18"/>
+          <w:numId w:val="21"/>
         </w:numPr>
       </w:pPr>
       <w:r>
-        <w:t>SELECT statement (SELECT, FROM, WHERE, ORDER BY, GROUP BY, HAVING, JOINs)</w:t>
-      </w:r>
-    </w:p>
-    <w:p>
-      <w:pPr>
-        <w:pStyle w:val="NoSpacing"/>
+        <w:t>Anti-join (NOT IN, NOT EXISTS)</w:t>
+      </w:r>
+    </w:p>
+    <w:p>
+      <w:pPr>
+        <w:pStyle w:val="ListParagraph"/>
         <w:numPr>
           <w:ilvl w:val="0"/>
-          <w:numId w:val="18"/>
+          <w:numId w:val="21"/>
         </w:numPr>
       </w:pPr>
       <w:r>
-        <w:t>INSERT statement</w:t>
-      </w:r>
-    </w:p>
-    <w:p>
-      <w:pPr>
-        <w:pStyle w:val="NoSpacing"/>
+        <w:t>Semi-join (IN, EXISTS)</w:t>
+      </w:r>
+    </w:p>
+    <w:p>
+      <w:pPr>
+        <w:ind w:left="360"/>
+      </w:pPr>
+      <w:r>
+        <w:t>Subqueries</w:t>
+      </w:r>
+    </w:p>
+    <w:p>
+      <w:pPr>
+        <w:pStyle w:val="ListParagraph"/>
         <w:numPr>
           <w:ilvl w:val="0"/>
-          <w:numId w:val="18"/>
+          <w:numId w:val="22"/>
         </w:numPr>
       </w:pPr>
       <w:r>
-        <w:t>UPDATE statement</w:t>
-      </w:r>
-    </w:p>
-    <w:p>
-      <w:pPr>
-        <w:pStyle w:val="NoSpacing"/>
+        <w:t>Scalar vs Table vs Correlated</w:t>
+      </w:r>
+    </w:p>
+    <w:p>
+      <w:pPr>
+        <w:pStyle w:val="ListParagraph"/>
         <w:numPr>
           <w:ilvl w:val="0"/>
-          <w:numId w:val="18"/>
+          <w:numId w:val="22"/>
         </w:numPr>
       </w:pPr>
       <w:r>
-        <w:t>DELETE statement</w:t>
-      </w:r>
-    </w:p>
+        <w:t>Nested SELECT</w:t>
+      </w:r>
+    </w:p>
+    <w:p>
+      <w:pPr>
+        <w:ind w:left="360"/>
+      </w:pPr>
+      <w:r>
+        <w:lastRenderedPageBreak/>
+        <w:t>Set Operations</w:t>
+      </w:r>
+    </w:p>
+    <w:p>
+      <w:pPr>
+        <w:pStyle w:val="ListParagraph"/>
+        <w:numPr>
+          <w:ilvl w:val="0"/>
+          <w:numId w:val="23"/>
+        </w:numPr>
+      </w:pPr>
+      <w:r>
+        <w:t>UNION / UNION ALL</w:t>
+      </w:r>
+    </w:p>
+    <w:p>
+      <w:pPr>
+        <w:pStyle w:val="ListParagraph"/>
+        <w:numPr>
+          <w:ilvl w:val="0"/>
+          <w:numId w:val="23"/>
+        </w:numPr>
+      </w:pPr>
+      <w:r>
+        <w:t>INTERSECT</w:t>
+      </w:r>
+    </w:p>
+    <w:p>
+      <w:pPr>
+        <w:pStyle w:val="ListParagraph"/>
+        <w:numPr>
+          <w:ilvl w:val="0"/>
+          <w:numId w:val="23"/>
+        </w:numPr>
+      </w:pPr>
+      <w:r>
+        <w:t>EXCEPT / MINUS (Oracle)</w:t>
+      </w:r>
+    </w:p>
+    <w:p/>
     <w:p>
       <w:pPr>
         <w:pStyle w:val="ListParagraph"/>
@@ -238,7 +418,15 @@
         </w:numPr>
       </w:pPr>
       <w:r>
-        <w:t>Aggregate Functions:</w:t>
+        <w:t>Advanced</w:t>
+      </w:r>
+    </w:p>
+    <w:p>
+      <w:pPr>
+        <w:ind w:left="360"/>
+      </w:pPr>
+      <w:r>
+        <w:t>Window / Analytic Functions</w:t>
       </w:r>
     </w:p>
     <w:p>
@@ -246,11 +434,11 @@
         <w:pStyle w:val="ListParagraph"/>
         <w:numPr>
           <w:ilvl w:val="0"/>
-          <w:numId w:val="19"/>
+          <w:numId w:val="24"/>
         </w:numPr>
       </w:pPr>
       <w:r>
-        <w:t>SUM, AVG, COUNT, MIN, MAX</w:t>
+        <w:t>ROW_NUMBER, RANK, DENSE_RANK</w:t>
       </w:r>
     </w:p>
     <w:p>
@@ -258,11 +446,11 @@
         <w:pStyle w:val="ListParagraph"/>
         <w:numPr>
           <w:ilvl w:val="0"/>
-          <w:numId w:val="19"/>
+          <w:numId w:val="24"/>
         </w:numPr>
       </w:pPr>
       <w:r>
-        <w:t>GROUP BY clause</w:t>
+        <w:t>LEAD, LAG, NTILE</w:t>
       </w:r>
     </w:p>
     <w:p>
@@ -270,12 +458,181 @@
         <w:pStyle w:val="ListParagraph"/>
         <w:numPr>
           <w:ilvl w:val="0"/>
-          <w:numId w:val="19"/>
+          <w:numId w:val="24"/>
         </w:numPr>
       </w:pPr>
       <w:r>
-        <w:t>HAVING clause</w:t>
-      </w:r>
+        <w:t>Running totals, moving averages</w:t>
+      </w:r>
+    </w:p>
+    <w:p>
+      <w:pPr>
+        <w:ind w:left="360"/>
+      </w:pPr>
+      <w:r>
+        <w:t>CTE (Common Table Expressions)</w:t>
+      </w:r>
+    </w:p>
+    <w:p>
+      <w:pPr>
+        <w:pStyle w:val="ListParagraph"/>
+        <w:numPr>
+          <w:ilvl w:val="0"/>
+          <w:numId w:val="25"/>
+        </w:numPr>
+      </w:pPr>
+      <w:r>
+        <w:t>Simple CTE</w:t>
+      </w:r>
+    </w:p>
+    <w:p>
+      <w:pPr>
+        <w:pStyle w:val="ListParagraph"/>
+        <w:numPr>
+          <w:ilvl w:val="0"/>
+          <w:numId w:val="25"/>
+        </w:numPr>
+      </w:pPr>
+      <w:r>
+        <w:t>Recursive CTE (hierarchical queries)</w:t>
+      </w:r>
+    </w:p>
+    <w:p>
+      <w:pPr>
+        <w:ind w:left="360"/>
+      </w:pPr>
+      <w:r>
+        <w:t>Views</w:t>
+      </w:r>
+    </w:p>
+    <w:p>
+      <w:pPr>
+        <w:pStyle w:val="ListParagraph"/>
+        <w:numPr>
+          <w:ilvl w:val="0"/>
+          <w:numId w:val="26"/>
+        </w:numPr>
+      </w:pPr>
+      <w:r>
+        <w:t>Simple &amp; Updatable</w:t>
+      </w:r>
+    </w:p>
+    <w:p>
+      <w:pPr>
+        <w:pStyle w:val="ListParagraph"/>
+        <w:numPr>
+          <w:ilvl w:val="0"/>
+          <w:numId w:val="26"/>
+        </w:numPr>
+      </w:pPr>
+      <w:r>
+        <w:t>Materialized Views</w:t>
+      </w:r>
+    </w:p>
+    <w:p>
+      <w:pPr>
+        <w:pStyle w:val="ListParagraph"/>
+        <w:numPr>
+          <w:ilvl w:val="0"/>
+          <w:numId w:val="26"/>
+        </w:numPr>
+      </w:pPr>
+      <w:r>
+        <w:t>Indexed Views (SQL Server)</w:t>
+      </w:r>
+    </w:p>
+    <w:p>
+      <w:pPr>
+        <w:ind w:left="360"/>
+      </w:pPr>
+      <w:r>
+        <w:t>Stored Procedures &amp; Functions</w:t>
+      </w:r>
+    </w:p>
+    <w:p>
+      <w:pPr>
+        <w:pStyle w:val="ListParagraph"/>
+        <w:numPr>
+          <w:ilvl w:val="0"/>
+          <w:numId w:val="27"/>
+        </w:numPr>
+      </w:pPr>
+      <w:r>
+        <w:t>Procedures (IN, OUT, INOUT)</w:t>
+      </w:r>
+    </w:p>
+    <w:p>
+      <w:pPr>
+        <w:pStyle w:val="ListParagraph"/>
+        <w:numPr>
+          <w:ilvl w:val="0"/>
+          <w:numId w:val="27"/>
+        </w:numPr>
+      </w:pPr>
+      <w:r>
+        <w:t>User-defined Functions</w:t>
+      </w:r>
+    </w:p>
+    <w:p>
+      <w:pPr>
+        <w:pStyle w:val="ListParagraph"/>
+        <w:numPr>
+          <w:ilvl w:val="0"/>
+          <w:numId w:val="27"/>
+        </w:numPr>
+      </w:pPr>
+      <w:r>
+        <w:t>Dynamic SQL</w:t>
+      </w:r>
+    </w:p>
+    <w:p>
+      <w:pPr>
+        <w:pStyle w:val="ListParagraph"/>
+        <w:numPr>
+          <w:ilvl w:val="0"/>
+          <w:numId w:val="27"/>
+        </w:numPr>
+      </w:pPr>
+      <w:r>
+        <w:t>Error Handling</w:t>
+      </w:r>
+    </w:p>
+    <w:p>
+      <w:pPr>
+        <w:ind w:left="360"/>
+      </w:pPr>
+      <w:r>
+        <w:t>Triggers</w:t>
+      </w:r>
+    </w:p>
+    <w:p>
+      <w:pPr>
+        <w:pStyle w:val="ListParagraph"/>
+        <w:numPr>
+          <w:ilvl w:val="0"/>
+          <w:numId w:val="28"/>
+        </w:numPr>
+      </w:pPr>
+      <w:r>
+        <w:t>BEFORE / AFTER / INSTEAD OF</w:t>
+      </w:r>
+    </w:p>
+    <w:p>
+      <w:pPr>
+        <w:pStyle w:val="ListParagraph"/>
+        <w:numPr>
+          <w:ilvl w:val="0"/>
+          <w:numId w:val="28"/>
+        </w:numPr>
+      </w:pPr>
+      <w:r>
+        <w:t>Row-level / Statement-level</w:t>
+      </w:r>
+    </w:p>
+    <w:p>
+      <w:pPr>
+        <w:ind w:left="360"/>
+      </w:pPr>
     </w:p>
     <w:p>
       <w:pPr>
@@ -286,7 +643,15 @@
         </w:numPr>
       </w:pPr>
       <w:r>
-        <w:t>Data Constraints:</w:t>
+        <w:t>Transactions &amp; Performance</w:t>
+      </w:r>
+    </w:p>
+    <w:p>
+      <w:pPr>
+        <w:ind w:left="360"/>
+      </w:pPr>
+      <w:r>
+        <w:t>Transactions</w:t>
       </w:r>
     </w:p>
     <w:p>
@@ -294,11 +659,11 @@
         <w:pStyle w:val="ListParagraph"/>
         <w:numPr>
           <w:ilvl w:val="0"/>
-          <w:numId w:val="20"/>
+          <w:numId w:val="29"/>
         </w:numPr>
       </w:pPr>
       <w:r>
-        <w:t>Primary Key</w:t>
+        <w:t>BEGIN, COMMIT, ROLLBACK</w:t>
       </w:r>
     </w:p>
     <w:p>
@@ -306,11 +671,11 @@
         <w:pStyle w:val="ListParagraph"/>
         <w:numPr>
           <w:ilvl w:val="0"/>
-          <w:numId w:val="20"/>
+          <w:numId w:val="29"/>
         </w:numPr>
       </w:pPr>
       <w:r>
-        <w:t>Foreign Key</w:t>
+        <w:t>SAVEPOINT</w:t>
       </w:r>
     </w:p>
     <w:p>
@@ -318,11 +683,11 @@
         <w:pStyle w:val="ListParagraph"/>
         <w:numPr>
           <w:ilvl w:val="0"/>
-          <w:numId w:val="20"/>
+          <w:numId w:val="29"/>
         </w:numPr>
       </w:pPr>
       <w:r>
-        <w:t>Unique</w:t>
+        <w:t>ACID properties</w:t>
       </w:r>
     </w:p>
     <w:p>
@@ -330,11 +695,11 @@
         <w:pStyle w:val="ListParagraph"/>
         <w:numPr>
           <w:ilvl w:val="0"/>
-          <w:numId w:val="20"/>
+          <w:numId w:val="29"/>
         </w:numPr>
       </w:pPr>
       <w:r>
-        <w:t>NOT NULL</w:t>
+        <w:t>Isolation levels (READ UNCOMMITTED → SERIALIZABLE)</w:t>
       </w:r>
     </w:p>
     <w:p>
@@ -342,13 +707,88 @@
         <w:pStyle w:val="ListParagraph"/>
         <w:numPr>
           <w:ilvl w:val="0"/>
-          <w:numId w:val="20"/>
+          <w:numId w:val="29"/>
         </w:numPr>
       </w:pPr>
       <w:r>
-        <w:t>CHECK</w:t>
-      </w:r>
-    </w:p>
+        <w:t>Locks &amp; deadlocks</w:t>
+      </w:r>
+    </w:p>
+    <w:p>
+      <w:pPr>
+        <w:ind w:left="360"/>
+      </w:pPr>
+      <w:r>
+        <w:lastRenderedPageBreak/>
+        <w:t>Indexes &amp; Optimization</w:t>
+      </w:r>
+    </w:p>
+    <w:p>
+      <w:pPr>
+        <w:pStyle w:val="ListParagraph"/>
+        <w:numPr>
+          <w:ilvl w:val="0"/>
+          <w:numId w:val="30"/>
+        </w:numPr>
+      </w:pPr>
+      <w:r>
+        <w:t xml:space="preserve">Clustered vs </w:t>
+      </w:r>
+      <w:proofErr w:type="gramStart"/>
+      <w:r>
+        <w:t>Non-clustered</w:t>
+      </w:r>
+      <w:proofErr w:type="gramEnd"/>
+    </w:p>
+    <w:p>
+      <w:pPr>
+        <w:pStyle w:val="ListParagraph"/>
+        <w:numPr>
+          <w:ilvl w:val="0"/>
+          <w:numId w:val="30"/>
+        </w:numPr>
+      </w:pPr>
+      <w:r>
+        <w:t>Unique / Composite / Covering</w:t>
+      </w:r>
+    </w:p>
+    <w:p>
+      <w:pPr>
+        <w:pStyle w:val="ListParagraph"/>
+        <w:numPr>
+          <w:ilvl w:val="0"/>
+          <w:numId w:val="30"/>
+        </w:numPr>
+      </w:pPr>
+      <w:r>
+        <w:t>Full-text index</w:t>
+      </w:r>
+    </w:p>
+    <w:p>
+      <w:pPr>
+        <w:pStyle w:val="ListParagraph"/>
+        <w:numPr>
+          <w:ilvl w:val="0"/>
+          <w:numId w:val="30"/>
+        </w:numPr>
+      </w:pPr>
+      <w:r>
+        <w:t>Query execution plans</w:t>
+      </w:r>
+    </w:p>
+    <w:p>
+      <w:pPr>
+        <w:pStyle w:val="ListParagraph"/>
+        <w:numPr>
+          <w:ilvl w:val="0"/>
+          <w:numId w:val="30"/>
+        </w:numPr>
+      </w:pPr>
+      <w:r>
+        <w:t>Avoiding full table scans</w:t>
+      </w:r>
+    </w:p>
+    <w:p/>
     <w:p>
       <w:pPr>
         <w:pStyle w:val="ListParagraph"/>
@@ -358,7 +798,15 @@
         </w:numPr>
       </w:pPr>
       <w:r>
-        <w:t>Joins:</w:t>
+        <w:t>Specialized / Modern SQL</w:t>
+      </w:r>
+    </w:p>
+    <w:p>
+      <w:pPr>
+        <w:ind w:left="360"/>
+      </w:pPr>
+      <w:r>
+        <w:t>Temporary &amp; Derived Tables</w:t>
       </w:r>
     </w:p>
     <w:p>
@@ -366,12 +814,11 @@
         <w:pStyle w:val="ListParagraph"/>
         <w:numPr>
           <w:ilvl w:val="0"/>
-          <w:numId w:val="21"/>
+          <w:numId w:val="31"/>
         </w:numPr>
-        <w:spacing w:before="240"/>
-      </w:pPr>
-      <w:r>
-        <w:t>INNER JOIN</w:t>
+      </w:pPr>
+      <w:r>
+        <w:t>#Temp tables, table variables</w:t>
       </w:r>
     </w:p>
     <w:p>
@@ -379,12 +826,19 @@
         <w:pStyle w:val="ListParagraph"/>
         <w:numPr>
           <w:ilvl w:val="0"/>
-          <w:numId w:val="21"/>
+          <w:numId w:val="31"/>
         </w:numPr>
-        <w:spacing w:before="240"/>
-      </w:pPr>
-      <w:r>
-        <w:t>LEFT JOIN</w:t>
+      </w:pPr>
+      <w:r>
+        <w:t>Inline views</w:t>
+      </w:r>
+    </w:p>
+    <w:p>
+      <w:pPr>
+        <w:ind w:left="360"/>
+      </w:pPr>
+      <w:r>
+        <w:t>Advanced Data Types</w:t>
       </w:r>
     </w:p>
     <w:p>
@@ -392,12 +846,35 @@
         <w:pStyle w:val="ListParagraph"/>
         <w:numPr>
           <w:ilvl w:val="0"/>
-          <w:numId w:val="21"/>
+          <w:numId w:val="32"/>
         </w:numPr>
-        <w:spacing w:before="240"/>
-      </w:pPr>
-      <w:r>
-        <w:t>RIGHT JOIN</w:t>
+      </w:pPr>
+      <w:r>
+        <w:t>JSON / XML / Geospatial</w:t>
+      </w:r>
+    </w:p>
+    <w:p>
+      <w:pPr>
+        <w:ind w:left="360"/>
+      </w:pPr>
+      <w:r>
+        <w:t>Pivot / Unpivot</w:t>
+      </w:r>
+    </w:p>
+    <w:p>
+      <w:pPr>
+        <w:ind w:left="360"/>
+      </w:pPr>
+      <w:r>
+        <w:t>Sequences, Auto-increment, UUIDs</w:t>
+      </w:r>
+    </w:p>
+    <w:p>
+      <w:pPr>
+        <w:ind w:left="360"/>
+      </w:pPr>
+      <w:r>
+        <w:t>Partitioning</w:t>
       </w:r>
     </w:p>
     <w:p>
@@ -405,12 +882,35 @@
         <w:pStyle w:val="ListParagraph"/>
         <w:numPr>
           <w:ilvl w:val="0"/>
-          <w:numId w:val="21"/>
+          <w:numId w:val="32"/>
         </w:numPr>
-        <w:spacing w:before="240"/>
-      </w:pPr>
-      <w:r>
-        <w:t>FULL OUTER JOIN</w:t>
+      </w:pPr>
+      <w:r>
+        <w:t>Horizontal vs Vertical</w:t>
+      </w:r>
+    </w:p>
+    <w:p>
+      <w:pPr>
+        <w:ind w:left="360"/>
+      </w:pPr>
+      <w:r>
+        <w:t>Full-text Search</w:t>
+      </w:r>
+    </w:p>
+    <w:p>
+      <w:pPr>
+        <w:ind w:left="360"/>
+      </w:pPr>
+      <w:r>
+        <w:t>Event Scheduling / Jobs</w:t>
+      </w:r>
+    </w:p>
+    <w:p>
+      <w:pPr>
+        <w:ind w:left="360"/>
+      </w:pPr>
+      <w:r>
+        <w:t>Security</w:t>
       </w:r>
     </w:p>
     <w:p>
@@ -418,12 +918,11 @@
         <w:pStyle w:val="ListParagraph"/>
         <w:numPr>
           <w:ilvl w:val="0"/>
-          <w:numId w:val="21"/>
+          <w:numId w:val="32"/>
         </w:numPr>
-        <w:spacing w:before="240"/>
-      </w:pPr>
-      <w:r>
-        <w:t>Self Join</w:t>
+      </w:pPr>
+      <w:r>
+        <w:t>GRANT / REVOKE</w:t>
       </w:r>
     </w:p>
     <w:p>
@@ -431,36 +930,11 @@
         <w:pStyle w:val="ListParagraph"/>
         <w:numPr>
           <w:ilvl w:val="0"/>
-          <w:numId w:val="21"/>
+          <w:numId w:val="32"/>
         </w:numPr>
-        <w:spacing w:before="240"/>
-      </w:pPr>
-      <w:r>
-        <w:t>Cross Join</w:t>
-      </w:r>
-    </w:p>
-    <w:p>
-      <w:pPr>
-        <w:pStyle w:val="NoSpacing"/>
-        <w:numPr>
-          <w:ilvl w:val="0"/>
-          <w:numId w:val="16"/>
-        </w:numPr>
-      </w:pPr>
-      <w:r>
-        <w:t>Subqueries:</w:t>
-      </w:r>
-    </w:p>
-    <w:p>
-      <w:pPr>
-        <w:pStyle w:val="NoSpacing"/>
-        <w:numPr>
-          <w:ilvl w:val="0"/>
-          <w:numId w:val="22"/>
-        </w:numPr>
-      </w:pPr>
-      <w:r>
-        <w:t>Types of subqueries (scalar, column, row, table)</w:t>
+      </w:pPr>
+      <w:r>
+        <w:t>Roles &amp; Privileges</w:t>
       </w:r>
     </w:p>
     <w:p>
@@ -468,481 +942,31 @@
         <w:pStyle w:val="ListParagraph"/>
         <w:numPr>
           <w:ilvl w:val="0"/>
-          <w:numId w:val="22"/>
+          <w:numId w:val="32"/>
         </w:numPr>
       </w:pPr>
       <w:r>
-        <w:t>Nested subqueries</w:t>
-      </w:r>
-    </w:p>
-    <w:p>
-      <w:pPr>
-        <w:pStyle w:val="ListParagraph"/>
-        <w:numPr>
-          <w:ilvl w:val="0"/>
-          <w:numId w:val="22"/>
-        </w:numPr>
-      </w:pPr>
-      <w:r>
-        <w:t>Correlated subqueries</w:t>
-      </w:r>
-    </w:p>
-    <w:p>
-      <w:pPr>
-        <w:pStyle w:val="ListParagraph"/>
-      </w:pPr>
-    </w:p>
-    <w:p>
-      <w:pPr>
-        <w:pStyle w:val="ListParagraph"/>
-        <w:numPr>
-          <w:ilvl w:val="0"/>
-          <w:numId w:val="16"/>
-        </w:numPr>
-      </w:pPr>
-      <w:r>
-        <w:t>Advanced SQL Functions:</w:t>
-      </w:r>
-    </w:p>
-    <w:p>
-      <w:pPr>
-        <w:pStyle w:val="ListParagraph"/>
-        <w:numPr>
-          <w:ilvl w:val="0"/>
-          <w:numId w:val="23"/>
-        </w:numPr>
-      </w:pPr>
-      <w:r>
-        <w:t>String functions (CONCAT, LENGTH, SUBSTRING, REPLACE, UPPER, LOWER)</w:t>
-      </w:r>
-    </w:p>
-    <w:p>
-      <w:pPr>
-        <w:pStyle w:val="ListParagraph"/>
-        <w:numPr>
-          <w:ilvl w:val="0"/>
-          <w:numId w:val="23"/>
-        </w:numPr>
-      </w:pPr>
-      <w:r>
-        <w:t>Date and time functions (DATE, TIME</w:t>
-      </w:r>
-      <w:r>
-        <w:t>, TIMESTAMP, DATEPART, DATEADD)</w:t>
-      </w:r>
-    </w:p>
-    <w:p>
-      <w:pPr>
-        <w:pStyle w:val="ListParagraph"/>
-        <w:numPr>
-          <w:ilvl w:val="0"/>
-          <w:numId w:val="23"/>
-        </w:numPr>
-      </w:pPr>
-      <w:r>
-        <w:t>Numeric functions (R</w:t>
-      </w:r>
-      <w:r>
-        <w:t>OUND, CEILING, FLOOR, ABS, MOD)</w:t>
-      </w:r>
-    </w:p>
-    <w:p>
-      <w:pPr>
-        <w:pStyle w:val="ListParagraph"/>
-        <w:numPr>
-          <w:ilvl w:val="0"/>
-          <w:numId w:val="23"/>
-        </w:numPr>
-      </w:pPr>
-      <w:r>
-        <w:t>Conditional func</w:t>
-      </w:r>
-      <w:r>
-        <w:t>tions (CASE, COALESCE, NULLIF)</w:t>
-      </w:r>
-    </w:p>
-    <w:p>
-      <w:pPr>
-        <w:pStyle w:val="ListParagraph"/>
-        <w:numPr>
-          <w:ilvl w:val="0"/>
-          <w:numId w:val="16"/>
-        </w:numPr>
-      </w:pPr>
-      <w:r>
-        <w:t>Views:</w:t>
-      </w:r>
-    </w:p>
-    <w:p>
-      <w:pPr>
-        <w:pStyle w:val="ListParagraph"/>
-        <w:numPr>
-          <w:ilvl w:val="0"/>
-          <w:numId w:val="24"/>
-        </w:numPr>
-      </w:pPr>
-      <w:r>
-        <w:t>Creating views</w:t>
-      </w:r>
-    </w:p>
-    <w:p>
-      <w:pPr>
-        <w:pStyle w:val="ListParagraph"/>
-        <w:numPr>
-          <w:ilvl w:val="0"/>
-          <w:numId w:val="24"/>
-        </w:numPr>
-      </w:pPr>
-      <w:r>
-        <w:t>Modifying views</w:t>
-      </w:r>
-    </w:p>
-    <w:p>
-      <w:pPr>
-        <w:pStyle w:val="ListParagraph"/>
-        <w:numPr>
-          <w:ilvl w:val="0"/>
-          <w:numId w:val="24"/>
-        </w:numPr>
-      </w:pPr>
-      <w:r>
-        <w:t>Dropping views</w:t>
-      </w:r>
-    </w:p>
-    <w:p>
-      <w:pPr>
-        <w:pStyle w:val="ListParagraph"/>
-      </w:pPr>
-    </w:p>
-    <w:p>
-      <w:pPr>
-        <w:pStyle w:val="ListParagraph"/>
-        <w:numPr>
-          <w:ilvl w:val="0"/>
-          <w:numId w:val="16"/>
-        </w:numPr>
-      </w:pPr>
-      <w:r>
-        <w:t>Indexes:</w:t>
-      </w:r>
-    </w:p>
-    <w:p>
-      <w:pPr>
-        <w:pStyle w:val="ListParagraph"/>
-        <w:numPr>
-          <w:ilvl w:val="0"/>
-          <w:numId w:val="25"/>
-        </w:numPr>
-      </w:pPr>
-      <w:r>
-        <w:t>Creating indexes</w:t>
-      </w:r>
-    </w:p>
-    <w:p>
-      <w:pPr>
-        <w:pStyle w:val="ListParagraph"/>
-        <w:numPr>
-          <w:ilvl w:val="0"/>
-          <w:numId w:val="25"/>
-        </w:numPr>
-      </w:pPr>
-      <w:r>
-        <w:t xml:space="preserve">Using </w:t>
-      </w:r>
-      <w:r>
-        <w:t>indexes for query optimization</w:t>
-      </w:r>
-    </w:p>
-    <w:p>
-      <w:pPr>
-        <w:pStyle w:val="ListParagraph"/>
-        <w:numPr>
-          <w:ilvl w:val="0"/>
-          <w:numId w:val="16"/>
-        </w:numPr>
-      </w:pPr>
-      <w:r>
-        <w:t>Transactions:</w:t>
-      </w:r>
-    </w:p>
-    <w:p>
-      <w:pPr>
-        <w:pStyle w:val="ListParagraph"/>
-        <w:numPr>
-          <w:ilvl w:val="0"/>
-          <w:numId w:val="26"/>
-        </w:numPr>
-      </w:pPr>
-      <w:r>
-        <w:t>ACID properties</w:t>
-      </w:r>
-    </w:p>
-    <w:p>
-      <w:pPr>
-        <w:pStyle w:val="ListParagraph"/>
-        <w:numPr>
-          <w:ilvl w:val="0"/>
-          <w:numId w:val="26"/>
-        </w:numPr>
-      </w:pPr>
-      <w:r>
-        <w:t>Transaction management (BEGI</w:t>
-      </w:r>
-      <w:r>
-        <w:t>N, COMMIT, ROLLBACK, SAVEPOINT)</w:t>
-      </w:r>
-    </w:p>
-    <w:p>
-      <w:pPr>
-        <w:pStyle w:val="ListParagraph"/>
-        <w:numPr>
-          <w:ilvl w:val="0"/>
-          <w:numId w:val="26"/>
-        </w:numPr>
-      </w:pPr>
-      <w:r>
-        <w:t>Transaction isolation levels</w:t>
-      </w:r>
-      <w:r>
-        <w:br/>
-      </w:r>
-    </w:p>
-    <w:p>
-      <w:pPr>
-        <w:pStyle w:val="ListParagraph"/>
-        <w:numPr>
-          <w:ilvl w:val="0"/>
-          <w:numId w:val="16"/>
-        </w:numPr>
-      </w:pPr>
-      <w:r>
-        <w:t>Data Integrity and Security:</w:t>
-      </w:r>
-    </w:p>
-    <w:p>
-      <w:pPr>
-        <w:pStyle w:val="ListParagraph"/>
-        <w:numPr>
-          <w:ilvl w:val="0"/>
-          <w:numId w:val="27"/>
-        </w:numPr>
-      </w:pPr>
-      <w:r>
-        <w:t>Data integrity constraints (referenti</w:t>
-      </w:r>
-      <w:r>
-        <w:t>al integrity, entity integrity</w:t>
-      </w:r>
-    </w:p>
-    <w:p>
-      <w:pPr>
-        <w:pStyle w:val="ListParagraph"/>
-        <w:numPr>
-          <w:ilvl w:val="0"/>
-          <w:numId w:val="27"/>
-        </w:numPr>
-      </w:pPr>
-      <w:r>
-        <w:t>GRANT and REVOKE statements (gra</w:t>
-      </w:r>
-      <w:r>
-        <w:t>nting and revoking permissions)</w:t>
-      </w:r>
-    </w:p>
-    <w:p>
-      <w:pPr>
-        <w:pStyle w:val="ListParagraph"/>
-        <w:numPr>
-          <w:ilvl w:val="0"/>
-          <w:numId w:val="27"/>
-        </w:numPr>
-      </w:pPr>
-      <w:r>
-        <w:t>Da</w:t>
-      </w:r>
-      <w:r>
-        <w:t>tabase security best practices</w:t>
-      </w:r>
-    </w:p>
-    <w:p>
-      <w:pPr>
-        <w:pStyle w:val="ListParagraph"/>
-        <w:numPr>
-          <w:ilvl w:val="0"/>
-          <w:numId w:val="16"/>
-        </w:numPr>
-      </w:pPr>
-      <w:r>
-        <w:t>Stored Procedures and Functions:</w:t>
-      </w:r>
-    </w:p>
-    <w:p>
-      <w:pPr>
-        <w:pStyle w:val="ListParagraph"/>
-        <w:numPr>
-          <w:ilvl w:val="0"/>
-          <w:numId w:val="28"/>
-        </w:numPr>
-      </w:pPr>
-      <w:r>
-        <w:t>Cr</w:t>
-      </w:r>
-      <w:r>
-        <w:t>eating stored procedures</w:t>
-      </w:r>
-    </w:p>
-    <w:p>
-      <w:pPr>
-        <w:pStyle w:val="ListParagraph"/>
-        <w:numPr>
-          <w:ilvl w:val="0"/>
-          <w:numId w:val="28"/>
-        </w:numPr>
-      </w:pPr>
-      <w:r>
-        <w:t>Executing stored procedures</w:t>
-      </w:r>
-    </w:p>
-    <w:p>
-      <w:pPr>
-        <w:pStyle w:val="ListParagraph"/>
-        <w:numPr>
-          <w:ilvl w:val="0"/>
-          <w:numId w:val="28"/>
-        </w:numPr>
-      </w:pPr>
-      <w:r>
-        <w:t>Creating functions</w:t>
-      </w:r>
-    </w:p>
-    <w:p>
-      <w:pPr>
-        <w:pStyle w:val="ListParagraph"/>
-        <w:numPr>
-          <w:ilvl w:val="0"/>
-          <w:numId w:val="28"/>
-        </w:numPr>
-      </w:pPr>
-      <w:r>
-        <w:t>Using functions in queries</w:t>
-      </w:r>
-    </w:p>
-    <w:p>
-      <w:pPr>
-        <w:pStyle w:val="ListParagraph"/>
-        <w:numPr>
-          <w:ilvl w:val="0"/>
-          <w:numId w:val="16"/>
-        </w:numPr>
-      </w:pPr>
-      <w:r>
-        <w:t>Performance Optimization:</w:t>
-      </w:r>
-    </w:p>
-    <w:p>
-      <w:pPr>
-        <w:pStyle w:val="ListParagraph"/>
-        <w:numPr>
-          <w:ilvl w:val="0"/>
-          <w:numId w:val="29"/>
-        </w:numPr>
-      </w:pPr>
-      <w:r>
-        <w:t>Query optimization techniques (using indexes, optimizing jo</w:t>
-      </w:r>
-      <w:r>
-        <w:t>ins, reducing subqueries)</w:t>
-      </w:r>
-    </w:p>
-    <w:p>
-      <w:pPr>
-        <w:pStyle w:val="ListParagraph"/>
-        <w:numPr>
-          <w:ilvl w:val="0"/>
-          <w:numId w:val="29"/>
-        </w:numPr>
-      </w:pPr>
-      <w:r>
-        <w:t>Per</w:t>
-      </w:r>
-      <w:r>
-        <w:t>formance tuning best practices</w:t>
-      </w:r>
-    </w:p>
-    <w:p>
-      <w:pPr>
-        <w:pStyle w:val="ListParagraph"/>
-        <w:numPr>
-          <w:ilvl w:val="0"/>
-          <w:numId w:val="16"/>
-        </w:numPr>
-      </w:pPr>
-      <w:r>
-        <w:t>Advanced SQL Concepts:</w:t>
-      </w:r>
-    </w:p>
-    <w:p>
-      <w:pPr>
-        <w:pStyle w:val="ListParagraph"/>
-        <w:numPr>
-          <w:ilvl w:val="0"/>
-          <w:numId w:val="30"/>
-        </w:numPr>
-      </w:pPr>
-      <w:r>
-        <w:t>Recursive queries</w:t>
-      </w:r>
-    </w:p>
-    <w:p>
-      <w:pPr>
-        <w:pStyle w:val="ListParagraph"/>
-        <w:numPr>
-          <w:ilvl w:val="0"/>
-          <w:numId w:val="30"/>
-        </w:numPr>
-      </w:pPr>
-      <w:r>
-        <w:t>Pivot and unpivot operations</w:t>
-      </w:r>
-    </w:p>
-    <w:p>
-      <w:pPr>
-        <w:pStyle w:val="ListParagraph"/>
-        <w:numPr>
-          <w:ilvl w:val="0"/>
-          <w:numId w:val="30"/>
-        </w:numPr>
-      </w:pPr>
-      <w:r>
-        <w:t xml:space="preserve">Window functions (Row_number, rank, dense_rank, lead </w:t>
-      </w:r>
-      <w:r>
-        <w:t>&amp; lag)</w:t>
-      </w:r>
-    </w:p>
-    <w:p>
-      <w:pPr>
-        <w:pStyle w:val="ListParagraph"/>
-        <w:numPr>
-          <w:ilvl w:val="0"/>
-          <w:numId w:val="30"/>
-        </w:numPr>
-      </w:pPr>
-      <w:r>
-        <w:t>CTEs (Common Table Expressions)</w:t>
-      </w:r>
-    </w:p>
-    <w:p>
-      <w:pPr>
-        <w:pStyle w:val="ListParagraph"/>
-        <w:numPr>
-          <w:ilvl w:val="0"/>
-          <w:numId w:val="30"/>
-        </w:numPr>
-      </w:pPr>
-      <w:r>
-        <w:t>Dynamic SQL</w:t>
-      </w:r>
+        <w:t>SQL Injection Prevention</w:t>
+      </w:r>
+    </w:p>
+    <w:p>
+      <w:pPr>
+        <w:ind w:left="360"/>
+      </w:pPr>
+      <w:r>
+        <w:t>Backup &amp; Restore</w:t>
+      </w:r>
+    </w:p>
+    <w:p>
+      <w:pPr>
+        <w:shd w:val="clear" w:color="auto" w:fill="FFFFFF"/>
+        <w:spacing w:before="100" w:beforeAutospacing="1" w:after="100" w:afterAutospacing="1" w:line="240" w:lineRule="auto"/>
+        <w:rPr>
+          <w:rFonts w:eastAsia="Times New Roman" w:cstheme="minorHAnsi"/>
+          <w:color w:val="000000"/>
+          <w:szCs w:val="23"/>
+        </w:rPr>
+      </w:pPr>
     </w:p>
     <w:p>
       <w:pPr>
@@ -1022,7 +1046,6 @@
           <w:color w:val="FF0000"/>
           <w:sz w:val="18"/>
         </w:rPr>
-        <w:lastRenderedPageBreak/>
         <w:t>UPDATE </w:t>
       </w:r>
       <w:r>
@@ -1107,6 +1130,7 @@
           <w:color w:val="FF0000"/>
           <w:sz w:val="18"/>
         </w:rPr>
+        <w:lastRenderedPageBreak/>
         <w:t>CREATE DATABASE </w:t>
       </w:r>
       <w:r>
@@ -1508,7 +1532,7 @@
         <w:pStyle w:val="ListParagraph"/>
         <w:numPr>
           <w:ilvl w:val="0"/>
-          <w:numId w:val="31"/>
+          <w:numId w:val="15"/>
         </w:numPr>
       </w:pPr>
       <w:r>
@@ -1542,10 +1566,18 @@
       </w:pPr>
       <w:r>
         <w:tab/>
-        <w:t xml:space="preserve">create table </w:t>
-      </w:r>
-      <w:r>
-        <w:t xml:space="preserve"> CUSTOMER (</w:t>
+        <w:t xml:space="preserve">create </w:t>
+      </w:r>
+      <w:proofErr w:type="gramStart"/>
+      <w:r>
+        <w:t xml:space="preserve">table </w:t>
+      </w:r>
+      <w:r>
+        <w:t xml:space="preserve"> CUSTOMER</w:t>
+      </w:r>
+      <w:proofErr w:type="gramEnd"/>
+      <w:r>
+        <w:t xml:space="preserve"> (</w:t>
       </w:r>
     </w:p>
     <w:p>
@@ -1574,10 +1606,17 @@
       </w:r>
       <w:r>
         <w:tab/>
+      </w:r>
+      <w:proofErr w:type="gramStart"/>
+      <w:r>
         <w:t xml:space="preserve">name </w:t>
       </w:r>
       <w:r>
-        <w:t xml:space="preserve"> VARCHAR(50), </w:t>
+        <w:t xml:space="preserve"> VARCHAR</w:t>
+      </w:r>
+      <w:proofErr w:type="gramEnd"/>
+      <w:r>
+        <w:t xml:space="preserve">(50), </w:t>
       </w:r>
     </w:p>
     <w:p>
@@ -1593,7 +1632,15 @@
         <w:t>state</w:t>
       </w:r>
       <w:r>
-        <w:t xml:space="preserve"> VARCHAR(20)</w:t>
+        <w:t xml:space="preserve"> </w:t>
+      </w:r>
+      <w:proofErr w:type="gramStart"/>
+      <w:r>
+        <w:t>VARCHAR(</w:t>
+      </w:r>
+      <w:proofErr w:type="gramEnd"/>
+      <w:r>
+        <w:t>20)</w:t>
       </w:r>
       <w:r>
         <w:t xml:space="preserve">  </w:t>
@@ -1613,7 +1660,7 @@
         <w:pStyle w:val="ListParagraph"/>
         <w:numPr>
           <w:ilvl w:val="0"/>
-          <w:numId w:val="31"/>
+          <w:numId w:val="15"/>
         </w:numPr>
       </w:pPr>
       <w:r>
@@ -1657,7 +1704,7 @@
         <w:pStyle w:val="ListParagraph"/>
         <w:numPr>
           <w:ilvl w:val="0"/>
-          <w:numId w:val="31"/>
+          <w:numId w:val="15"/>
         </w:numPr>
       </w:pPr>
       <w:r>
@@ -1710,41 +1757,41 @@
         <w:ind w:left="1440"/>
       </w:pPr>
       <w:r>
+        <w:t>insert</w:t>
+      </w:r>
+      <w:r>
+        <w:t xml:space="preserve"> </w:t>
+      </w:r>
+      <w:r>
+        <w:t>into</w:t>
+      </w:r>
+      <w:r>
+        <w:t xml:space="preserve"> CUSTOMER </w:t>
+      </w:r>
+      <w:r>
+        <w:t xml:space="preserve">values </w:t>
+      </w:r>
+      <w:r>
+        <w:t>(256,'Leela','Punjab');</w:t>
+      </w:r>
+    </w:p>
+    <w:p>
+      <w:pPr>
+        <w:rPr>
+          <w:rFonts w:cstheme="minorHAnsi"/>
+          <w:szCs w:val="28"/>
+        </w:rPr>
+      </w:pPr>
+    </w:p>
+    <w:p>
+      <w:pPr>
+        <w:pStyle w:val="Heading2"/>
+      </w:pPr>
+      <w:r>
+        <w:rPr>
+          <w:rStyle w:val="colorh1"/>
+        </w:rPr>
         <w:lastRenderedPageBreak/>
-        <w:t>insert</w:t>
-      </w:r>
-      <w:r>
-        <w:t xml:space="preserve"> </w:t>
-      </w:r>
-      <w:r>
-        <w:t>into</w:t>
-      </w:r>
-      <w:r>
-        <w:t xml:space="preserve"> CUSTOMER </w:t>
-      </w:r>
-      <w:r>
-        <w:t xml:space="preserve">values </w:t>
-      </w:r>
-      <w:r>
-        <w:t>(256,'Leela','Punjab');</w:t>
-      </w:r>
-    </w:p>
-    <w:p>
-      <w:pPr>
-        <w:rPr>
-          <w:rFonts w:cstheme="minorHAnsi"/>
-          <w:szCs w:val="28"/>
-        </w:rPr>
-      </w:pPr>
-    </w:p>
-    <w:p>
-      <w:pPr>
-        <w:pStyle w:val="Heading2"/>
-      </w:pPr>
-      <w:r>
-        <w:rPr>
-          <w:rStyle w:val="colorh1"/>
-        </w:rPr>
         <w:t>SELECT</w:t>
       </w:r>
       <w:r>
@@ -1840,6 +1887,7 @@
         </w:rPr>
         <w:t> </w:t>
       </w:r>
+      <w:proofErr w:type="spellStart"/>
       <w:r>
         <w:rPr>
           <w:rStyle w:val="Emphasis"/>
@@ -1850,6 +1898,7 @@
         </w:rPr>
         <w:t>table_name</w:t>
       </w:r>
+      <w:proofErr w:type="spellEnd"/>
       <w:r>
         <w:rPr>
           <w:rFonts w:cstheme="minorHAnsi"/>
@@ -1908,7 +1957,27 @@
           <w:szCs w:val="23"/>
           <w:shd w:val="clear" w:color="auto" w:fill="FFFFFF"/>
         </w:rPr>
-        <w:t> CustomerName, City </w:t>
+        <w:t> </w:t>
+      </w:r>
+      <w:proofErr w:type="spellStart"/>
+      <w:r>
+        <w:rPr>
+          <w:rFonts w:cstheme="minorHAnsi"/>
+          <w:color w:val="000000"/>
+          <w:szCs w:val="23"/>
+          <w:shd w:val="clear" w:color="auto" w:fill="FFFFFF"/>
+        </w:rPr>
+        <w:t>CustomerName</w:t>
+      </w:r>
+      <w:proofErr w:type="spellEnd"/>
+      <w:r>
+        <w:rPr>
+          <w:rFonts w:cstheme="minorHAnsi"/>
+          <w:color w:val="000000"/>
+          <w:szCs w:val="23"/>
+          <w:shd w:val="clear" w:color="auto" w:fill="FFFFFF"/>
+        </w:rPr>
+        <w:t>, City </w:t>
       </w:r>
       <w:r>
         <w:rPr>
@@ -2098,6 +2167,7 @@
         </w:rPr>
         <w:t> </w:t>
       </w:r>
+      <w:proofErr w:type="spellStart"/>
       <w:r>
         <w:rPr>
           <w:rStyle w:val="Emphasis"/>
@@ -2108,6 +2178,7 @@
         </w:rPr>
         <w:t>table_name</w:t>
       </w:r>
+      <w:proofErr w:type="spellEnd"/>
       <w:r>
         <w:rPr>
           <w:rFonts w:cstheme="minorHAnsi"/>
@@ -2169,6 +2240,7 @@
         </w:rPr>
         <w:t> </w:t>
       </w:r>
+      <w:proofErr w:type="gramStart"/>
       <w:r>
         <w:rPr>
           <w:rStyle w:val="sqlkeywordcolor"/>
@@ -2195,7 +2267,17 @@
           <w:szCs w:val="24"/>
           <w:shd w:val="clear" w:color="auto" w:fill="FFFFFF"/>
         </w:rPr>
-        <w:t>Country </w:t>
+        <w:t>Country</w:t>
+      </w:r>
+      <w:proofErr w:type="gramEnd"/>
+      <w:r>
+        <w:rPr>
+          <w:rFonts w:cstheme="minorHAnsi"/>
+          <w:color w:val="000000"/>
+          <w:szCs w:val="24"/>
+          <w:shd w:val="clear" w:color="auto" w:fill="FFFFFF"/>
+        </w:rPr>
+        <w:t> </w:t>
       </w:r>
       <w:r>
         <w:rPr>
@@ -2371,7 +2453,23 @@
           <w:rFonts w:cstheme="minorHAnsi"/>
           <w:szCs w:val="24"/>
         </w:rPr>
-        <w:t>*) AS DistinctCountries FROM ( SELECT DISTINCT Country FROM Customers );</w:t>
+        <w:t xml:space="preserve">*) AS DistinctCountries FROM </w:t>
+      </w:r>
+      <w:proofErr w:type="gramStart"/>
+      <w:r>
+        <w:rPr>
+          <w:rFonts w:cstheme="minorHAnsi"/>
+          <w:szCs w:val="24"/>
+        </w:rPr>
+        <w:t>( SELECT</w:t>
+      </w:r>
+      <w:proofErr w:type="gramEnd"/>
+      <w:r>
+        <w:rPr>
+          <w:rFonts w:cstheme="minorHAnsi"/>
+          <w:szCs w:val="24"/>
+        </w:rPr>
+        <w:t xml:space="preserve"> DISTINCT Country FROM Customers );</w:t>
       </w:r>
     </w:p>
     <w:p>
@@ -2425,7 +2523,23 @@
           <w:rFonts w:cstheme="minorHAnsi"/>
           <w:sz w:val="20"/>
         </w:rPr>
-        <w:t xml:space="preserve"> table_name </w:t>
+        <w:t> </w:t>
+      </w:r>
+      <w:proofErr w:type="spellStart"/>
+      <w:r>
+        <w:rPr>
+          <w:rFonts w:cstheme="minorHAnsi"/>
+          <w:sz w:val="20"/>
+        </w:rPr>
+        <w:t>table_name</w:t>
+      </w:r>
+      <w:proofErr w:type="spellEnd"/>
+      <w:r>
+        <w:rPr>
+          <w:rFonts w:cstheme="minorHAnsi"/>
+          <w:sz w:val="20"/>
+        </w:rPr>
+        <w:t xml:space="preserve"> </w:t>
       </w:r>
       <w:r>
         <w:rPr>
@@ -2497,7 +2611,21 @@
         <w:rPr>
           <w:rFonts w:cstheme="minorHAnsi"/>
         </w:rPr>
-        <w:t>SELECT * FROM Customers WHERE CustomerID=1;</w:t>
+        <w:t>SELECT * FROM Customers WHERE </w:t>
+      </w:r>
+      <w:proofErr w:type="spellStart"/>
+      <w:r>
+        <w:rPr>
+          <w:rFonts w:cstheme="minorHAnsi"/>
+        </w:rPr>
+        <w:t>CustomerID</w:t>
+      </w:r>
+      <w:proofErr w:type="spellEnd"/>
+      <w:r>
+        <w:rPr>
+          <w:rFonts w:cstheme="minorHAnsi"/>
+        </w:rPr>
+        <w:t>=1;</w:t>
       </w:r>
     </w:p>
     <w:p>
@@ -2756,12 +2884,14 @@
         </w:rPr>
         <w:t xml:space="preserve"> </w:t>
       </w:r>
+      <w:proofErr w:type="gramStart"/>
       <w:r>
         <w:rPr>
           <w:rFonts w:cstheme="minorHAnsi"/>
         </w:rPr>
         <w:t>/ !</w:t>
       </w:r>
+      <w:proofErr w:type="gramEnd"/>
       <w:r>
         <w:rPr>
           <w:rFonts w:cstheme="minorHAnsi"/>
@@ -2802,7 +2932,20 @@
           <w:rFonts w:cstheme="minorHAnsi"/>
         </w:rPr>
         <w:tab/>
-        <w:t>Between a certain range</w:t>
+      </w:r>
+      <w:proofErr w:type="spellStart"/>
+      <w:r>
+        <w:rPr>
+          <w:rFonts w:cstheme="minorHAnsi"/>
+        </w:rPr>
+        <w:t>Between</w:t>
+      </w:r>
+      <w:proofErr w:type="spellEnd"/>
+      <w:r>
+        <w:rPr>
+          <w:rFonts w:cstheme="minorHAnsi"/>
+        </w:rPr>
+        <w:t xml:space="preserve"> a certain range</w:t>
       </w:r>
     </w:p>
     <w:p>
@@ -3005,7 +3148,6 @@
           <w:color w:val="000000"/>
           <w:szCs w:val="24"/>
         </w:rPr>
-        <w:lastRenderedPageBreak/>
         <w:t>The </w:t>
       </w:r>
       <w:r>
@@ -3114,6 +3256,7 @@
           <w:color w:val="FF0000"/>
           <w:szCs w:val="24"/>
         </w:rPr>
+        <w:lastRenderedPageBreak/>
         <w:t>SELECT</w:t>
       </w:r>
       <w:r>
@@ -3143,8 +3286,17 @@
           <w:rFonts w:cstheme="minorHAnsi"/>
           <w:szCs w:val="24"/>
         </w:rPr>
-        <w:t> table_name</w:t>
-      </w:r>
+        <w:t> </w:t>
+      </w:r>
+      <w:proofErr w:type="spellStart"/>
+      <w:r>
+        <w:rPr>
+          <w:rFonts w:cstheme="minorHAnsi"/>
+          <w:szCs w:val="24"/>
+        </w:rPr>
+        <w:t>table_name</w:t>
+      </w:r>
+      <w:proofErr w:type="spellEnd"/>
       <w:r>
         <w:rPr>
           <w:rFonts w:cstheme="minorHAnsi"/>
@@ -3435,8 +3587,17 @@
           <w:rFonts w:cstheme="minorHAnsi"/>
           <w:szCs w:val="24"/>
         </w:rPr>
-        <w:t> table_name</w:t>
-      </w:r>
+        <w:t> </w:t>
+      </w:r>
+      <w:proofErr w:type="spellStart"/>
+      <w:r>
+        <w:rPr>
+          <w:rFonts w:cstheme="minorHAnsi"/>
+          <w:szCs w:val="24"/>
+        </w:rPr>
+        <w:t>table_name</w:t>
+      </w:r>
+      <w:proofErr w:type="spellEnd"/>
     </w:p>
     <w:p>
       <w:pPr>
@@ -3720,7 +3881,23 @@
           <w:rFonts w:cstheme="minorHAnsi"/>
           <w:szCs w:val="24"/>
         </w:rPr>
-        <w:t xml:space="preserve"> table_name </w:t>
+        <w:t> </w:t>
+      </w:r>
+      <w:proofErr w:type="spellStart"/>
+      <w:r>
+        <w:rPr>
+          <w:rFonts w:cstheme="minorHAnsi"/>
+          <w:szCs w:val="24"/>
+        </w:rPr>
+        <w:t>table_name</w:t>
+      </w:r>
+      <w:proofErr w:type="spellEnd"/>
+      <w:r>
+        <w:rPr>
+          <w:rFonts w:cstheme="minorHAnsi"/>
+          <w:szCs w:val="24"/>
+        </w:rPr>
+        <w:t xml:space="preserve"> </w:t>
       </w:r>
       <w:r>
         <w:rPr>
@@ -4316,6 +4493,7 @@
         </w:rPr>
         <w:t> </w:t>
       </w:r>
+      <w:proofErr w:type="spellStart"/>
       <w:r>
         <w:rPr>
           <w:rStyle w:val="Emphasis"/>
@@ -4326,6 +4504,7 @@
         </w:rPr>
         <w:t>table_name</w:t>
       </w:r>
+      <w:proofErr w:type="spellEnd"/>
       <w:r>
         <w:rPr>
           <w:rFonts w:cstheme="minorHAnsi"/>
@@ -4380,8 +4559,20 @@
           <w:szCs w:val="23"/>
           <w:shd w:val="clear" w:color="auto" w:fill="FFFFFF"/>
         </w:rPr>
-        <w:t>column1, column2,   </w:t>
-      </w:r>
+        <w:t>column1, column</w:t>
+      </w:r>
+      <w:proofErr w:type="gramStart"/>
+      <w:r>
+        <w:rPr>
+          <w:rStyle w:val="Emphasis"/>
+          <w:rFonts w:cstheme="minorHAnsi"/>
+          <w:color w:val="000000"/>
+          <w:szCs w:val="23"/>
+          <w:shd w:val="clear" w:color="auto" w:fill="FFFFFF"/>
+        </w:rPr>
+        <w:t>2,   </w:t>
+      </w:r>
+      <w:proofErr w:type="gramEnd"/>
       <w:r>
         <w:rPr>
           <w:rStyle w:val="sqlkeywordcolor"/>
@@ -4682,7 +4873,27 @@
           <w:szCs w:val="23"/>
           <w:shd w:val="clear" w:color="auto" w:fill="FFFFFF"/>
         </w:rPr>
-        <w:t>, CustomerName </w:t>
+        <w:t xml:space="preserve">, </w:t>
+      </w:r>
+      <w:proofErr w:type="spellStart"/>
+      <w:r>
+        <w:rPr>
+          <w:rFonts w:cstheme="minorHAnsi"/>
+          <w:color w:val="000000"/>
+          <w:szCs w:val="23"/>
+          <w:shd w:val="clear" w:color="auto" w:fill="FFFFFF"/>
+        </w:rPr>
+        <w:t>CustomerName</w:t>
+      </w:r>
+      <w:proofErr w:type="spellEnd"/>
+      <w:r>
+        <w:rPr>
+          <w:rFonts w:cstheme="minorHAnsi"/>
+          <w:color w:val="000000"/>
+          <w:szCs w:val="23"/>
+          <w:shd w:val="clear" w:color="auto" w:fill="FFFFFF"/>
+        </w:rPr>
+        <w:t> </w:t>
       </w:r>
       <w:r>
         <w:rPr>
@@ -4709,29 +4920,498 @@
         <w:pStyle w:val="Heading2"/>
       </w:pPr>
       <w:r>
+        <w:t>INSERT INTO Statement</w:t>
+      </w:r>
+    </w:p>
+    <w:p>
+      <w:pPr>
+        <w:ind w:left="720"/>
+        <w:rPr>
+          <w:rFonts w:cstheme="minorHAnsi"/>
+          <w:color w:val="000000"/>
+          <w:szCs w:val="23"/>
+          <w:shd w:val="clear" w:color="auto" w:fill="FFFFFF"/>
+        </w:rPr>
+      </w:pPr>
+      <w:r>
+        <w:rPr>
+          <w:rStyle w:val="sqlkeywordcolor"/>
+          <w:rFonts w:cstheme="minorHAnsi"/>
+          <w:color w:val="0000CD"/>
+          <w:szCs w:val="23"/>
+          <w:shd w:val="clear" w:color="auto" w:fill="FFFFFF"/>
+        </w:rPr>
+        <w:t>INSERT</w:t>
+      </w:r>
+      <w:r>
+        <w:rPr>
+          <w:rFonts w:cstheme="minorHAnsi"/>
+          <w:color w:val="000000"/>
+          <w:szCs w:val="23"/>
+          <w:shd w:val="clear" w:color="auto" w:fill="FFFFFF"/>
+        </w:rPr>
+        <w:t> </w:t>
+      </w:r>
+      <w:r>
+        <w:rPr>
+          <w:rStyle w:val="sqlkeywordcolor"/>
+          <w:rFonts w:cstheme="minorHAnsi"/>
+          <w:color w:val="0000CD"/>
+          <w:szCs w:val="23"/>
+          <w:shd w:val="clear" w:color="auto" w:fill="FFFFFF"/>
+        </w:rPr>
+        <w:t>INTO</w:t>
+      </w:r>
+      <w:r>
+        <w:rPr>
+          <w:rFonts w:cstheme="minorHAnsi"/>
+          <w:color w:val="000000"/>
+          <w:szCs w:val="23"/>
+          <w:shd w:val="clear" w:color="auto" w:fill="FFFFFF"/>
+        </w:rPr>
+        <w:t> </w:t>
+      </w:r>
+      <w:proofErr w:type="spellStart"/>
+      <w:r>
+        <w:rPr>
+          <w:rStyle w:val="Emphasis"/>
+          <w:rFonts w:cstheme="minorHAnsi"/>
+          <w:color w:val="000000"/>
+          <w:szCs w:val="23"/>
+          <w:shd w:val="clear" w:color="auto" w:fill="FFFFFF"/>
+        </w:rPr>
+        <w:t>table_name</w:t>
+      </w:r>
+      <w:proofErr w:type="spellEnd"/>
+      <w:r>
+        <w:rPr>
+          <w:rFonts w:cstheme="minorHAnsi"/>
+          <w:color w:val="000000"/>
+          <w:szCs w:val="23"/>
+          <w:shd w:val="clear" w:color="auto" w:fill="FFFFFF"/>
+        </w:rPr>
+        <w:t> (</w:t>
+      </w:r>
+      <w:r>
+        <w:rPr>
+          <w:rStyle w:val="Emphasis"/>
+          <w:rFonts w:cstheme="minorHAnsi"/>
+          <w:color w:val="000000"/>
+          <w:szCs w:val="23"/>
+          <w:shd w:val="clear" w:color="auto" w:fill="FFFFFF"/>
+        </w:rPr>
+        <w:t>column1</w:t>
+      </w:r>
+      <w:r>
+        <w:rPr>
+          <w:rFonts w:cstheme="minorHAnsi"/>
+          <w:color w:val="000000"/>
+          <w:szCs w:val="23"/>
+          <w:shd w:val="clear" w:color="auto" w:fill="FFFFFF"/>
+        </w:rPr>
+        <w:t>,</w:t>
+      </w:r>
+      <w:r>
+        <w:rPr>
+          <w:rStyle w:val="Emphasis"/>
+          <w:rFonts w:cstheme="minorHAnsi"/>
+          <w:color w:val="000000"/>
+          <w:szCs w:val="23"/>
+          <w:shd w:val="clear" w:color="auto" w:fill="FFFFFF"/>
+        </w:rPr>
+        <w:t> column2</w:t>
+      </w:r>
+      <w:r>
+        <w:rPr>
+          <w:rFonts w:cstheme="minorHAnsi"/>
+          <w:color w:val="000000"/>
+          <w:szCs w:val="23"/>
+          <w:shd w:val="clear" w:color="auto" w:fill="FFFFFF"/>
+        </w:rPr>
+        <w:t>,</w:t>
+      </w:r>
+      <w:r>
+        <w:rPr>
+          <w:rStyle w:val="Emphasis"/>
+          <w:rFonts w:cstheme="minorHAnsi"/>
+          <w:color w:val="000000"/>
+          <w:szCs w:val="23"/>
+          <w:shd w:val="clear" w:color="auto" w:fill="FFFFFF"/>
+        </w:rPr>
+        <w:t> column3</w:t>
+      </w:r>
+      <w:r>
+        <w:rPr>
+          <w:rFonts w:cstheme="minorHAnsi"/>
+          <w:color w:val="000000"/>
+          <w:szCs w:val="23"/>
+          <w:shd w:val="clear" w:color="auto" w:fill="FFFFFF"/>
+        </w:rPr>
+        <w:t>, ...)</w:t>
+      </w:r>
+      <w:r>
+        <w:rPr>
+          <w:rFonts w:cstheme="minorHAnsi"/>
+          <w:color w:val="000000"/>
+          <w:szCs w:val="23"/>
+        </w:rPr>
+        <w:br/>
+      </w:r>
+      <w:r>
+        <w:rPr>
+          <w:rStyle w:val="sqlkeywordcolor"/>
+          <w:rFonts w:cstheme="minorHAnsi"/>
+          <w:color w:val="0000CD"/>
+          <w:szCs w:val="23"/>
+          <w:shd w:val="clear" w:color="auto" w:fill="FFFFFF"/>
+        </w:rPr>
+        <w:t>VALUES</w:t>
+      </w:r>
+      <w:r>
+        <w:rPr>
+          <w:rFonts w:cstheme="minorHAnsi"/>
+          <w:color w:val="000000"/>
+          <w:szCs w:val="23"/>
+          <w:shd w:val="clear" w:color="auto" w:fill="FFFFFF"/>
+        </w:rPr>
+        <w:t> (</w:t>
+      </w:r>
+      <w:r>
+        <w:rPr>
+          <w:rStyle w:val="Emphasis"/>
+          <w:rFonts w:cstheme="minorHAnsi"/>
+          <w:color w:val="000000"/>
+          <w:szCs w:val="23"/>
+          <w:shd w:val="clear" w:color="auto" w:fill="FFFFFF"/>
+        </w:rPr>
+        <w:t>value1</w:t>
+      </w:r>
+      <w:r>
+        <w:rPr>
+          <w:rFonts w:cstheme="minorHAnsi"/>
+          <w:color w:val="000000"/>
+          <w:szCs w:val="23"/>
+          <w:shd w:val="clear" w:color="auto" w:fill="FFFFFF"/>
+        </w:rPr>
+        <w:t>,</w:t>
+      </w:r>
+      <w:r>
+        <w:rPr>
+          <w:rStyle w:val="Emphasis"/>
+          <w:rFonts w:cstheme="minorHAnsi"/>
+          <w:color w:val="000000"/>
+          <w:szCs w:val="23"/>
+          <w:shd w:val="clear" w:color="auto" w:fill="FFFFFF"/>
+        </w:rPr>
+        <w:t> value2</w:t>
+      </w:r>
+      <w:r>
+        <w:rPr>
+          <w:rFonts w:cstheme="minorHAnsi"/>
+          <w:color w:val="000000"/>
+          <w:szCs w:val="23"/>
+          <w:shd w:val="clear" w:color="auto" w:fill="FFFFFF"/>
+        </w:rPr>
+        <w:t>,</w:t>
+      </w:r>
+      <w:r>
+        <w:rPr>
+          <w:rStyle w:val="Emphasis"/>
+          <w:rFonts w:cstheme="minorHAnsi"/>
+          <w:color w:val="000000"/>
+          <w:szCs w:val="23"/>
+          <w:shd w:val="clear" w:color="auto" w:fill="FFFFFF"/>
+        </w:rPr>
+        <w:t> value3</w:t>
+      </w:r>
+      <w:r>
+        <w:rPr>
+          <w:rFonts w:cstheme="minorHAnsi"/>
+          <w:color w:val="000000"/>
+          <w:szCs w:val="23"/>
+          <w:shd w:val="clear" w:color="auto" w:fill="FFFFFF"/>
+        </w:rPr>
+        <w:t>, ...);</w:t>
+      </w:r>
+    </w:p>
+    <w:p>
+      <w:pPr>
+        <w:ind w:left="720"/>
+        <w:rPr>
+          <w:rFonts w:cstheme="minorHAnsi"/>
+          <w:color w:val="000000"/>
+          <w:szCs w:val="23"/>
+          <w:shd w:val="clear" w:color="auto" w:fill="FFFFFF"/>
+        </w:rPr>
+      </w:pPr>
+      <w:r>
+        <w:rPr>
+          <w:rStyle w:val="sqlkeywordcolor"/>
+          <w:rFonts w:cstheme="minorHAnsi"/>
+          <w:color w:val="0000CD"/>
+          <w:szCs w:val="23"/>
+          <w:shd w:val="clear" w:color="auto" w:fill="FFFFFF"/>
+        </w:rPr>
+        <w:t>INSERT</w:t>
+      </w:r>
+      <w:r>
+        <w:rPr>
+          <w:rFonts w:cstheme="minorHAnsi"/>
+          <w:color w:val="000000"/>
+          <w:szCs w:val="23"/>
+          <w:shd w:val="clear" w:color="auto" w:fill="FFFFFF"/>
+        </w:rPr>
+        <w:t> </w:t>
+      </w:r>
+      <w:r>
+        <w:rPr>
+          <w:rStyle w:val="sqlkeywordcolor"/>
+          <w:rFonts w:cstheme="minorHAnsi"/>
+          <w:color w:val="0000CD"/>
+          <w:szCs w:val="23"/>
+          <w:shd w:val="clear" w:color="auto" w:fill="FFFFFF"/>
+        </w:rPr>
+        <w:t>INTO</w:t>
+      </w:r>
+      <w:r>
+        <w:rPr>
+          <w:rFonts w:cstheme="minorHAnsi"/>
+          <w:color w:val="000000"/>
+          <w:szCs w:val="23"/>
+          <w:shd w:val="clear" w:color="auto" w:fill="FFFFFF"/>
+        </w:rPr>
+        <w:t> Customers (</w:t>
+      </w:r>
+      <w:proofErr w:type="spellStart"/>
+      <w:r>
+        <w:rPr>
+          <w:rFonts w:cstheme="minorHAnsi"/>
+          <w:color w:val="000000"/>
+          <w:szCs w:val="23"/>
+          <w:shd w:val="clear" w:color="auto" w:fill="FFFFFF"/>
+        </w:rPr>
+        <w:t>CustomerName</w:t>
+      </w:r>
+      <w:proofErr w:type="spellEnd"/>
+      <w:r>
+        <w:rPr>
+          <w:rFonts w:cstheme="minorHAnsi"/>
+          <w:color w:val="000000"/>
+          <w:szCs w:val="23"/>
+          <w:shd w:val="clear" w:color="auto" w:fill="FFFFFF"/>
+        </w:rPr>
+        <w:t xml:space="preserve">, </w:t>
+      </w:r>
+      <w:proofErr w:type="spellStart"/>
+      <w:r>
+        <w:rPr>
+          <w:rFonts w:cstheme="minorHAnsi"/>
+          <w:color w:val="000000"/>
+          <w:szCs w:val="23"/>
+          <w:shd w:val="clear" w:color="auto" w:fill="FFFFFF"/>
+        </w:rPr>
+        <w:t>ContactName</w:t>
+      </w:r>
+      <w:proofErr w:type="spellEnd"/>
+      <w:r>
+        <w:rPr>
+          <w:rFonts w:cstheme="minorHAnsi"/>
+          <w:color w:val="000000"/>
+          <w:szCs w:val="23"/>
+          <w:shd w:val="clear" w:color="auto" w:fill="FFFFFF"/>
+        </w:rPr>
+        <w:t xml:space="preserve">, Address, City, </w:t>
+      </w:r>
+      <w:proofErr w:type="spellStart"/>
+      <w:r>
+        <w:rPr>
+          <w:rFonts w:cstheme="minorHAnsi"/>
+          <w:color w:val="000000"/>
+          <w:szCs w:val="23"/>
+          <w:shd w:val="clear" w:color="auto" w:fill="FFFFFF"/>
+        </w:rPr>
+        <w:t>PostalCode</w:t>
+      </w:r>
+      <w:proofErr w:type="spellEnd"/>
+      <w:r>
+        <w:rPr>
+          <w:rFonts w:cstheme="minorHAnsi"/>
+          <w:color w:val="000000"/>
+          <w:szCs w:val="23"/>
+          <w:shd w:val="clear" w:color="auto" w:fill="FFFFFF"/>
+        </w:rPr>
+        <w:t>, Country)</w:t>
+      </w:r>
+      <w:r>
+        <w:rPr>
+          <w:rFonts w:cstheme="minorHAnsi"/>
+          <w:color w:val="000000"/>
+          <w:szCs w:val="23"/>
+        </w:rPr>
+        <w:t xml:space="preserve"> </w:t>
+      </w:r>
+      <w:r>
+        <w:rPr>
+          <w:rStyle w:val="sqlkeywordcolor"/>
+          <w:rFonts w:cstheme="minorHAnsi"/>
+          <w:color w:val="0000CD"/>
+          <w:szCs w:val="23"/>
+          <w:shd w:val="clear" w:color="auto" w:fill="FFFFFF"/>
+        </w:rPr>
+        <w:t>VALUES</w:t>
+      </w:r>
+      <w:r>
+        <w:rPr>
+          <w:rFonts w:cstheme="minorHAnsi"/>
+          <w:color w:val="000000"/>
+          <w:szCs w:val="23"/>
+          <w:shd w:val="clear" w:color="auto" w:fill="FFFFFF"/>
+        </w:rPr>
+        <w:t> (</w:t>
+      </w:r>
+      <w:r>
+        <w:rPr>
+          <w:rStyle w:val="sqlstringcolor"/>
+          <w:rFonts w:cstheme="minorHAnsi"/>
+          <w:color w:val="A52A2A"/>
+          <w:szCs w:val="23"/>
+          <w:shd w:val="clear" w:color="auto" w:fill="FFFFFF"/>
+        </w:rPr>
+        <w:t>'Cardinal'</w:t>
+      </w:r>
+      <w:r>
+        <w:rPr>
+          <w:rFonts w:cstheme="minorHAnsi"/>
+          <w:color w:val="000000"/>
+          <w:szCs w:val="23"/>
+          <w:shd w:val="clear" w:color="auto" w:fill="FFFFFF"/>
+        </w:rPr>
+        <w:t>, </w:t>
+      </w:r>
+      <w:r>
+        <w:rPr>
+          <w:rStyle w:val="sqlstringcolor"/>
+          <w:rFonts w:cstheme="minorHAnsi"/>
+          <w:color w:val="A52A2A"/>
+          <w:szCs w:val="23"/>
+          <w:shd w:val="clear" w:color="auto" w:fill="FFFFFF"/>
+        </w:rPr>
+        <w:t>'Tom B. Erichsen'</w:t>
+      </w:r>
+      <w:r>
+        <w:rPr>
+          <w:rFonts w:cstheme="minorHAnsi"/>
+          <w:color w:val="000000"/>
+          <w:szCs w:val="23"/>
+          <w:shd w:val="clear" w:color="auto" w:fill="FFFFFF"/>
+        </w:rPr>
+        <w:t>, </w:t>
+      </w:r>
+      <w:r>
+        <w:rPr>
+          <w:rStyle w:val="sqlstringcolor"/>
+          <w:rFonts w:cstheme="minorHAnsi"/>
+          <w:color w:val="A52A2A"/>
+          <w:szCs w:val="23"/>
+          <w:shd w:val="clear" w:color="auto" w:fill="FFFFFF"/>
+        </w:rPr>
+        <w:t>'Skagen 21'</w:t>
+      </w:r>
+      <w:r>
+        <w:rPr>
+          <w:rFonts w:cstheme="minorHAnsi"/>
+          <w:color w:val="000000"/>
+          <w:szCs w:val="23"/>
+          <w:shd w:val="clear" w:color="auto" w:fill="FFFFFF"/>
+        </w:rPr>
+        <w:t>, </w:t>
+      </w:r>
+      <w:r>
+        <w:rPr>
+          <w:rStyle w:val="sqlstringcolor"/>
+          <w:rFonts w:cstheme="minorHAnsi"/>
+          <w:color w:val="A52A2A"/>
+          <w:szCs w:val="23"/>
+          <w:shd w:val="clear" w:color="auto" w:fill="FFFFFF"/>
+        </w:rPr>
+        <w:t>'Stavanger'</w:t>
+      </w:r>
+      <w:r>
+        <w:rPr>
+          <w:rFonts w:cstheme="minorHAnsi"/>
+          <w:color w:val="000000"/>
+          <w:szCs w:val="23"/>
+          <w:shd w:val="clear" w:color="auto" w:fill="FFFFFF"/>
+        </w:rPr>
+        <w:t>, </w:t>
+      </w:r>
+      <w:r>
+        <w:rPr>
+          <w:rStyle w:val="sqlstringcolor"/>
+          <w:rFonts w:cstheme="minorHAnsi"/>
+          <w:color w:val="A52A2A"/>
+          <w:szCs w:val="23"/>
+          <w:shd w:val="clear" w:color="auto" w:fill="FFFFFF"/>
+        </w:rPr>
+        <w:t>'4006'</w:t>
+      </w:r>
+      <w:r>
+        <w:rPr>
+          <w:rFonts w:cstheme="minorHAnsi"/>
+          <w:color w:val="000000"/>
+          <w:szCs w:val="23"/>
+          <w:shd w:val="clear" w:color="auto" w:fill="FFFFFF"/>
+        </w:rPr>
+        <w:t>, </w:t>
+      </w:r>
+      <w:r>
+        <w:rPr>
+          <w:rStyle w:val="sqlstringcolor"/>
+          <w:rFonts w:cstheme="minorHAnsi"/>
+          <w:color w:val="A52A2A"/>
+          <w:szCs w:val="23"/>
+          <w:shd w:val="clear" w:color="auto" w:fill="FFFFFF"/>
+        </w:rPr>
+        <w:t>'Norway'</w:t>
+      </w:r>
+      <w:r>
+        <w:rPr>
+          <w:rFonts w:cstheme="minorHAnsi"/>
+          <w:color w:val="000000"/>
+          <w:szCs w:val="23"/>
+          <w:shd w:val="clear" w:color="auto" w:fill="FFFFFF"/>
+        </w:rPr>
+        <w:t>);</w:t>
+      </w:r>
+    </w:p>
+    <w:p>
+      <w:pPr>
+        <w:pStyle w:val="Heading2"/>
+      </w:pPr>
+      <w:r>
         <w:lastRenderedPageBreak/>
-        <w:t>INSERT INTO Statement</w:t>
-      </w:r>
-    </w:p>
-    <w:p>
-      <w:pPr>
-        <w:ind w:left="720"/>
-        <w:rPr>
-          <w:rFonts w:cstheme="minorHAnsi"/>
-          <w:color w:val="000000"/>
-          <w:szCs w:val="23"/>
-          <w:shd w:val="clear" w:color="auto" w:fill="FFFFFF"/>
-        </w:rPr>
-      </w:pPr>
-      <w:r>
-        <w:rPr>
-          <w:rStyle w:val="sqlkeywordcolor"/>
-          <w:rFonts w:cstheme="minorHAnsi"/>
-          <w:color w:val="0000CD"/>
-          <w:szCs w:val="23"/>
-          <w:shd w:val="clear" w:color="auto" w:fill="FFFFFF"/>
-        </w:rPr>
-        <w:t>INSERT</w:t>
+        <w:t>NULL Value</w:t>
+      </w:r>
+    </w:p>
+    <w:p>
+      <w:pPr>
+        <w:ind w:left="1440"/>
+        <w:rPr>
+          <w:rFonts w:cstheme="minorHAnsi"/>
+          <w:color w:val="000000"/>
+          <w:szCs w:val="23"/>
+          <w:shd w:val="clear" w:color="auto" w:fill="FFFFFF"/>
+        </w:rPr>
+      </w:pPr>
+      <w:r>
+        <w:rPr>
+          <w:rStyle w:val="sqlkeywordcolor"/>
+          <w:rFonts w:cstheme="minorHAnsi"/>
+          <w:color w:val="0000CD"/>
+          <w:szCs w:val="23"/>
+          <w:shd w:val="clear" w:color="auto" w:fill="FFFFFF"/>
+        </w:rPr>
+        <w:t>SELECT</w:t>
       </w:r>
       <w:r>
         <w:rPr>
@@ -4742,25 +5422,7 @@
         </w:rPr>
         <w:t> </w:t>
       </w:r>
-      <w:r>
-        <w:rPr>
-          <w:rStyle w:val="sqlkeywordcolor"/>
-          <w:rFonts w:cstheme="minorHAnsi"/>
-          <w:color w:val="0000CD"/>
-          <w:szCs w:val="23"/>
-          <w:shd w:val="clear" w:color="auto" w:fill="FFFFFF"/>
-        </w:rPr>
-        <w:t>INTO</w:t>
-      </w:r>
-      <w:r>
-        <w:rPr>
-          <w:rFonts w:cstheme="minorHAnsi"/>
-          <w:color w:val="000000"/>
-          <w:szCs w:val="23"/>
-          <w:shd w:val="clear" w:color="auto" w:fill="FFFFFF"/>
-        </w:rPr>
-        <w:t> </w:t>
-      </w:r>
+      <w:proofErr w:type="spellStart"/>
       <w:r>
         <w:rPr>
           <w:rStyle w:val="Emphasis"/>
@@ -4769,396 +5431,9 @@
           <w:szCs w:val="23"/>
           <w:shd w:val="clear" w:color="auto" w:fill="FFFFFF"/>
         </w:rPr>
-        <w:t>table_name</w:t>
-      </w:r>
-      <w:r>
-        <w:rPr>
-          <w:rFonts w:cstheme="minorHAnsi"/>
-          <w:color w:val="000000"/>
-          <w:szCs w:val="23"/>
-          <w:shd w:val="clear" w:color="auto" w:fill="FFFFFF"/>
-        </w:rPr>
-        <w:t> (</w:t>
-      </w:r>
-      <w:r>
-        <w:rPr>
-          <w:rStyle w:val="Emphasis"/>
-          <w:rFonts w:cstheme="minorHAnsi"/>
-          <w:color w:val="000000"/>
-          <w:szCs w:val="23"/>
-          <w:shd w:val="clear" w:color="auto" w:fill="FFFFFF"/>
-        </w:rPr>
-        <w:t>column1</w:t>
-      </w:r>
-      <w:r>
-        <w:rPr>
-          <w:rFonts w:cstheme="minorHAnsi"/>
-          <w:color w:val="000000"/>
-          <w:szCs w:val="23"/>
-          <w:shd w:val="clear" w:color="auto" w:fill="FFFFFF"/>
-        </w:rPr>
-        <w:t>,</w:t>
-      </w:r>
-      <w:r>
-        <w:rPr>
-          <w:rStyle w:val="Emphasis"/>
-          <w:rFonts w:cstheme="minorHAnsi"/>
-          <w:color w:val="000000"/>
-          <w:szCs w:val="23"/>
-          <w:shd w:val="clear" w:color="auto" w:fill="FFFFFF"/>
-        </w:rPr>
-        <w:t> column2</w:t>
-      </w:r>
-      <w:r>
-        <w:rPr>
-          <w:rFonts w:cstheme="minorHAnsi"/>
-          <w:color w:val="000000"/>
-          <w:szCs w:val="23"/>
-          <w:shd w:val="clear" w:color="auto" w:fill="FFFFFF"/>
-        </w:rPr>
-        <w:t>,</w:t>
-      </w:r>
-      <w:r>
-        <w:rPr>
-          <w:rStyle w:val="Emphasis"/>
-          <w:rFonts w:cstheme="minorHAnsi"/>
-          <w:color w:val="000000"/>
-          <w:szCs w:val="23"/>
-          <w:shd w:val="clear" w:color="auto" w:fill="FFFFFF"/>
-        </w:rPr>
-        <w:t> column3</w:t>
-      </w:r>
-      <w:r>
-        <w:rPr>
-          <w:rFonts w:cstheme="minorHAnsi"/>
-          <w:color w:val="000000"/>
-          <w:szCs w:val="23"/>
-          <w:shd w:val="clear" w:color="auto" w:fill="FFFFFF"/>
-        </w:rPr>
-        <w:t>, ...)</w:t>
-      </w:r>
-      <w:r>
-        <w:rPr>
-          <w:rFonts w:cstheme="minorHAnsi"/>
-          <w:color w:val="000000"/>
-          <w:szCs w:val="23"/>
-        </w:rPr>
-        <w:br/>
-      </w:r>
-      <w:r>
-        <w:rPr>
-          <w:rStyle w:val="sqlkeywordcolor"/>
-          <w:rFonts w:cstheme="minorHAnsi"/>
-          <w:color w:val="0000CD"/>
-          <w:szCs w:val="23"/>
-          <w:shd w:val="clear" w:color="auto" w:fill="FFFFFF"/>
-        </w:rPr>
-        <w:t>VALUES</w:t>
-      </w:r>
-      <w:r>
-        <w:rPr>
-          <w:rFonts w:cstheme="minorHAnsi"/>
-          <w:color w:val="000000"/>
-          <w:szCs w:val="23"/>
-          <w:shd w:val="clear" w:color="auto" w:fill="FFFFFF"/>
-        </w:rPr>
-        <w:t> (</w:t>
-      </w:r>
-      <w:r>
-        <w:rPr>
-          <w:rStyle w:val="Emphasis"/>
-          <w:rFonts w:cstheme="minorHAnsi"/>
-          <w:color w:val="000000"/>
-          <w:szCs w:val="23"/>
-          <w:shd w:val="clear" w:color="auto" w:fill="FFFFFF"/>
-        </w:rPr>
-        <w:t>value1</w:t>
-      </w:r>
-      <w:r>
-        <w:rPr>
-          <w:rFonts w:cstheme="minorHAnsi"/>
-          <w:color w:val="000000"/>
-          <w:szCs w:val="23"/>
-          <w:shd w:val="clear" w:color="auto" w:fill="FFFFFF"/>
-        </w:rPr>
-        <w:t>,</w:t>
-      </w:r>
-      <w:r>
-        <w:rPr>
-          <w:rStyle w:val="Emphasis"/>
-          <w:rFonts w:cstheme="minorHAnsi"/>
-          <w:color w:val="000000"/>
-          <w:szCs w:val="23"/>
-          <w:shd w:val="clear" w:color="auto" w:fill="FFFFFF"/>
-        </w:rPr>
-        <w:t> value2</w:t>
-      </w:r>
-      <w:r>
-        <w:rPr>
-          <w:rFonts w:cstheme="minorHAnsi"/>
-          <w:color w:val="000000"/>
-          <w:szCs w:val="23"/>
-          <w:shd w:val="clear" w:color="auto" w:fill="FFFFFF"/>
-        </w:rPr>
-        <w:t>,</w:t>
-      </w:r>
-      <w:r>
-        <w:rPr>
-          <w:rStyle w:val="Emphasis"/>
-          <w:rFonts w:cstheme="minorHAnsi"/>
-          <w:color w:val="000000"/>
-          <w:szCs w:val="23"/>
-          <w:shd w:val="clear" w:color="auto" w:fill="FFFFFF"/>
-        </w:rPr>
-        <w:t> value3</w:t>
-      </w:r>
-      <w:r>
-        <w:rPr>
-          <w:rFonts w:cstheme="minorHAnsi"/>
-          <w:color w:val="000000"/>
-          <w:szCs w:val="23"/>
-          <w:shd w:val="clear" w:color="auto" w:fill="FFFFFF"/>
-        </w:rPr>
-        <w:t>, ...);</w:t>
-      </w:r>
-    </w:p>
-    <w:p>
-      <w:pPr>
-        <w:ind w:left="720"/>
-        <w:rPr>
-          <w:rFonts w:cstheme="minorHAnsi"/>
-          <w:color w:val="000000"/>
-          <w:szCs w:val="23"/>
-          <w:shd w:val="clear" w:color="auto" w:fill="FFFFFF"/>
-        </w:rPr>
-      </w:pPr>
-      <w:r>
-        <w:rPr>
-          <w:rStyle w:val="sqlkeywordcolor"/>
-          <w:rFonts w:cstheme="minorHAnsi"/>
-          <w:color w:val="0000CD"/>
-          <w:szCs w:val="23"/>
-          <w:shd w:val="clear" w:color="auto" w:fill="FFFFFF"/>
-        </w:rPr>
-        <w:t>INSERT</w:t>
-      </w:r>
-      <w:r>
-        <w:rPr>
-          <w:rFonts w:cstheme="minorHAnsi"/>
-          <w:color w:val="000000"/>
-          <w:szCs w:val="23"/>
-          <w:shd w:val="clear" w:color="auto" w:fill="FFFFFF"/>
-        </w:rPr>
-        <w:t> </w:t>
-      </w:r>
-      <w:r>
-        <w:rPr>
-          <w:rStyle w:val="sqlkeywordcolor"/>
-          <w:rFonts w:cstheme="minorHAnsi"/>
-          <w:color w:val="0000CD"/>
-          <w:szCs w:val="23"/>
-          <w:shd w:val="clear" w:color="auto" w:fill="FFFFFF"/>
-        </w:rPr>
-        <w:t>INTO</w:t>
-      </w:r>
-      <w:r>
-        <w:rPr>
-          <w:rFonts w:cstheme="minorHAnsi"/>
-          <w:color w:val="000000"/>
-          <w:szCs w:val="23"/>
-          <w:shd w:val="clear" w:color="auto" w:fill="FFFFFF"/>
-        </w:rPr>
-        <w:t> Customers (CustomerName, ContactName, Address, City, PostalCode, Country)</w:t>
-      </w:r>
-      <w:r>
-        <w:rPr>
-          <w:rFonts w:cstheme="minorHAnsi"/>
-          <w:color w:val="000000"/>
-          <w:szCs w:val="23"/>
-        </w:rPr>
-        <w:t xml:space="preserve"> </w:t>
-      </w:r>
-      <w:r>
-        <w:rPr>
-          <w:rStyle w:val="sqlkeywordcolor"/>
-          <w:rFonts w:cstheme="minorHAnsi"/>
-          <w:color w:val="0000CD"/>
-          <w:szCs w:val="23"/>
-          <w:shd w:val="clear" w:color="auto" w:fill="FFFFFF"/>
-        </w:rPr>
-        <w:t>VALUES</w:t>
-      </w:r>
-      <w:r>
-        <w:rPr>
-          <w:rFonts w:cstheme="minorHAnsi"/>
-          <w:color w:val="000000"/>
-          <w:szCs w:val="23"/>
-          <w:shd w:val="clear" w:color="auto" w:fill="FFFFFF"/>
-        </w:rPr>
-        <w:t> (</w:t>
-      </w:r>
-      <w:r>
-        <w:rPr>
-          <w:rStyle w:val="sqlstringcolor"/>
-          <w:rFonts w:cstheme="minorHAnsi"/>
-          <w:color w:val="A52A2A"/>
-          <w:szCs w:val="23"/>
-          <w:shd w:val="clear" w:color="auto" w:fill="FFFFFF"/>
-        </w:rPr>
-        <w:t>'Cardinal'</w:t>
-      </w:r>
-      <w:r>
-        <w:rPr>
-          <w:rFonts w:cstheme="minorHAnsi"/>
-          <w:color w:val="000000"/>
-          <w:szCs w:val="23"/>
-          <w:shd w:val="clear" w:color="auto" w:fill="FFFFFF"/>
-        </w:rPr>
-        <w:t>, </w:t>
-      </w:r>
-      <w:r>
-        <w:rPr>
-          <w:rStyle w:val="sqlstringcolor"/>
-          <w:rFonts w:cstheme="minorHAnsi"/>
-          <w:color w:val="A52A2A"/>
-          <w:szCs w:val="23"/>
-          <w:shd w:val="clear" w:color="auto" w:fill="FFFFFF"/>
-        </w:rPr>
-        <w:t>'Tom B. Erichsen'</w:t>
-      </w:r>
-      <w:r>
-        <w:rPr>
-          <w:rFonts w:cstheme="minorHAnsi"/>
-          <w:color w:val="000000"/>
-          <w:szCs w:val="23"/>
-          <w:shd w:val="clear" w:color="auto" w:fill="FFFFFF"/>
-        </w:rPr>
-        <w:t>, </w:t>
-      </w:r>
-      <w:r>
-        <w:rPr>
-          <w:rStyle w:val="sqlstringcolor"/>
-          <w:rFonts w:cstheme="minorHAnsi"/>
-          <w:color w:val="A52A2A"/>
-          <w:szCs w:val="23"/>
-          <w:shd w:val="clear" w:color="auto" w:fill="FFFFFF"/>
-        </w:rPr>
-        <w:t>'Skagen 21'</w:t>
-      </w:r>
-      <w:r>
-        <w:rPr>
-          <w:rFonts w:cstheme="minorHAnsi"/>
-          <w:color w:val="000000"/>
-          <w:szCs w:val="23"/>
-          <w:shd w:val="clear" w:color="auto" w:fill="FFFFFF"/>
-        </w:rPr>
-        <w:t>, </w:t>
-      </w:r>
-      <w:r>
-        <w:rPr>
-          <w:rStyle w:val="sqlstringcolor"/>
-          <w:rFonts w:cstheme="minorHAnsi"/>
-          <w:color w:val="A52A2A"/>
-          <w:szCs w:val="23"/>
-          <w:shd w:val="clear" w:color="auto" w:fill="FFFFFF"/>
-        </w:rPr>
-        <w:t>'Stavanger'</w:t>
-      </w:r>
-      <w:r>
-        <w:rPr>
-          <w:rFonts w:cstheme="minorHAnsi"/>
-          <w:color w:val="000000"/>
-          <w:szCs w:val="23"/>
-          <w:shd w:val="clear" w:color="auto" w:fill="FFFFFF"/>
-        </w:rPr>
-        <w:t>, </w:t>
-      </w:r>
-      <w:r>
-        <w:rPr>
-          <w:rStyle w:val="sqlstringcolor"/>
-          <w:rFonts w:cstheme="minorHAnsi"/>
-          <w:color w:val="A52A2A"/>
-          <w:szCs w:val="23"/>
-          <w:shd w:val="clear" w:color="auto" w:fill="FFFFFF"/>
-        </w:rPr>
-        <w:t>'4006'</w:t>
-      </w:r>
-      <w:r>
-        <w:rPr>
-          <w:rFonts w:cstheme="minorHAnsi"/>
-          <w:color w:val="000000"/>
-          <w:szCs w:val="23"/>
-          <w:shd w:val="clear" w:color="auto" w:fill="FFFFFF"/>
-        </w:rPr>
-        <w:t>, </w:t>
-      </w:r>
-      <w:r>
-        <w:rPr>
-          <w:rStyle w:val="sqlstringcolor"/>
-          <w:rFonts w:cstheme="minorHAnsi"/>
-          <w:color w:val="A52A2A"/>
-          <w:szCs w:val="23"/>
-          <w:shd w:val="clear" w:color="auto" w:fill="FFFFFF"/>
-        </w:rPr>
-        <w:t>'Norway'</w:t>
-      </w:r>
-      <w:r>
-        <w:rPr>
-          <w:rFonts w:cstheme="minorHAnsi"/>
-          <w:color w:val="000000"/>
-          <w:szCs w:val="23"/>
-          <w:shd w:val="clear" w:color="auto" w:fill="FFFFFF"/>
-        </w:rPr>
-        <w:t>);</w:t>
-      </w:r>
-    </w:p>
-    <w:p>
-      <w:pPr>
-        <w:pStyle w:val="Heading2"/>
-      </w:pPr>
-      <w:r>
-        <w:t>NULL Value</w:t>
-      </w:r>
-    </w:p>
-    <w:p>
-      <w:pPr>
-        <w:ind w:left="1440"/>
-        <w:rPr>
-          <w:rFonts w:cstheme="minorHAnsi"/>
-          <w:color w:val="000000"/>
-          <w:szCs w:val="23"/>
-          <w:shd w:val="clear" w:color="auto" w:fill="FFFFFF"/>
-        </w:rPr>
-      </w:pPr>
-      <w:r>
-        <w:rPr>
-          <w:rStyle w:val="sqlkeywordcolor"/>
-          <w:rFonts w:cstheme="minorHAnsi"/>
-          <w:color w:val="0000CD"/>
-          <w:szCs w:val="23"/>
-          <w:shd w:val="clear" w:color="auto" w:fill="FFFFFF"/>
-        </w:rPr>
-        <w:t>SELECT</w:t>
-      </w:r>
-      <w:r>
-        <w:rPr>
-          <w:rFonts w:cstheme="minorHAnsi"/>
-          <w:color w:val="000000"/>
-          <w:szCs w:val="23"/>
-          <w:shd w:val="clear" w:color="auto" w:fill="FFFFFF"/>
-        </w:rPr>
-        <w:t> </w:t>
-      </w:r>
-      <w:r>
-        <w:rPr>
-          <w:rStyle w:val="Emphasis"/>
-          <w:rFonts w:cstheme="minorHAnsi"/>
-          <w:color w:val="000000"/>
-          <w:szCs w:val="23"/>
-          <w:shd w:val="clear" w:color="auto" w:fill="FFFFFF"/>
-        </w:rPr>
         <w:t>column_names</w:t>
       </w:r>
+      <w:proofErr w:type="spellEnd"/>
       <w:r>
         <w:rPr>
           <w:rFonts w:cstheme="minorHAnsi"/>
@@ -5189,6 +5464,7 @@
         </w:rPr>
         <w:t> </w:t>
       </w:r>
+      <w:proofErr w:type="spellStart"/>
       <w:r>
         <w:rPr>
           <w:rStyle w:val="Emphasis"/>
@@ -5199,6 +5475,7 @@
         </w:rPr>
         <w:t>table_name</w:t>
       </w:r>
+      <w:proofErr w:type="spellEnd"/>
       <w:r>
         <w:rPr>
           <w:rFonts w:cstheme="minorHAnsi"/>
@@ -5226,6 +5503,7 @@
         </w:rPr>
         <w:t> </w:t>
       </w:r>
+      <w:proofErr w:type="spellStart"/>
       <w:r>
         <w:rPr>
           <w:rStyle w:val="Emphasis"/>
@@ -5236,6 +5514,7 @@
         </w:rPr>
         <w:t>column_name</w:t>
       </w:r>
+      <w:proofErr w:type="spellEnd"/>
       <w:r>
         <w:rPr>
           <w:rFonts w:cstheme="minorHAnsi"/>
@@ -5311,7 +5590,47 @@
           <w:szCs w:val="23"/>
           <w:shd w:val="clear" w:color="auto" w:fill="FFFFFF"/>
         </w:rPr>
-        <w:t> CustomerName, ContactName, Address</w:t>
+        <w:t> </w:t>
+      </w:r>
+      <w:proofErr w:type="spellStart"/>
+      <w:r>
+        <w:rPr>
+          <w:rFonts w:cstheme="minorHAnsi"/>
+          <w:color w:val="000000"/>
+          <w:szCs w:val="23"/>
+          <w:shd w:val="clear" w:color="auto" w:fill="FFFFFF"/>
+        </w:rPr>
+        <w:t>CustomerName</w:t>
+      </w:r>
+      <w:proofErr w:type="spellEnd"/>
+      <w:r>
+        <w:rPr>
+          <w:rFonts w:cstheme="minorHAnsi"/>
+          <w:color w:val="000000"/>
+          <w:szCs w:val="23"/>
+          <w:shd w:val="clear" w:color="auto" w:fill="FFFFFF"/>
+        </w:rPr>
+        <w:t xml:space="preserve">, </w:t>
+      </w:r>
+      <w:proofErr w:type="spellStart"/>
+      <w:r>
+        <w:rPr>
+          <w:rFonts w:cstheme="minorHAnsi"/>
+          <w:color w:val="000000"/>
+          <w:szCs w:val="23"/>
+          <w:shd w:val="clear" w:color="auto" w:fill="FFFFFF"/>
+        </w:rPr>
+        <w:t>ContactName</w:t>
+      </w:r>
+      <w:proofErr w:type="spellEnd"/>
+      <w:r>
+        <w:rPr>
+          <w:rFonts w:cstheme="minorHAnsi"/>
+          <w:color w:val="000000"/>
+          <w:szCs w:val="23"/>
+          <w:shd w:val="clear" w:color="auto" w:fill="FFFFFF"/>
+        </w:rPr>
+        <w:t>, Address</w:t>
       </w:r>
       <w:r>
         <w:rPr>
@@ -5443,6 +5762,7 @@
         </w:rPr>
         <w:t> </w:t>
       </w:r>
+      <w:proofErr w:type="spellStart"/>
       <w:r>
         <w:rPr>
           <w:rStyle w:val="Emphasis"/>
@@ -5453,6 +5773,7 @@
         </w:rPr>
         <w:t>column_names</w:t>
       </w:r>
+      <w:proofErr w:type="spellEnd"/>
       <w:r>
         <w:rPr>
           <w:rFonts w:cstheme="minorHAnsi"/>
@@ -5483,6 +5804,7 @@
         </w:rPr>
         <w:t> </w:t>
       </w:r>
+      <w:proofErr w:type="spellStart"/>
       <w:r>
         <w:rPr>
           <w:rStyle w:val="Emphasis"/>
@@ -5493,6 +5815,7 @@
         </w:rPr>
         <w:t>table_name</w:t>
       </w:r>
+      <w:proofErr w:type="spellEnd"/>
       <w:r>
         <w:rPr>
           <w:rFonts w:cstheme="minorHAnsi"/>
@@ -5520,6 +5843,7 @@
         </w:rPr>
         <w:t> </w:t>
       </w:r>
+      <w:proofErr w:type="spellStart"/>
       <w:r>
         <w:rPr>
           <w:rStyle w:val="Emphasis"/>
@@ -5530,6 +5854,7 @@
         </w:rPr>
         <w:t>column_name</w:t>
       </w:r>
+      <w:proofErr w:type="spellEnd"/>
       <w:r>
         <w:rPr>
           <w:rFonts w:cstheme="minorHAnsi"/>
@@ -5625,7 +5950,47 @@
           <w:szCs w:val="23"/>
           <w:shd w:val="clear" w:color="auto" w:fill="FFFFFF"/>
         </w:rPr>
-        <w:t> CustomerName, ContactName, Address</w:t>
+        <w:t> </w:t>
+      </w:r>
+      <w:proofErr w:type="spellStart"/>
+      <w:r>
+        <w:rPr>
+          <w:rFonts w:cstheme="minorHAnsi"/>
+          <w:color w:val="000000"/>
+          <w:szCs w:val="23"/>
+          <w:shd w:val="clear" w:color="auto" w:fill="FFFFFF"/>
+        </w:rPr>
+        <w:t>CustomerName</w:t>
+      </w:r>
+      <w:proofErr w:type="spellEnd"/>
+      <w:r>
+        <w:rPr>
+          <w:rFonts w:cstheme="minorHAnsi"/>
+          <w:color w:val="000000"/>
+          <w:szCs w:val="23"/>
+          <w:shd w:val="clear" w:color="auto" w:fill="FFFFFF"/>
+        </w:rPr>
+        <w:t xml:space="preserve">, </w:t>
+      </w:r>
+      <w:proofErr w:type="spellStart"/>
+      <w:r>
+        <w:rPr>
+          <w:rFonts w:cstheme="minorHAnsi"/>
+          <w:color w:val="000000"/>
+          <w:szCs w:val="23"/>
+          <w:shd w:val="clear" w:color="auto" w:fill="FFFFFF"/>
+        </w:rPr>
+        <w:t>ContactName</w:t>
+      </w:r>
+      <w:proofErr w:type="spellEnd"/>
+      <w:r>
+        <w:rPr>
+          <w:rFonts w:cstheme="minorHAnsi"/>
+          <w:color w:val="000000"/>
+          <w:szCs w:val="23"/>
+          <w:shd w:val="clear" w:color="auto" w:fill="FFFFFF"/>
+        </w:rPr>
+        <w:t>, Address</w:t>
       </w:r>
       <w:r>
         <w:rPr>
@@ -5767,6 +6132,7 @@
         </w:rPr>
         <w:t> </w:t>
       </w:r>
+      <w:proofErr w:type="spellStart"/>
       <w:r>
         <w:rPr>
           <w:rStyle w:val="Emphasis"/>
@@ -5777,6 +6143,7 @@
         </w:rPr>
         <w:t>table_name</w:t>
       </w:r>
+      <w:proofErr w:type="spellEnd"/>
       <w:r>
         <w:rPr>
           <w:rFonts w:cstheme="minorHAnsi"/>
@@ -5898,6 +6265,8 @@
         </w:rPr>
         <w:t> </w:t>
       </w:r>
+      <w:proofErr w:type="spellStart"/>
+      <w:proofErr w:type="gramStart"/>
       <w:r>
         <w:rPr>
           <w:rStyle w:val="Emphasis"/>
@@ -5926,6 +6295,8 @@
         </w:rPr>
         <w:t>s</w:t>
       </w:r>
+      <w:proofErr w:type="spellEnd"/>
+      <w:proofErr w:type="gramEnd"/>
     </w:p>
     <w:p>
       <w:pPr>
@@ -5981,7 +6352,27 @@
           <w:szCs w:val="23"/>
           <w:shd w:val="clear" w:color="auto" w:fill="FFFFFF"/>
         </w:rPr>
-        <w:t> ContactName = </w:t>
+        <w:t> </w:t>
+      </w:r>
+      <w:proofErr w:type="spellStart"/>
+      <w:r>
+        <w:rPr>
+          <w:rFonts w:cstheme="minorHAnsi"/>
+          <w:color w:val="000000"/>
+          <w:szCs w:val="23"/>
+          <w:shd w:val="clear" w:color="auto" w:fill="FFFFFF"/>
+        </w:rPr>
+        <w:t>ContactName</w:t>
+      </w:r>
+      <w:proofErr w:type="spellEnd"/>
+      <w:r>
+        <w:rPr>
+          <w:rFonts w:cstheme="minorHAnsi"/>
+          <w:color w:val="000000"/>
+          <w:szCs w:val="23"/>
+          <w:shd w:val="clear" w:color="auto" w:fill="FFFFFF"/>
+        </w:rPr>
+        <w:t xml:space="preserve"> = </w:t>
       </w:r>
       <w:r>
         <w:rPr>
@@ -6037,7 +6428,27 @@
           <w:szCs w:val="23"/>
           <w:shd w:val="clear" w:color="auto" w:fill="FFFFFF"/>
         </w:rPr>
-        <w:t> CustomerID = </w:t>
+        <w:t> </w:t>
+      </w:r>
+      <w:proofErr w:type="spellStart"/>
+      <w:r>
+        <w:rPr>
+          <w:rFonts w:cstheme="minorHAnsi"/>
+          <w:color w:val="000000"/>
+          <w:szCs w:val="23"/>
+          <w:shd w:val="clear" w:color="auto" w:fill="FFFFFF"/>
+        </w:rPr>
+        <w:t>CustomerID</w:t>
+      </w:r>
+      <w:proofErr w:type="spellEnd"/>
+      <w:r>
+        <w:rPr>
+          <w:rFonts w:cstheme="minorHAnsi"/>
+          <w:color w:val="000000"/>
+          <w:szCs w:val="23"/>
+          <w:shd w:val="clear" w:color="auto" w:fill="FFFFFF"/>
+        </w:rPr>
+        <w:t xml:space="preserve"> = </w:t>
       </w:r>
       <w:r>
         <w:rPr>
@@ -6122,6 +6533,7 @@
         </w:rPr>
         <w:t> </w:t>
       </w:r>
+      <w:proofErr w:type="spellStart"/>
       <w:r>
         <w:rPr>
           <w:rStyle w:val="Emphasis"/>
@@ -6130,7 +6542,18 @@
           <w:szCs w:val="23"/>
           <w:shd w:val="clear" w:color="auto" w:fill="FFFFFF"/>
         </w:rPr>
-        <w:t>table_name </w:t>
+        <w:t>table_name</w:t>
+      </w:r>
+      <w:proofErr w:type="spellEnd"/>
+      <w:r>
+        <w:rPr>
+          <w:rStyle w:val="Emphasis"/>
+          <w:rFonts w:cstheme="minorHAnsi"/>
+          <w:color w:val="000000"/>
+          <w:szCs w:val="23"/>
+          <w:shd w:val="clear" w:color="auto" w:fill="FFFFFF"/>
+        </w:rPr>
+        <w:t> </w:t>
       </w:r>
       <w:r>
         <w:rPr>
@@ -6236,7 +6659,27 @@
           <w:szCs w:val="23"/>
           <w:shd w:val="clear" w:color="auto" w:fill="FFFFFF"/>
         </w:rPr>
-        <w:t> CustomerName=</w:t>
+        <w:t> </w:t>
+      </w:r>
+      <w:proofErr w:type="spellStart"/>
+      <w:r>
+        <w:rPr>
+          <w:rFonts w:cstheme="minorHAnsi"/>
+          <w:color w:val="000000"/>
+          <w:szCs w:val="23"/>
+          <w:shd w:val="clear" w:color="auto" w:fill="FFFFFF"/>
+        </w:rPr>
+        <w:t>CustomerName</w:t>
+      </w:r>
+      <w:proofErr w:type="spellEnd"/>
+      <w:r>
+        <w:rPr>
+          <w:rFonts w:cstheme="minorHAnsi"/>
+          <w:color w:val="000000"/>
+          <w:szCs w:val="23"/>
+          <w:shd w:val="clear" w:color="auto" w:fill="FFFFFF"/>
+        </w:rPr>
+        <w:t>=</w:t>
       </w:r>
       <w:r>
         <w:rPr>
@@ -6246,7 +6689,29 @@
           <w:szCs w:val="23"/>
           <w:shd w:val="clear" w:color="auto" w:fill="FFFFFF"/>
         </w:rPr>
-        <w:t>'Alfreds Futterkiste'</w:t>
+        <w:t xml:space="preserve">'Alfreds </w:t>
+      </w:r>
+      <w:proofErr w:type="spellStart"/>
+      <w:r>
+        <w:rPr>
+          <w:rStyle w:val="sqlstringcolor"/>
+          <w:rFonts w:cstheme="minorHAnsi"/>
+          <w:color w:val="A52A2A"/>
+          <w:szCs w:val="23"/>
+          <w:shd w:val="clear" w:color="auto" w:fill="FFFFFF"/>
+        </w:rPr>
+        <w:t>Futterkiste</w:t>
+      </w:r>
+      <w:proofErr w:type="spellEnd"/>
+      <w:r>
+        <w:rPr>
+          <w:rStyle w:val="sqlstringcolor"/>
+          <w:rFonts w:cstheme="minorHAnsi"/>
+          <w:color w:val="A52A2A"/>
+          <w:szCs w:val="23"/>
+          <w:shd w:val="clear" w:color="auto" w:fill="FFFFFF"/>
+        </w:rPr>
+        <w:t>'</w:t>
       </w:r>
       <w:r>
         <w:rPr>
@@ -6305,6 +6770,7 @@
         </w:rPr>
         <w:t> </w:t>
       </w:r>
+      <w:proofErr w:type="spellStart"/>
       <w:r>
         <w:rPr>
           <w:rStyle w:val="Emphasis"/>
@@ -6315,6 +6781,7 @@
         </w:rPr>
         <w:t>table_name</w:t>
       </w:r>
+      <w:proofErr w:type="spellEnd"/>
       <w:r>
         <w:rPr>
           <w:rFonts w:cstheme="minorHAnsi"/>
@@ -6411,7 +6878,6 @@
         <w:rPr>
           <w:rFonts w:cstheme="minorHAnsi"/>
         </w:rPr>
-        <w:lastRenderedPageBreak/>
         <w:t>MAX (</w:t>
       </w:r>
       <w:r>
@@ -6549,6 +7015,7 @@
           <w:szCs w:val="23"/>
           <w:shd w:val="clear" w:color="auto" w:fill="FFFFFF"/>
         </w:rPr>
+        <w:lastRenderedPageBreak/>
         <w:t>SELECT</w:t>
       </w:r>
       <w:r>
@@ -6558,8 +7025,20 @@
           <w:szCs w:val="23"/>
           <w:shd w:val="clear" w:color="auto" w:fill="FFFFFF"/>
         </w:rPr>
-        <w:t> MIN(</w:t>
-      </w:r>
+        <w:t> </w:t>
+      </w:r>
+      <w:proofErr w:type="gramStart"/>
+      <w:r>
+        <w:rPr>
+          <w:rFonts w:cstheme="minorHAnsi"/>
+          <w:color w:val="000000"/>
+          <w:szCs w:val="23"/>
+          <w:shd w:val="clear" w:color="auto" w:fill="FFFFFF"/>
+        </w:rPr>
+        <w:t>MIN(</w:t>
+      </w:r>
+      <w:proofErr w:type="spellStart"/>
+      <w:proofErr w:type="gramEnd"/>
       <w:r>
         <w:rPr>
           <w:rStyle w:val="Emphasis"/>
@@ -6570,6 +7049,7 @@
         </w:rPr>
         <w:t>column_name</w:t>
       </w:r>
+      <w:proofErr w:type="spellEnd"/>
       <w:r>
         <w:rPr>
           <w:rFonts w:cstheme="minorHAnsi"/>
@@ -6606,6 +7086,7 @@
         </w:rPr>
         <w:t> </w:t>
       </w:r>
+      <w:proofErr w:type="spellStart"/>
       <w:r>
         <w:rPr>
           <w:rStyle w:val="Emphasis"/>
@@ -6616,6 +7097,7 @@
         </w:rPr>
         <w:t>table_name</w:t>
       </w:r>
+      <w:proofErr w:type="spellEnd"/>
       <w:r>
         <w:rPr>
           <w:rFonts w:cstheme="minorHAnsi"/>
@@ -6711,8 +7193,19 @@
           <w:szCs w:val="23"/>
           <w:shd w:val="clear" w:color="auto" w:fill="FFFFFF"/>
         </w:rPr>
-        <w:t> SmallestPrice</w:t>
-      </w:r>
+        <w:t> </w:t>
+      </w:r>
+      <w:proofErr w:type="spellStart"/>
+      <w:r>
+        <w:rPr>
+          <w:rFonts w:cstheme="minorHAnsi"/>
+          <w:color w:val="000000"/>
+          <w:szCs w:val="23"/>
+          <w:shd w:val="clear" w:color="auto" w:fill="FFFFFF"/>
+        </w:rPr>
+        <w:t>SmallestPrice</w:t>
+      </w:r>
+      <w:proofErr w:type="spellEnd"/>
       <w:r>
         <w:rPr>
           <w:rFonts w:cstheme="minorHAnsi"/>
@@ -6819,8 +7312,20 @@
           <w:szCs w:val="23"/>
           <w:shd w:val="clear" w:color="auto" w:fill="FFFFFF"/>
         </w:rPr>
-        <w:t> MAX(</w:t>
-      </w:r>
+        <w:t> </w:t>
+      </w:r>
+      <w:proofErr w:type="gramStart"/>
+      <w:r>
+        <w:rPr>
+          <w:rFonts w:cstheme="minorHAnsi"/>
+          <w:color w:val="000000"/>
+          <w:szCs w:val="23"/>
+          <w:shd w:val="clear" w:color="auto" w:fill="FFFFFF"/>
+        </w:rPr>
+        <w:t>MAX(</w:t>
+      </w:r>
+      <w:proofErr w:type="spellStart"/>
+      <w:proofErr w:type="gramEnd"/>
       <w:r>
         <w:rPr>
           <w:rStyle w:val="Emphasis"/>
@@ -6831,6 +7336,7 @@
         </w:rPr>
         <w:t>column_name</w:t>
       </w:r>
+      <w:proofErr w:type="spellEnd"/>
       <w:r>
         <w:rPr>
           <w:rFonts w:cstheme="minorHAnsi"/>
@@ -6867,6 +7373,7 @@
         </w:rPr>
         <w:t> </w:t>
       </w:r>
+      <w:proofErr w:type="spellStart"/>
       <w:r>
         <w:rPr>
           <w:rStyle w:val="Emphasis"/>
@@ -6877,6 +7384,7 @@
         </w:rPr>
         <w:t>table_name</w:t>
       </w:r>
+      <w:proofErr w:type="spellEnd"/>
       <w:r>
         <w:rPr>
           <w:rFonts w:cstheme="minorHAnsi"/>
@@ -6971,8 +7479,19 @@
           <w:szCs w:val="23"/>
           <w:shd w:val="clear" w:color="auto" w:fill="FFFFFF"/>
         </w:rPr>
-        <w:t> LargestPrice</w:t>
-      </w:r>
+        <w:t> </w:t>
+      </w:r>
+      <w:proofErr w:type="spellStart"/>
+      <w:r>
+        <w:rPr>
+          <w:rFonts w:cstheme="minorHAnsi"/>
+          <w:color w:val="000000"/>
+          <w:szCs w:val="23"/>
+          <w:shd w:val="clear" w:color="auto" w:fill="FFFFFF"/>
+        </w:rPr>
+        <w:t>LargestPrice</w:t>
+      </w:r>
+      <w:proofErr w:type="spellEnd"/>
       <w:r>
         <w:rPr>
           <w:rFonts w:cstheme="minorHAnsi"/>
@@ -7073,14 +7592,27 @@
         <w:t xml:space="preserve"> </w:t>
       </w:r>
       <w:r>
-        <w:t>(column_name)</w:t>
+        <w:t>(</w:t>
+      </w:r>
+      <w:proofErr w:type="spellStart"/>
+      <w:r>
+        <w:t>column_name</w:t>
+      </w:r>
+      <w:proofErr w:type="spellEnd"/>
+      <w:r>
+        <w:t>)</w:t>
       </w:r>
       <w:r>
         <w:t xml:space="preserve"> </w:t>
       </w:r>
       <w:r>
-        <w:t>FROM table_name</w:t>
-      </w:r>
+        <w:t>FROM </w:t>
+      </w:r>
+      <w:proofErr w:type="spellStart"/>
+      <w:r>
+        <w:t>table_name</w:t>
+      </w:r>
+      <w:proofErr w:type="spellEnd"/>
       <w:r>
         <w:t xml:space="preserve"> </w:t>
       </w:r>
@@ -7122,8 +7654,13 @@
           <w:numId w:val="12"/>
         </w:numPr>
       </w:pPr>
-      <w:r>
-        <w:t>COUNT() with DISTINCT</w:t>
+      <w:proofErr w:type="gramStart"/>
+      <w:r>
+        <w:t>COUNT(</w:t>
+      </w:r>
+      <w:proofErr w:type="gramEnd"/>
+      <w:r>
+        <w:t>) with DISTINCT</w:t>
       </w:r>
     </w:p>
     <w:p>
@@ -7132,7 +7669,15 @@
         <w:ind w:left="720"/>
       </w:pPr>
       <w:r>
-        <w:t>SELECT COUNT(DISTINCT COMPANY)  FROM PRODUCT_MAST;</w:t>
+        <w:t>SELECT </w:t>
+      </w:r>
+      <w:proofErr w:type="gramStart"/>
+      <w:r>
+        <w:t>COUNT(</w:t>
+      </w:r>
+      <w:proofErr w:type="gramEnd"/>
+      <w:r>
+        <w:t>DISTINCT COMPANY)  FROM PRODUCT_MAST;</w:t>
       </w:r>
     </w:p>
     <w:p>
@@ -7148,8 +7693,13 @@
           <w:numId w:val="12"/>
         </w:numPr>
       </w:pPr>
-      <w:r>
-        <w:t>COUNT() with GROUP BY</w:t>
+      <w:proofErr w:type="gramStart"/>
+      <w:r>
+        <w:t>COUNT(</w:t>
+      </w:r>
+      <w:proofErr w:type="gramEnd"/>
+      <w:r>
+        <w:t>) with GROUP BY</w:t>
       </w:r>
     </w:p>
     <w:p>
@@ -7158,7 +7708,15 @@
         <w:ind w:left="720"/>
       </w:pPr>
       <w:r>
-        <w:t>SELECT COMPANY, COUNT(*)  FROM PRODUCT_MAST  GROUP BY COMPANY;  </w:t>
+        <w:t>SELECT COMPANY, </w:t>
+      </w:r>
+      <w:proofErr w:type="gramStart"/>
+      <w:r>
+        <w:t>COUNT(</w:t>
+      </w:r>
+      <w:proofErr w:type="gramEnd"/>
+      <w:r>
+        <w:t>*)  FROM PRODUCT_MAST  GROUP BY COMPANY;  </w:t>
       </w:r>
     </w:p>
     <w:p>
@@ -7175,8 +7733,13 @@
           <w:numId w:val="12"/>
         </w:numPr>
       </w:pPr>
-      <w:r>
-        <w:t>COUNT() with HAVING</w:t>
+      <w:proofErr w:type="gramStart"/>
+      <w:r>
+        <w:t>COUNT(</w:t>
+      </w:r>
+      <w:proofErr w:type="gramEnd"/>
+      <w:r>
+        <w:t>) with HAVING</w:t>
       </w:r>
     </w:p>
     <w:p>
@@ -7185,7 +7748,15 @@
         <w:ind w:left="720"/>
       </w:pPr>
       <w:r>
-        <w:t>SELECT COMPANY, COUNT(*)  FROM PRODUCT_MAST</w:t>
+        <w:t>SELECT COMPANY, </w:t>
+      </w:r>
+      <w:proofErr w:type="gramStart"/>
+      <w:r>
+        <w:t>COUNT(</w:t>
+      </w:r>
+      <w:proofErr w:type="gramEnd"/>
+      <w:r>
+        <w:t>*)  FROM PRODUCT_MAST</w:t>
       </w:r>
       <w:r>
         <w:t xml:space="preserve"> </w:t>
@@ -7273,8 +7844,20 @@
           <w:szCs w:val="23"/>
           <w:shd w:val="clear" w:color="auto" w:fill="FFFFFF"/>
         </w:rPr>
-        <w:t> AVG(</w:t>
-      </w:r>
+        <w:t> </w:t>
+      </w:r>
+      <w:proofErr w:type="gramStart"/>
+      <w:r>
+        <w:rPr>
+          <w:rFonts w:cstheme="minorHAnsi"/>
+          <w:color w:val="000000"/>
+          <w:szCs w:val="23"/>
+          <w:shd w:val="clear" w:color="auto" w:fill="FFFFFF"/>
+        </w:rPr>
+        <w:t>AVG(</w:t>
+      </w:r>
+      <w:proofErr w:type="spellStart"/>
+      <w:proofErr w:type="gramEnd"/>
       <w:r>
         <w:rPr>
           <w:rStyle w:val="Emphasis"/>
@@ -7285,6 +7868,7 @@
         </w:rPr>
         <w:t>column_name</w:t>
       </w:r>
+      <w:proofErr w:type="spellEnd"/>
       <w:r>
         <w:rPr>
           <w:rFonts w:cstheme="minorHAnsi"/>
@@ -7322,6 +7906,7 @@
         </w:rPr>
         <w:t> </w:t>
       </w:r>
+      <w:proofErr w:type="spellStart"/>
       <w:r>
         <w:rPr>
           <w:rStyle w:val="Emphasis"/>
@@ -7332,6 +7917,7 @@
         </w:rPr>
         <w:t>table_name</w:t>
       </w:r>
+      <w:proofErr w:type="spellEnd"/>
       <w:r>
         <w:rPr>
           <w:rStyle w:val="Emphasis"/>
@@ -7469,14 +8055,32 @@
         <w:ind w:left="1440"/>
       </w:pPr>
       <w:r>
-        <w:t>SELECT SUM(column_name)</w:t>
+        <w:t>SELECT </w:t>
+      </w:r>
+      <w:proofErr w:type="gramStart"/>
+      <w:r>
+        <w:t>SUM(</w:t>
+      </w:r>
+      <w:proofErr w:type="spellStart"/>
+      <w:proofErr w:type="gramEnd"/>
+      <w:r>
+        <w:t>column_name</w:t>
+      </w:r>
+      <w:proofErr w:type="spellEnd"/>
+      <w:r>
+        <w:t>)</w:t>
       </w:r>
       <w:r>
         <w:t xml:space="preserve"> </w:t>
       </w:r>
       <w:r>
-        <w:t>FROM table_name</w:t>
-      </w:r>
+        <w:t>FROM </w:t>
+      </w:r>
+      <w:proofErr w:type="spellStart"/>
+      <w:r>
+        <w:t>table_name</w:t>
+      </w:r>
+      <w:proofErr w:type="spellEnd"/>
       <w:r>
         <w:t xml:space="preserve"> </w:t>
       </w:r>
@@ -7495,7 +8099,15 @@
         <w:t xml:space="preserve"> </w:t>
       </w:r>
       <w:r>
-        <w:t>FROM OrderDetails;</w:t>
+        <w:t>FROM </w:t>
+      </w:r>
+      <w:proofErr w:type="spellStart"/>
+      <w:r>
+        <w:t>OrderDetails</w:t>
+      </w:r>
+      <w:proofErr w:type="spellEnd"/>
+      <w:r>
+        <w:t>;</w:t>
       </w:r>
     </w:p>
     <w:p>
@@ -7579,6 +8191,7 @@
         </w:rPr>
         <w:t> </w:t>
       </w:r>
+      <w:proofErr w:type="spellStart"/>
       <w:r>
         <w:rPr>
           <w:rStyle w:val="Emphasis"/>
@@ -7589,6 +8202,7 @@
         </w:rPr>
         <w:t>table_name</w:t>
       </w:r>
+      <w:proofErr w:type="spellEnd"/>
       <w:r>
         <w:rPr>
           <w:rStyle w:val="Emphasis"/>
@@ -7618,6 +8232,8 @@
         </w:rPr>
         <w:t> </w:t>
       </w:r>
+      <w:proofErr w:type="spellStart"/>
+      <w:proofErr w:type="gramStart"/>
       <w:r>
         <w:rPr>
           <w:rStyle w:val="Emphasis"/>
@@ -7628,6 +8244,7 @@
         </w:rPr>
         <w:t>columnN</w:t>
       </w:r>
+      <w:proofErr w:type="spellEnd"/>
       <w:r>
         <w:rPr>
           <w:rFonts w:cstheme="minorHAnsi"/>
@@ -7656,6 +8273,7 @@
         </w:rPr>
         <w:t>LIKE</w:t>
       </w:r>
+      <w:proofErr w:type="gramEnd"/>
       <w:r>
         <w:rPr>
           <w:rFonts w:cstheme="minorHAnsi"/>
@@ -7706,7 +8324,6 @@
           <w:szCs w:val="23"/>
           <w:shd w:val="clear" w:color="auto" w:fill="FFFFFF"/>
         </w:rPr>
-        <w:lastRenderedPageBreak/>
         <w:t>SELECT</w:t>
       </w:r>
       <w:r>
@@ -7763,7 +8380,27 @@
           <w:szCs w:val="23"/>
           <w:shd w:val="clear" w:color="auto" w:fill="FFFFFF"/>
         </w:rPr>
-        <w:t> CustomerName </w:t>
+        <w:t> </w:t>
+      </w:r>
+      <w:proofErr w:type="spellStart"/>
+      <w:r>
+        <w:rPr>
+          <w:rFonts w:cstheme="minorHAnsi"/>
+          <w:color w:val="000000"/>
+          <w:szCs w:val="23"/>
+          <w:shd w:val="clear" w:color="auto" w:fill="FFFFFF"/>
+        </w:rPr>
+        <w:t>CustomerName</w:t>
+      </w:r>
+      <w:proofErr w:type="spellEnd"/>
+      <w:r>
+        <w:rPr>
+          <w:rFonts w:cstheme="minorHAnsi"/>
+          <w:color w:val="000000"/>
+          <w:szCs w:val="23"/>
+          <w:shd w:val="clear" w:color="auto" w:fill="FFFFFF"/>
+        </w:rPr>
+        <w:t> </w:t>
       </w:r>
       <w:r>
         <w:rPr>
@@ -7821,6 +8458,7 @@
           <w:szCs w:val="23"/>
         </w:rPr>
       </w:pPr>
+      <w:proofErr w:type="gramStart"/>
       <w:r>
         <w:rPr>
           <w:rFonts w:eastAsia="Times New Roman" w:cstheme="minorHAnsi"/>
@@ -7836,7 +8474,17 @@
           <w:color w:val="FF0000"/>
           <w:szCs w:val="23"/>
         </w:rPr>
-        <w:t>'a%'</w:t>
+        <w:t>'</w:t>
+      </w:r>
+      <w:proofErr w:type="gramEnd"/>
+      <w:r>
+        <w:rPr>
+          <w:rFonts w:eastAsia="Times New Roman" w:cstheme="minorHAnsi"/>
+          <w:b/>
+          <w:color w:val="FF0000"/>
+          <w:szCs w:val="23"/>
+        </w:rPr>
+        <w:t>a%'</w:t>
       </w:r>
       <w:r>
         <w:rPr>
@@ -7929,6 +8577,7 @@
           <w:color w:val="000000"/>
           <w:szCs w:val="23"/>
         </w:rPr>
+        <w:lastRenderedPageBreak/>
         <w:t xml:space="preserve">LIKE </w:t>
       </w:r>
       <w:r>
@@ -8023,8 +8672,18 @@
           <w:color w:val="000000"/>
           <w:szCs w:val="23"/>
         </w:rPr>
-        <w:t>LIKE   ‘</w:t>
-      </w:r>
+        <w:t>LIKE</w:t>
+      </w:r>
+      <w:proofErr w:type="gramStart"/>
+      <w:r>
+        <w:rPr>
+          <w:rFonts w:eastAsia="Times New Roman" w:cstheme="minorHAnsi"/>
+          <w:color w:val="000000"/>
+          <w:szCs w:val="23"/>
+        </w:rPr>
+        <w:t xml:space="preserve">   ‘</w:t>
+      </w:r>
+      <w:proofErr w:type="gramEnd"/>
       <w:r>
         <w:rPr>
           <w:rFonts w:eastAsia="Times New Roman" w:cstheme="minorHAnsi"/>
@@ -8170,7 +8829,27 @@
           <w:color w:val="FF0000"/>
           <w:szCs w:val="23"/>
         </w:rPr>
-        <w:t>'a%o'</w:t>
+        <w:t>'</w:t>
+      </w:r>
+      <w:proofErr w:type="spellStart"/>
+      <w:r>
+        <w:rPr>
+          <w:rFonts w:eastAsia="Times New Roman" w:cstheme="minorHAnsi"/>
+          <w:b/>
+          <w:color w:val="FF0000"/>
+          <w:szCs w:val="23"/>
+        </w:rPr>
+        <w:t>a%o</w:t>
+      </w:r>
+      <w:proofErr w:type="spellEnd"/>
+      <w:r>
+        <w:rPr>
+          <w:rFonts w:eastAsia="Times New Roman" w:cstheme="minorHAnsi"/>
+          <w:b/>
+          <w:color w:val="FF0000"/>
+          <w:szCs w:val="23"/>
+        </w:rPr>
+        <w:t>'</w:t>
       </w:r>
       <w:r>
         <w:rPr>
@@ -8273,11 +8952,16 @@
           <w:numId w:val="9"/>
         </w:numPr>
       </w:pPr>
+      <w:proofErr w:type="gramStart"/>
       <w:r>
         <w:t>[]</w:t>
       </w:r>
       <w:r>
-        <w:t xml:space="preserve">   =    </w:t>
+        <w:t xml:space="preserve">   </w:t>
+      </w:r>
+      <w:proofErr w:type="gramEnd"/>
+      <w:r>
+        <w:t xml:space="preserve">=    </w:t>
       </w:r>
       <w:r>
         <w:t>Represents any single character within the brackets</w:t>
@@ -8310,10 +8994,18 @@
         </w:numPr>
       </w:pPr>
       <w:r>
-        <w:t xml:space="preserve">-     =  </w:t>
-      </w:r>
-      <w:r>
-        <w:t>Represents any single character within the specified range</w:t>
+        <w:t xml:space="preserve">-     </w:t>
+      </w:r>
+      <w:proofErr w:type="gramStart"/>
+      <w:r>
+        <w:t xml:space="preserve">=  </w:t>
+      </w:r>
+      <w:r>
+        <w:t>Represents</w:t>
+      </w:r>
+      <w:proofErr w:type="gramEnd"/>
+      <w:r>
+        <w:t xml:space="preserve"> any single character within the specified range</w:t>
       </w:r>
     </w:p>
     <w:p>
@@ -8381,19 +9073,48 @@
         <w:ind w:left="720"/>
       </w:pPr>
       <w:r>
-        <w:t>SELECT column_name(s)</w:t>
+        <w:t>SELECT </w:t>
+      </w:r>
+      <w:proofErr w:type="spellStart"/>
+      <w:r>
+        <w:t>column_name</w:t>
+      </w:r>
+      <w:proofErr w:type="spellEnd"/>
+      <w:r>
+        <w:t>(s)</w:t>
       </w:r>
       <w:r>
         <w:t xml:space="preserve"> </w:t>
       </w:r>
       <w:r>
-        <w:t>FROM table_name</w:t>
-      </w:r>
+        <w:t>FROM </w:t>
+      </w:r>
+      <w:proofErr w:type="spellStart"/>
+      <w:r>
+        <w:t>table_name</w:t>
+      </w:r>
+      <w:proofErr w:type="spellEnd"/>
       <w:r>
         <w:t xml:space="preserve"> </w:t>
       </w:r>
       <w:r>
-        <w:t>WHERE column_name IN (value1, value2 );</w:t>
+        <w:t>WHERE </w:t>
+      </w:r>
+      <w:proofErr w:type="spellStart"/>
+      <w:r>
+        <w:t>column_name</w:t>
+      </w:r>
+      <w:proofErr w:type="spellEnd"/>
+      <w:r>
+        <w:t> IN (value1, value</w:t>
+      </w:r>
+      <w:proofErr w:type="gramStart"/>
+      <w:r>
+        <w:t>2 )</w:t>
+      </w:r>
+      <w:proofErr w:type="gramEnd"/>
+      <w:r>
+        <w:t>;</w:t>
       </w:r>
     </w:p>
     <w:p>
@@ -8415,13 +9136,37 @@
         <w:ind w:left="720"/>
       </w:pPr>
       <w:r>
-        <w:t>SELECT column_name(s)</w:t>
+        <w:t>SELECT </w:t>
+      </w:r>
+      <w:proofErr w:type="spellStart"/>
+      <w:r>
+        <w:t>column_name</w:t>
+      </w:r>
+      <w:proofErr w:type="spellEnd"/>
+      <w:r>
+        <w:t>(s)</w:t>
       </w:r>
       <w:r>
         <w:t xml:space="preserve"> </w:t>
       </w:r>
       <w:r>
-        <w:t>FROM table_nameHERE column_name IN (SELECT STATEMENT);</w:t>
+        <w:t>FROM </w:t>
+      </w:r>
+      <w:proofErr w:type="spellStart"/>
+      <w:r>
+        <w:t>table_nameHERE</w:t>
+      </w:r>
+      <w:proofErr w:type="spellEnd"/>
+      <w:r>
+        <w:t> </w:t>
+      </w:r>
+      <w:proofErr w:type="spellStart"/>
+      <w:r>
+        <w:t>column_name</w:t>
+      </w:r>
+      <w:proofErr w:type="spellEnd"/>
+      <w:r>
+        <w:t> IN (SELECT STATEMENT);</w:t>
       </w:r>
     </w:p>
     <w:p>
@@ -8449,19 +9194,40 @@
     <w:p/>
     <w:p>
       <w:r>
-        <w:t>SELECT column_name(s)</w:t>
+        <w:t>SELECT </w:t>
+      </w:r>
+      <w:proofErr w:type="spellStart"/>
+      <w:r>
+        <w:t>column_name</w:t>
+      </w:r>
+      <w:proofErr w:type="spellEnd"/>
+      <w:r>
+        <w:t>(s)</w:t>
       </w:r>
       <w:r>
         <w:t xml:space="preserve"> </w:t>
       </w:r>
       <w:r>
-        <w:t>FROM table_name</w:t>
-      </w:r>
+        <w:t>FROM </w:t>
+      </w:r>
+      <w:proofErr w:type="spellStart"/>
+      <w:r>
+        <w:t>table_name</w:t>
+      </w:r>
+      <w:proofErr w:type="spellEnd"/>
       <w:r>
         <w:t xml:space="preserve"> </w:t>
       </w:r>
       <w:r>
-        <w:t>WHERE column_name BETWEEN value1 AND value2;</w:t>
+        <w:t>WHERE </w:t>
+      </w:r>
+      <w:proofErr w:type="spellStart"/>
+      <w:r>
+        <w:t>column_name</w:t>
+      </w:r>
+      <w:proofErr w:type="spellEnd"/>
+      <w:r>
+        <w:t> BETWEEN value1 AND value2;</w:t>
       </w:r>
     </w:p>
     <w:p>
@@ -8653,7 +9419,27 @@
           <w:szCs w:val="23"/>
           <w:shd w:val="clear" w:color="auto" w:fill="FFFFFF"/>
         </w:rPr>
-        <w:t> CategoryID </w:t>
+        <w:t> </w:t>
+      </w:r>
+      <w:proofErr w:type="spellStart"/>
+      <w:r>
+        <w:rPr>
+          <w:rFonts w:cstheme="minorHAnsi"/>
+          <w:color w:val="FF0000"/>
+          <w:szCs w:val="23"/>
+          <w:shd w:val="clear" w:color="auto" w:fill="FFFFFF"/>
+        </w:rPr>
+        <w:t>CategoryID</w:t>
+      </w:r>
+      <w:proofErr w:type="spellEnd"/>
+      <w:r>
+        <w:rPr>
+          <w:rFonts w:cstheme="minorHAnsi"/>
+          <w:color w:val="FF0000"/>
+          <w:szCs w:val="23"/>
+          <w:shd w:val="clear" w:color="auto" w:fill="FFFFFF"/>
+        </w:rPr>
+        <w:t> </w:t>
       </w:r>
       <w:r>
         <w:rPr>
@@ -9013,16 +9799,36 @@
           <w:szCs w:val="23"/>
           <w:shd w:val="clear" w:color="auto" w:fill="FFFFFF"/>
         </w:rPr>
-        <w:t> OrderDate </w:t>
-      </w:r>
-      <w:r>
-        <w:rPr>
-          <w:rStyle w:val="sqlkeywordcolor"/>
+        <w:t> </w:t>
+      </w:r>
+      <w:proofErr w:type="spellStart"/>
+      <w:r>
+        <w:rPr>
           <w:rFonts w:cstheme="minorHAnsi"/>
           <w:color w:val="FF0000"/>
           <w:szCs w:val="23"/>
           <w:shd w:val="clear" w:color="auto" w:fill="FFFFFF"/>
         </w:rPr>
+        <w:t>OrderDate</w:t>
+      </w:r>
+      <w:proofErr w:type="spellEnd"/>
+      <w:r>
+        <w:rPr>
+          <w:rFonts w:cstheme="minorHAnsi"/>
+          <w:color w:val="FF0000"/>
+          <w:szCs w:val="23"/>
+          <w:shd w:val="clear" w:color="auto" w:fill="FFFFFF"/>
+        </w:rPr>
+        <w:t> </w:t>
+      </w:r>
+      <w:r>
+        <w:rPr>
+          <w:rStyle w:val="sqlkeywordcolor"/>
+          <w:rFonts w:cstheme="minorHAnsi"/>
+          <w:color w:val="FF0000"/>
+          <w:szCs w:val="23"/>
+          <w:shd w:val="clear" w:color="auto" w:fill="FFFFFF"/>
+        </w:rPr>
         <w:t>BETWEEN</w:t>
       </w:r>
       <w:r>
@@ -9097,7 +9903,6 @@
         <w:pStyle w:val="Heading2"/>
       </w:pPr>
       <w:r>
-        <w:lastRenderedPageBreak/>
         <w:t>SQL Aliases</w:t>
       </w:r>
       <w:r>
@@ -9135,6 +9940,7 @@
         </w:rPr>
         <w:t> </w:t>
       </w:r>
+      <w:proofErr w:type="spellStart"/>
       <w:r>
         <w:rPr>
           <w:rStyle w:val="Emphasis"/>
@@ -9145,6 +9951,7 @@
         </w:rPr>
         <w:t>column_name</w:t>
       </w:r>
+      <w:proofErr w:type="spellEnd"/>
       <w:r>
         <w:rPr>
           <w:rFonts w:cstheme="minorHAnsi"/>
@@ -9173,6 +9980,7 @@
         </w:rPr>
         <w:t> </w:t>
       </w:r>
+      <w:proofErr w:type="spellStart"/>
       <w:r>
         <w:rPr>
           <w:rStyle w:val="Emphasis"/>
@@ -9183,6 +9991,7 @@
         </w:rPr>
         <w:t>alias_name</w:t>
       </w:r>
+      <w:proofErr w:type="spellEnd"/>
       <w:r>
         <w:rPr>
           <w:rFonts w:cstheme="minorHAnsi"/>
@@ -9210,6 +10019,7 @@
         </w:rPr>
         <w:t> </w:t>
       </w:r>
+      <w:proofErr w:type="spellStart"/>
       <w:r>
         <w:rPr>
           <w:rStyle w:val="Emphasis"/>
@@ -9218,7 +10028,18 @@
           <w:szCs w:val="23"/>
           <w:shd w:val="clear" w:color="auto" w:fill="FFFFFF"/>
         </w:rPr>
-        <w:t>table_name;</w:t>
+        <w:t>table_name</w:t>
+      </w:r>
+      <w:proofErr w:type="spellEnd"/>
+      <w:r>
+        <w:rPr>
+          <w:rStyle w:val="Emphasis"/>
+          <w:rFonts w:cstheme="minorHAnsi"/>
+          <w:color w:val="000000"/>
+          <w:szCs w:val="23"/>
+          <w:shd w:val="clear" w:color="auto" w:fill="FFFFFF"/>
+        </w:rPr>
+        <w:t>;</w:t>
       </w:r>
       <w:r>
         <w:rPr>
@@ -9249,6 +10070,7 @@
           <w:szCs w:val="23"/>
           <w:shd w:val="clear" w:color="auto" w:fill="FFFFFF"/>
         </w:rPr>
+        <w:lastRenderedPageBreak/>
         <w:t>SELECT</w:t>
       </w:r>
       <w:r>
@@ -9258,7 +10080,27 @@
           <w:szCs w:val="23"/>
           <w:shd w:val="clear" w:color="auto" w:fill="FFFFFF"/>
         </w:rPr>
-        <w:t> CustomerID </w:t>
+        <w:t> </w:t>
+      </w:r>
+      <w:proofErr w:type="spellStart"/>
+      <w:r>
+        <w:rPr>
+          <w:rFonts w:cstheme="minorHAnsi"/>
+          <w:color w:val="000000"/>
+          <w:szCs w:val="23"/>
+          <w:shd w:val="clear" w:color="auto" w:fill="FFFFFF"/>
+        </w:rPr>
+        <w:t>CustomerID</w:t>
+      </w:r>
+      <w:proofErr w:type="spellEnd"/>
+      <w:r>
+        <w:rPr>
+          <w:rFonts w:cstheme="minorHAnsi"/>
+          <w:color w:val="000000"/>
+          <w:szCs w:val="23"/>
+          <w:shd w:val="clear" w:color="auto" w:fill="FFFFFF"/>
+        </w:rPr>
+        <w:t> </w:t>
       </w:r>
       <w:r>
         <w:rPr>
@@ -9277,7 +10119,27 @@
           <w:szCs w:val="23"/>
           <w:shd w:val="clear" w:color="auto" w:fill="FFFFFF"/>
         </w:rPr>
-        <w:t> ID, CustomerName </w:t>
+        <w:t xml:space="preserve"> ID, </w:t>
+      </w:r>
+      <w:proofErr w:type="spellStart"/>
+      <w:r>
+        <w:rPr>
+          <w:rFonts w:cstheme="minorHAnsi"/>
+          <w:color w:val="000000"/>
+          <w:szCs w:val="23"/>
+          <w:shd w:val="clear" w:color="auto" w:fill="FFFFFF"/>
+        </w:rPr>
+        <w:t>CustomerName</w:t>
+      </w:r>
+      <w:proofErr w:type="spellEnd"/>
+      <w:r>
+        <w:rPr>
+          <w:rFonts w:cstheme="minorHAnsi"/>
+          <w:color w:val="000000"/>
+          <w:szCs w:val="23"/>
+          <w:shd w:val="clear" w:color="auto" w:fill="FFFFFF"/>
+        </w:rPr>
+        <w:t> </w:t>
       </w:r>
       <w:r>
         <w:rPr>
@@ -9353,7 +10215,47 @@
           <w:szCs w:val="23"/>
           <w:shd w:val="clear" w:color="auto" w:fill="FFFFFF"/>
         </w:rPr>
-        <w:t> CustomerName, CONCAT(Address,</w:t>
+        <w:t> </w:t>
+      </w:r>
+      <w:proofErr w:type="spellStart"/>
+      <w:r>
+        <w:rPr>
+          <w:rFonts w:cstheme="minorHAnsi"/>
+          <w:color w:val="000000"/>
+          <w:szCs w:val="23"/>
+          <w:shd w:val="clear" w:color="auto" w:fill="FFFFFF"/>
+        </w:rPr>
+        <w:t>CustomerName</w:t>
+      </w:r>
+      <w:proofErr w:type="spellEnd"/>
+      <w:r>
+        <w:rPr>
+          <w:rFonts w:cstheme="minorHAnsi"/>
+          <w:color w:val="000000"/>
+          <w:szCs w:val="23"/>
+          <w:shd w:val="clear" w:color="auto" w:fill="FFFFFF"/>
+        </w:rPr>
+        <w:t xml:space="preserve">, </w:t>
+      </w:r>
+      <w:proofErr w:type="gramStart"/>
+      <w:r>
+        <w:rPr>
+          <w:rFonts w:cstheme="minorHAnsi"/>
+          <w:color w:val="000000"/>
+          <w:szCs w:val="23"/>
+          <w:shd w:val="clear" w:color="auto" w:fill="FFFFFF"/>
+        </w:rPr>
+        <w:t>CONCAT(</w:t>
+      </w:r>
+      <w:proofErr w:type="gramEnd"/>
+      <w:r>
+        <w:rPr>
+          <w:rFonts w:cstheme="minorHAnsi"/>
+          <w:color w:val="000000"/>
+          <w:szCs w:val="23"/>
+          <w:shd w:val="clear" w:color="auto" w:fill="FFFFFF"/>
+        </w:rPr>
+        <w:t>Address,</w:t>
       </w:r>
       <w:r>
         <w:rPr>
@@ -9372,7 +10274,27 @@
           <w:szCs w:val="23"/>
           <w:shd w:val="clear" w:color="auto" w:fill="FFFFFF"/>
         </w:rPr>
-        <w:t>,PostalCode,</w:t>
+        <w:t>,</w:t>
+      </w:r>
+      <w:proofErr w:type="spellStart"/>
+      <w:r>
+        <w:rPr>
+          <w:rFonts w:cstheme="minorHAnsi"/>
+          <w:color w:val="000000"/>
+          <w:szCs w:val="23"/>
+          <w:shd w:val="clear" w:color="auto" w:fill="FFFFFF"/>
+        </w:rPr>
+        <w:t>PostalCode</w:t>
+      </w:r>
+      <w:proofErr w:type="spellEnd"/>
+      <w:r>
+        <w:rPr>
+          <w:rFonts w:cstheme="minorHAnsi"/>
+          <w:color w:val="000000"/>
+          <w:szCs w:val="23"/>
+          <w:shd w:val="clear" w:color="auto" w:fill="FFFFFF"/>
+        </w:rPr>
+        <w:t>,</w:t>
       </w:r>
       <w:r>
         <w:rPr>
@@ -9706,7 +10628,7 @@
               </wp:anchor>
             </w:drawing>
           </mc:Choice>
-          <mc:Fallback xmlns:w16sdtdh="http://schemas.microsoft.com/office/word/2020/wordml/sdtdatahash" xmlns:w16="http://schemas.microsoft.com/office/word/2018/wordml" xmlns:w16cid="http://schemas.microsoft.com/office/word/2016/wordml/cid" xmlns:w16cex="http://schemas.microsoft.com/office/word/2018/wordml/cex" xmlns:oel="http://schemas.microsoft.com/office/2019/extlst" xmlns:am3d="http://schemas.microsoft.com/office/drawing/2017/model3d" xmlns:aink="http://schemas.microsoft.com/office/drawing/2016/ink" xmlns:cx8="http://schemas.microsoft.com/office/drawing/2016/5/14/chartex" xmlns:cx7="http://schemas.microsoft.com/office/drawing/2016/5/13/chartex" xmlns:cx6="http://schemas.microsoft.com/office/drawing/2016/5/12/chartex" xmlns:cx5="http://schemas.microsoft.com/office/drawing/2016/5/11/chartex" xmlns:cx4="http://schemas.microsoft.com/office/drawing/2016/5/10/chartex" xmlns:cx3="http://schemas.microsoft.com/office/drawing/2016/5/9/chartex" xmlns:cx2="http://schemas.microsoft.com/office/drawing/2015/10/21/chartex">
+          <mc:Fallback xmlns:oel="http://schemas.microsoft.com/office/2019/extlst">
             <w:pict>
               <v:group w14:anchorId="6A6AB709" id="Group 6" o:spid="_x0000_s1026" style="position:absolute;margin-left:86.25pt;margin-top:35.1pt;width:347.25pt;height:241.5pt;z-index:251662336;mso-width-relative:margin;mso-height-relative:margin" coordsize="44100,30670" o:gfxdata="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">
                 <v:shapetype id="_x0000_t75" coordsize="21600,21600" o:spt="75" o:preferrelative="t" path="m@4@5l@4@11@9@11@9@5xe" filled="f" stroked="f">
@@ -9867,7 +10789,15 @@
     </w:p>
     <w:p>
       <w:r>
-        <w:t>SELECT column_name(s)</w:t>
+        <w:t>SELECT </w:t>
+      </w:r>
+      <w:proofErr w:type="spellStart"/>
+      <w:r>
+        <w:t>column_name</w:t>
+      </w:r>
+      <w:proofErr w:type="spellEnd"/>
+      <w:r>
+        <w:t>(s)</w:t>
       </w:r>
       <w:r>
         <w:br/>
@@ -9885,15 +10815,44 @@
     <w:p/>
     <w:p>
       <w:r>
-        <w:t>SELECT Orders.OrderID, Customers.CustomerName</w:t>
-      </w:r>
+        <w:t>SELECT </w:t>
+      </w:r>
+      <w:proofErr w:type="spellStart"/>
+      <w:r>
+        <w:t>Orders.OrderID</w:t>
+      </w:r>
+      <w:proofErr w:type="spellEnd"/>
+      <w:r>
+        <w:t xml:space="preserve">, </w:t>
+      </w:r>
+      <w:proofErr w:type="spellStart"/>
+      <w:r>
+        <w:t>Customers.CustomerName</w:t>
+      </w:r>
+      <w:proofErr w:type="spellEnd"/>
       <w:r>
         <w:br/>
         <w:t>FROM Orders</w:t>
       </w:r>
       <w:r>
         <w:br/>
-        <w:t>INNER JOIN Customers ON Orders.CustomerID = Customers.CustomerID;</w:t>
+        <w:t>INNER JOIN Customers ON </w:t>
+      </w:r>
+      <w:proofErr w:type="spellStart"/>
+      <w:r>
+        <w:t>Orders.CustomerID</w:t>
+      </w:r>
+      <w:proofErr w:type="spellEnd"/>
+      <w:r>
+        <w:t xml:space="preserve"> = </w:t>
+      </w:r>
+      <w:proofErr w:type="spellStart"/>
+      <w:r>
+        <w:t>Customers.CustomerID</w:t>
+      </w:r>
+      <w:proofErr w:type="spellEnd"/>
+      <w:r>
+        <w:t>;</w:t>
       </w:r>
     </w:p>
     <w:p>
@@ -9912,98 +10871,154 @@
           <w:color w:val="385623" w:themeColor="accent6" w:themeShade="80"/>
           <w:sz w:val="20"/>
         </w:rPr>
+        <w:t>JOIN Three Tables</w:t>
+      </w:r>
+    </w:p>
+    <w:p>
+      <w:pPr>
+        <w:pStyle w:val="NoSpacing"/>
+        <w:rPr>
+          <w:rStyle w:val="sqlcolor"/>
+          <w:rFonts w:cstheme="minorHAnsi"/>
+          <w:color w:val="000000"/>
+          <w:sz w:val="20"/>
+          <w:szCs w:val="23"/>
+        </w:rPr>
+      </w:pPr>
+      <w:r>
+        <w:rPr>
+          <w:rStyle w:val="sqlkeywordcolor"/>
+          <w:rFonts w:cstheme="minorHAnsi"/>
+          <w:color w:val="0000CD"/>
+          <w:sz w:val="20"/>
+          <w:szCs w:val="23"/>
+        </w:rPr>
+        <w:t>SELECT</w:t>
+      </w:r>
+      <w:r>
+        <w:rPr>
+          <w:rStyle w:val="sqlcolor"/>
+          <w:rFonts w:cstheme="minorHAnsi"/>
+          <w:color w:val="000000"/>
+          <w:sz w:val="20"/>
+          <w:szCs w:val="23"/>
+        </w:rPr>
+        <w:t> </w:t>
+      </w:r>
+      <w:proofErr w:type="spellStart"/>
+      <w:r>
+        <w:rPr>
+          <w:rStyle w:val="sqlcolor"/>
+          <w:rFonts w:cstheme="minorHAnsi"/>
+          <w:color w:val="000000"/>
+          <w:sz w:val="20"/>
+          <w:szCs w:val="23"/>
+        </w:rPr>
+        <w:t>Orders.OrderID</w:t>
+      </w:r>
+      <w:proofErr w:type="spellEnd"/>
+      <w:r>
+        <w:rPr>
+          <w:rStyle w:val="sqlcolor"/>
+          <w:rFonts w:cstheme="minorHAnsi"/>
+          <w:color w:val="000000"/>
+          <w:sz w:val="20"/>
+          <w:szCs w:val="23"/>
+        </w:rPr>
+        <w:t xml:space="preserve">, </w:t>
+      </w:r>
+      <w:proofErr w:type="spellStart"/>
+      <w:r>
+        <w:rPr>
+          <w:rStyle w:val="sqlcolor"/>
+          <w:rFonts w:cstheme="minorHAnsi"/>
+          <w:color w:val="000000"/>
+          <w:sz w:val="20"/>
+          <w:szCs w:val="23"/>
+        </w:rPr>
+        <w:t>Customers.CustomerName</w:t>
+      </w:r>
+      <w:proofErr w:type="spellEnd"/>
+      <w:r>
+        <w:rPr>
+          <w:rStyle w:val="sqlcolor"/>
+          <w:rFonts w:cstheme="minorHAnsi"/>
+          <w:color w:val="000000"/>
+          <w:sz w:val="20"/>
+          <w:szCs w:val="23"/>
+        </w:rPr>
+        <w:t xml:space="preserve">, </w:t>
+      </w:r>
+      <w:proofErr w:type="spellStart"/>
+      <w:r>
+        <w:rPr>
+          <w:rStyle w:val="sqlcolor"/>
+          <w:rFonts w:cstheme="minorHAnsi"/>
+          <w:color w:val="000000"/>
+          <w:sz w:val="20"/>
+          <w:szCs w:val="23"/>
+        </w:rPr>
+        <w:t>Shippers.ShipperName</w:t>
+      </w:r>
+      <w:proofErr w:type="spellEnd"/>
+      <w:r>
+        <w:rPr>
+          <w:rFonts w:cstheme="minorHAnsi"/>
+          <w:sz w:val="18"/>
+        </w:rPr>
+        <w:br/>
+      </w:r>
+      <w:r>
+        <w:rPr>
+          <w:rStyle w:val="sqlkeywordcolor"/>
+          <w:rFonts w:cstheme="minorHAnsi"/>
+          <w:color w:val="0000CD"/>
+          <w:sz w:val="20"/>
+          <w:szCs w:val="23"/>
+        </w:rPr>
+        <w:t>FROM</w:t>
+      </w:r>
+      <w:r>
+        <w:rPr>
+          <w:rStyle w:val="sqlcolor"/>
+          <w:rFonts w:cstheme="minorHAnsi"/>
+          <w:color w:val="000000"/>
+          <w:sz w:val="20"/>
+          <w:szCs w:val="23"/>
+        </w:rPr>
+        <w:t> (</w:t>
+      </w:r>
+      <w:r>
+        <w:rPr>
+          <w:rStyle w:val="sqlcolor"/>
+          <w:rFonts w:cstheme="minorHAnsi"/>
+          <w:color w:val="000000"/>
+          <w:sz w:val="20"/>
+          <w:szCs w:val="23"/>
+        </w:rPr>
+        <w:t xml:space="preserve"> </w:t>
+      </w:r>
+    </w:p>
+    <w:p>
+      <w:pPr>
+        <w:pStyle w:val="NoSpacing"/>
+        <w:rPr>
+          <w:rStyle w:val="sqlcolor"/>
+          <w:rFonts w:cstheme="minorHAnsi"/>
+          <w:color w:val="000000"/>
+          <w:sz w:val="20"/>
+          <w:szCs w:val="23"/>
+        </w:rPr>
+      </w:pPr>
+      <w:r>
+        <w:rPr>
+          <w:rStyle w:val="sqlcolor"/>
+          <w:rFonts w:cstheme="minorHAnsi"/>
+          <w:color w:val="000000"/>
+          <w:sz w:val="20"/>
+          <w:szCs w:val="23"/>
+        </w:rPr>
         <w:lastRenderedPageBreak/>
-        <w:t>JOIN Three Tables</w:t>
-      </w:r>
-    </w:p>
-    <w:p>
-      <w:pPr>
-        <w:pStyle w:val="NoSpacing"/>
-        <w:rPr>
-          <w:rStyle w:val="sqlcolor"/>
-          <w:rFonts w:cstheme="minorHAnsi"/>
-          <w:color w:val="000000"/>
-          <w:sz w:val="20"/>
-          <w:szCs w:val="23"/>
-        </w:rPr>
-      </w:pPr>
-      <w:r>
-        <w:rPr>
-          <w:rStyle w:val="sqlkeywordcolor"/>
-          <w:rFonts w:cstheme="minorHAnsi"/>
-          <w:color w:val="0000CD"/>
-          <w:sz w:val="20"/>
-          <w:szCs w:val="23"/>
-        </w:rPr>
-        <w:t>SELECT</w:t>
-      </w:r>
-      <w:r>
-        <w:rPr>
-          <w:rStyle w:val="sqlcolor"/>
-          <w:rFonts w:cstheme="minorHAnsi"/>
-          <w:color w:val="000000"/>
-          <w:sz w:val="20"/>
-          <w:szCs w:val="23"/>
-        </w:rPr>
-        <w:t> Orders.OrderID, Customers.CustomerName, Shippers.ShipperName</w:t>
-      </w:r>
-      <w:r>
-        <w:rPr>
-          <w:rFonts w:cstheme="minorHAnsi"/>
-          <w:sz w:val="18"/>
-        </w:rPr>
-        <w:br/>
-      </w:r>
-      <w:r>
-        <w:rPr>
-          <w:rStyle w:val="sqlkeywordcolor"/>
-          <w:rFonts w:cstheme="minorHAnsi"/>
-          <w:color w:val="0000CD"/>
-          <w:sz w:val="20"/>
-          <w:szCs w:val="23"/>
-        </w:rPr>
-        <w:t>FROM</w:t>
-      </w:r>
-      <w:r>
-        <w:rPr>
-          <w:rStyle w:val="sqlcolor"/>
-          <w:rFonts w:cstheme="minorHAnsi"/>
-          <w:color w:val="000000"/>
-          <w:sz w:val="20"/>
-          <w:szCs w:val="23"/>
-        </w:rPr>
-        <w:t> (</w:t>
-      </w:r>
-      <w:r>
-        <w:rPr>
-          <w:rStyle w:val="sqlcolor"/>
-          <w:rFonts w:cstheme="minorHAnsi"/>
-          <w:color w:val="000000"/>
-          <w:sz w:val="20"/>
-          <w:szCs w:val="23"/>
-        </w:rPr>
-        <w:t xml:space="preserve"> </w:t>
-      </w:r>
-    </w:p>
-    <w:p>
-      <w:pPr>
-        <w:pStyle w:val="NoSpacing"/>
-        <w:rPr>
-          <w:rStyle w:val="sqlcolor"/>
-          <w:rFonts w:cstheme="minorHAnsi"/>
-          <w:color w:val="000000"/>
-          <w:sz w:val="20"/>
-          <w:szCs w:val="23"/>
-        </w:rPr>
-      </w:pPr>
-      <w:r>
-        <w:rPr>
-          <w:rStyle w:val="sqlcolor"/>
-          <w:rFonts w:cstheme="minorHAnsi"/>
-          <w:color w:val="000000"/>
-          <w:sz w:val="20"/>
-          <w:szCs w:val="23"/>
-        </w:rPr>
         <w:t>(</w:t>
       </w:r>
     </w:p>
@@ -10094,8 +11109,42 @@
           <w:sz w:val="20"/>
           <w:szCs w:val="23"/>
         </w:rPr>
-        <w:t> Orders.CustomerID = Customers.CustomerID</w:t>
-      </w:r>
+        <w:t> </w:t>
+      </w:r>
+      <w:proofErr w:type="spellStart"/>
+      <w:r>
+        <w:rPr>
+          <w:rStyle w:val="sqlcolor"/>
+          <w:rFonts w:cstheme="minorHAnsi"/>
+          <w:color w:val="000000"/>
+          <w:sz w:val="20"/>
+          <w:szCs w:val="23"/>
+        </w:rPr>
+        <w:t>Orders.CustomerID</w:t>
+      </w:r>
+      <w:proofErr w:type="spellEnd"/>
+      <w:r>
+        <w:rPr>
+          <w:rStyle w:val="sqlcolor"/>
+          <w:rFonts w:cstheme="minorHAnsi"/>
+          <w:color w:val="000000"/>
+          <w:sz w:val="20"/>
+          <w:szCs w:val="23"/>
+        </w:rPr>
+        <w:t xml:space="preserve"> = </w:t>
+      </w:r>
+      <w:proofErr w:type="spellStart"/>
+      <w:r>
+        <w:rPr>
+          <w:rStyle w:val="sqlcolor"/>
+          <w:rFonts w:cstheme="minorHAnsi"/>
+          <w:color w:val="000000"/>
+          <w:sz w:val="20"/>
+          <w:szCs w:val="23"/>
+        </w:rPr>
+        <w:t>Customers.CustomerID</w:t>
+      </w:r>
+      <w:proofErr w:type="spellEnd"/>
     </w:p>
     <w:p>
       <w:pPr>
@@ -10180,7 +11229,51 @@
           <w:sz w:val="20"/>
           <w:szCs w:val="23"/>
         </w:rPr>
-        <w:t> Orders.ShipperID = Shippers.ShipperID);</w:t>
+        <w:t> </w:t>
+      </w:r>
+      <w:proofErr w:type="spellStart"/>
+      <w:r>
+        <w:rPr>
+          <w:rStyle w:val="sqlcolor"/>
+          <w:rFonts w:cstheme="minorHAnsi"/>
+          <w:color w:val="000000"/>
+          <w:sz w:val="20"/>
+          <w:szCs w:val="23"/>
+        </w:rPr>
+        <w:t>Orders.ShipperID</w:t>
+      </w:r>
+      <w:proofErr w:type="spellEnd"/>
+      <w:r>
+        <w:rPr>
+          <w:rStyle w:val="sqlcolor"/>
+          <w:rFonts w:cstheme="minorHAnsi"/>
+          <w:color w:val="000000"/>
+          <w:sz w:val="20"/>
+          <w:szCs w:val="23"/>
+        </w:rPr>
+        <w:t xml:space="preserve"> = </w:t>
+      </w:r>
+      <w:proofErr w:type="spellStart"/>
+      <w:r>
+        <w:rPr>
+          <w:rStyle w:val="sqlcolor"/>
+          <w:rFonts w:cstheme="minorHAnsi"/>
+          <w:color w:val="000000"/>
+          <w:sz w:val="20"/>
+          <w:szCs w:val="23"/>
+        </w:rPr>
+        <w:t>Shippers.ShipperID</w:t>
+      </w:r>
+      <w:proofErr w:type="spellEnd"/>
+      <w:r>
+        <w:rPr>
+          <w:rStyle w:val="sqlcolor"/>
+          <w:rFonts w:cstheme="minorHAnsi"/>
+          <w:color w:val="000000"/>
+          <w:sz w:val="20"/>
+          <w:szCs w:val="23"/>
+        </w:rPr>
+        <w:t>);</w:t>
       </w:r>
     </w:p>
     <w:p>
@@ -10248,6 +11341,7 @@
         </w:rPr>
         <w:t> </w:t>
       </w:r>
+      <w:proofErr w:type="spellStart"/>
       <w:r>
         <w:rPr>
           <w:rStyle w:val="Emphasis"/>
@@ -10257,7 +11351,19 @@
           <w:szCs w:val="23"/>
           <w:shd w:val="clear" w:color="auto" w:fill="FFFFFF"/>
         </w:rPr>
-        <w:t>column_name(s)</w:t>
+        <w:t>column_name</w:t>
+      </w:r>
+      <w:proofErr w:type="spellEnd"/>
+      <w:r>
+        <w:rPr>
+          <w:rStyle w:val="Emphasis"/>
+          <w:rFonts w:cstheme="minorHAnsi"/>
+          <w:color w:val="000000"/>
+          <w:sz w:val="20"/>
+          <w:szCs w:val="23"/>
+          <w:shd w:val="clear" w:color="auto" w:fill="FFFFFF"/>
+        </w:rPr>
+        <w:t>(s)</w:t>
       </w:r>
       <w:r>
         <w:rPr>
@@ -10482,8 +11588,42 @@
           <w:szCs w:val="23"/>
           <w:shd w:val="clear" w:color="auto" w:fill="FFFFFF"/>
         </w:rPr>
-        <w:t> Customers.CustomerName, Orders.OrderID</w:t>
-      </w:r>
+        <w:t> </w:t>
+      </w:r>
+      <w:proofErr w:type="spellStart"/>
+      <w:r>
+        <w:rPr>
+          <w:rFonts w:cstheme="minorHAnsi"/>
+          <w:color w:val="000000"/>
+          <w:sz w:val="20"/>
+          <w:szCs w:val="23"/>
+          <w:shd w:val="clear" w:color="auto" w:fill="FFFFFF"/>
+        </w:rPr>
+        <w:t>Customers.CustomerName</w:t>
+      </w:r>
+      <w:proofErr w:type="spellEnd"/>
+      <w:r>
+        <w:rPr>
+          <w:rFonts w:cstheme="minorHAnsi"/>
+          <w:color w:val="000000"/>
+          <w:sz w:val="20"/>
+          <w:szCs w:val="23"/>
+          <w:shd w:val="clear" w:color="auto" w:fill="FFFFFF"/>
+        </w:rPr>
+        <w:t xml:space="preserve">, </w:t>
+      </w:r>
+      <w:proofErr w:type="spellStart"/>
+      <w:r>
+        <w:rPr>
+          <w:rFonts w:cstheme="minorHAnsi"/>
+          <w:color w:val="000000"/>
+          <w:sz w:val="20"/>
+          <w:szCs w:val="23"/>
+          <w:shd w:val="clear" w:color="auto" w:fill="FFFFFF"/>
+        </w:rPr>
+        <w:t>Orders.OrderID</w:t>
+      </w:r>
+      <w:proofErr w:type="spellEnd"/>
       <w:r>
         <w:rPr>
           <w:rFonts w:cstheme="minorHAnsi"/>
@@ -10584,8 +11724,42 @@
           <w:szCs w:val="23"/>
           <w:shd w:val="clear" w:color="auto" w:fill="FFFFFF"/>
         </w:rPr>
-        <w:t> Customers.CustomerID = Orders.CustomerID</w:t>
-      </w:r>
+        <w:t> </w:t>
+      </w:r>
+      <w:proofErr w:type="spellStart"/>
+      <w:r>
+        <w:rPr>
+          <w:rFonts w:cstheme="minorHAnsi"/>
+          <w:color w:val="000000"/>
+          <w:sz w:val="20"/>
+          <w:szCs w:val="23"/>
+          <w:shd w:val="clear" w:color="auto" w:fill="FFFFFF"/>
+        </w:rPr>
+        <w:t>Customers.CustomerID</w:t>
+      </w:r>
+      <w:proofErr w:type="spellEnd"/>
+      <w:r>
+        <w:rPr>
+          <w:rFonts w:cstheme="minorHAnsi"/>
+          <w:color w:val="000000"/>
+          <w:sz w:val="20"/>
+          <w:szCs w:val="23"/>
+          <w:shd w:val="clear" w:color="auto" w:fill="FFFFFF"/>
+        </w:rPr>
+        <w:t xml:space="preserve"> = </w:t>
+      </w:r>
+      <w:proofErr w:type="spellStart"/>
+      <w:r>
+        <w:rPr>
+          <w:rFonts w:cstheme="minorHAnsi"/>
+          <w:color w:val="000000"/>
+          <w:sz w:val="20"/>
+          <w:szCs w:val="23"/>
+          <w:shd w:val="clear" w:color="auto" w:fill="FFFFFF"/>
+        </w:rPr>
+        <w:t>Orders.CustomerID</w:t>
+      </w:r>
+      <w:proofErr w:type="spellEnd"/>
       <w:r>
         <w:rPr>
           <w:rFonts w:cstheme="minorHAnsi"/>
@@ -10635,7 +11809,29 @@
           <w:szCs w:val="23"/>
           <w:shd w:val="clear" w:color="auto" w:fill="FFFFFF"/>
         </w:rPr>
-        <w:t> Customers.CustomerName;</w:t>
+        <w:t> </w:t>
+      </w:r>
+      <w:proofErr w:type="spellStart"/>
+      <w:r>
+        <w:rPr>
+          <w:rFonts w:cstheme="minorHAnsi"/>
+          <w:color w:val="000000"/>
+          <w:sz w:val="20"/>
+          <w:szCs w:val="23"/>
+          <w:shd w:val="clear" w:color="auto" w:fill="FFFFFF"/>
+        </w:rPr>
+        <w:t>Customers.CustomerName</w:t>
+      </w:r>
+      <w:proofErr w:type="spellEnd"/>
+      <w:r>
+        <w:rPr>
+          <w:rFonts w:cstheme="minorHAnsi"/>
+          <w:color w:val="000000"/>
+          <w:sz w:val="20"/>
+          <w:szCs w:val="23"/>
+          <w:shd w:val="clear" w:color="auto" w:fill="FFFFFF"/>
+        </w:rPr>
+        <w:t>;</w:t>
       </w:r>
     </w:p>
     <w:p>
@@ -10703,6 +11899,7 @@
         </w:rPr>
         <w:t> </w:t>
       </w:r>
+      <w:proofErr w:type="spellStart"/>
       <w:r>
         <w:rPr>
           <w:rStyle w:val="Emphasis"/>
@@ -10712,7 +11909,19 @@
           <w:szCs w:val="23"/>
           <w:shd w:val="clear" w:color="auto" w:fill="FFFFFF"/>
         </w:rPr>
-        <w:t>column_name(s)</w:t>
+        <w:t>column_name</w:t>
+      </w:r>
+      <w:proofErr w:type="spellEnd"/>
+      <w:r>
+        <w:rPr>
+          <w:rStyle w:val="Emphasis"/>
+          <w:rFonts w:cstheme="minorHAnsi"/>
+          <w:color w:val="000000"/>
+          <w:sz w:val="20"/>
+          <w:szCs w:val="23"/>
+          <w:shd w:val="clear" w:color="auto" w:fill="FFFFFF"/>
+        </w:rPr>
+        <w:t>(s)</w:t>
       </w:r>
       <w:r>
         <w:rPr>
@@ -10937,8 +12146,64 @@
           <w:szCs w:val="23"/>
           <w:shd w:val="clear" w:color="auto" w:fill="FFFFFF"/>
         </w:rPr>
-        <w:t> Orders.OrderID, Employees.LastName, Employees.FirstName</w:t>
-      </w:r>
+        <w:t> </w:t>
+      </w:r>
+      <w:proofErr w:type="spellStart"/>
+      <w:r>
+        <w:rPr>
+          <w:rFonts w:cstheme="minorHAnsi"/>
+          <w:color w:val="000000"/>
+          <w:sz w:val="20"/>
+          <w:szCs w:val="23"/>
+          <w:shd w:val="clear" w:color="auto" w:fill="FFFFFF"/>
+        </w:rPr>
+        <w:t>Orders.OrderID</w:t>
+      </w:r>
+      <w:proofErr w:type="spellEnd"/>
+      <w:r>
+        <w:rPr>
+          <w:rFonts w:cstheme="minorHAnsi"/>
+          <w:color w:val="000000"/>
+          <w:sz w:val="20"/>
+          <w:szCs w:val="23"/>
+          <w:shd w:val="clear" w:color="auto" w:fill="FFFFFF"/>
+        </w:rPr>
+        <w:t xml:space="preserve">, </w:t>
+      </w:r>
+      <w:proofErr w:type="spellStart"/>
+      <w:r>
+        <w:rPr>
+          <w:rFonts w:cstheme="minorHAnsi"/>
+          <w:color w:val="000000"/>
+          <w:sz w:val="20"/>
+          <w:szCs w:val="23"/>
+          <w:shd w:val="clear" w:color="auto" w:fill="FFFFFF"/>
+        </w:rPr>
+        <w:t>Employees.LastName</w:t>
+      </w:r>
+      <w:proofErr w:type="spellEnd"/>
+      <w:r>
+        <w:rPr>
+          <w:rFonts w:cstheme="minorHAnsi"/>
+          <w:color w:val="000000"/>
+          <w:sz w:val="20"/>
+          <w:szCs w:val="23"/>
+          <w:shd w:val="clear" w:color="auto" w:fill="FFFFFF"/>
+        </w:rPr>
+        <w:t xml:space="preserve">, </w:t>
+      </w:r>
+      <w:proofErr w:type="spellStart"/>
+      <w:r>
+        <w:rPr>
+          <w:rFonts w:cstheme="minorHAnsi"/>
+          <w:color w:val="000000"/>
+          <w:sz w:val="20"/>
+          <w:szCs w:val="23"/>
+          <w:shd w:val="clear" w:color="auto" w:fill="FFFFFF"/>
+        </w:rPr>
+        <w:t>Employees.FirstName</w:t>
+      </w:r>
+      <w:proofErr w:type="spellEnd"/>
       <w:r>
         <w:rPr>
           <w:rFonts w:cstheme="minorHAnsi"/>
@@ -11039,8 +12304,42 @@
           <w:szCs w:val="23"/>
           <w:shd w:val="clear" w:color="auto" w:fill="FFFFFF"/>
         </w:rPr>
-        <w:t> Orders.EmployeeID = Employees.EmployeeID</w:t>
-      </w:r>
+        <w:t> </w:t>
+      </w:r>
+      <w:proofErr w:type="spellStart"/>
+      <w:r>
+        <w:rPr>
+          <w:rFonts w:cstheme="minorHAnsi"/>
+          <w:color w:val="000000"/>
+          <w:sz w:val="20"/>
+          <w:szCs w:val="23"/>
+          <w:shd w:val="clear" w:color="auto" w:fill="FFFFFF"/>
+        </w:rPr>
+        <w:t>Orders.EmployeeID</w:t>
+      </w:r>
+      <w:proofErr w:type="spellEnd"/>
+      <w:r>
+        <w:rPr>
+          <w:rFonts w:cstheme="minorHAnsi"/>
+          <w:color w:val="000000"/>
+          <w:sz w:val="20"/>
+          <w:szCs w:val="23"/>
+          <w:shd w:val="clear" w:color="auto" w:fill="FFFFFF"/>
+        </w:rPr>
+        <w:t xml:space="preserve"> = </w:t>
+      </w:r>
+      <w:proofErr w:type="spellStart"/>
+      <w:r>
+        <w:rPr>
+          <w:rFonts w:cstheme="minorHAnsi"/>
+          <w:color w:val="000000"/>
+          <w:sz w:val="20"/>
+          <w:szCs w:val="23"/>
+          <w:shd w:val="clear" w:color="auto" w:fill="FFFFFF"/>
+        </w:rPr>
+        <w:t>Employees.EmployeeID</w:t>
+      </w:r>
+      <w:proofErr w:type="spellEnd"/>
       <w:r>
         <w:rPr>
           <w:rFonts w:cstheme="minorHAnsi"/>
@@ -11090,7 +12389,29 @@
           <w:szCs w:val="23"/>
           <w:shd w:val="clear" w:color="auto" w:fill="FFFFFF"/>
         </w:rPr>
-        <w:t> Orders.OrderID;</w:t>
+        <w:t> </w:t>
+      </w:r>
+      <w:proofErr w:type="spellStart"/>
+      <w:r>
+        <w:rPr>
+          <w:rFonts w:cstheme="minorHAnsi"/>
+          <w:color w:val="000000"/>
+          <w:sz w:val="20"/>
+          <w:szCs w:val="23"/>
+          <w:shd w:val="clear" w:color="auto" w:fill="FFFFFF"/>
+        </w:rPr>
+        <w:t>Orders.OrderID</w:t>
+      </w:r>
+      <w:proofErr w:type="spellEnd"/>
+      <w:r>
+        <w:rPr>
+          <w:rFonts w:cstheme="minorHAnsi"/>
+          <w:color w:val="000000"/>
+          <w:sz w:val="20"/>
+          <w:szCs w:val="23"/>
+          <w:shd w:val="clear" w:color="auto" w:fill="FFFFFF"/>
+        </w:rPr>
+        <w:t>;</w:t>
       </w:r>
     </w:p>
     <w:p>
@@ -11158,6 +12479,7 @@
         </w:rPr>
         <w:t> </w:t>
       </w:r>
+      <w:proofErr w:type="spellStart"/>
       <w:r>
         <w:rPr>
           <w:rStyle w:val="Emphasis"/>
@@ -11167,7 +12489,19 @@
           <w:szCs w:val="23"/>
           <w:shd w:val="clear" w:color="auto" w:fill="FFFFFF"/>
         </w:rPr>
-        <w:t>column_name(s)</w:t>
+        <w:t>column_name</w:t>
+      </w:r>
+      <w:proofErr w:type="spellEnd"/>
+      <w:r>
+        <w:rPr>
+          <w:rStyle w:val="Emphasis"/>
+          <w:rFonts w:cstheme="minorHAnsi"/>
+          <w:color w:val="000000"/>
+          <w:sz w:val="20"/>
+          <w:szCs w:val="23"/>
+          <w:shd w:val="clear" w:color="auto" w:fill="FFFFFF"/>
+        </w:rPr>
+        <w:t>(s)</w:t>
       </w:r>
       <w:r>
         <w:rPr>
@@ -11457,8 +12791,42 @@
           <w:szCs w:val="23"/>
           <w:shd w:val="clear" w:color="auto" w:fill="FFFFFF"/>
         </w:rPr>
-        <w:t> Customers.CustomerName, Orders.OrderID</w:t>
-      </w:r>
+        <w:t> </w:t>
+      </w:r>
+      <w:proofErr w:type="spellStart"/>
+      <w:r>
+        <w:rPr>
+          <w:rFonts w:cstheme="minorHAnsi"/>
+          <w:color w:val="000000"/>
+          <w:sz w:val="20"/>
+          <w:szCs w:val="23"/>
+          <w:shd w:val="clear" w:color="auto" w:fill="FFFFFF"/>
+        </w:rPr>
+        <w:t>Customers.CustomerName</w:t>
+      </w:r>
+      <w:proofErr w:type="spellEnd"/>
+      <w:r>
+        <w:rPr>
+          <w:rFonts w:cstheme="minorHAnsi"/>
+          <w:color w:val="000000"/>
+          <w:sz w:val="20"/>
+          <w:szCs w:val="23"/>
+          <w:shd w:val="clear" w:color="auto" w:fill="FFFFFF"/>
+        </w:rPr>
+        <w:t xml:space="preserve">, </w:t>
+      </w:r>
+      <w:proofErr w:type="spellStart"/>
+      <w:r>
+        <w:rPr>
+          <w:rFonts w:cstheme="minorHAnsi"/>
+          <w:color w:val="000000"/>
+          <w:sz w:val="20"/>
+          <w:szCs w:val="23"/>
+          <w:shd w:val="clear" w:color="auto" w:fill="FFFFFF"/>
+        </w:rPr>
+        <w:t>Orders.OrderID</w:t>
+      </w:r>
+      <w:proofErr w:type="spellEnd"/>
       <w:r>
         <w:rPr>
           <w:rFonts w:cstheme="minorHAnsi"/>
@@ -11580,8 +12948,42 @@
           <w:szCs w:val="23"/>
           <w:shd w:val="clear" w:color="auto" w:fill="FFFFFF"/>
         </w:rPr>
-        <w:t> Customers.CustomerID=Orders.CustomerID</w:t>
-      </w:r>
+        <w:t> </w:t>
+      </w:r>
+      <w:proofErr w:type="spellStart"/>
+      <w:r>
+        <w:rPr>
+          <w:rFonts w:cstheme="minorHAnsi"/>
+          <w:color w:val="000000"/>
+          <w:sz w:val="20"/>
+          <w:szCs w:val="23"/>
+          <w:shd w:val="clear" w:color="auto" w:fill="FFFFFF"/>
+        </w:rPr>
+        <w:t>Customers.CustomerID</w:t>
+      </w:r>
+      <w:proofErr w:type="spellEnd"/>
+      <w:r>
+        <w:rPr>
+          <w:rFonts w:cstheme="minorHAnsi"/>
+          <w:color w:val="000000"/>
+          <w:sz w:val="20"/>
+          <w:szCs w:val="23"/>
+          <w:shd w:val="clear" w:color="auto" w:fill="FFFFFF"/>
+        </w:rPr>
+        <w:t>=</w:t>
+      </w:r>
+      <w:proofErr w:type="spellStart"/>
+      <w:r>
+        <w:rPr>
+          <w:rFonts w:cstheme="minorHAnsi"/>
+          <w:color w:val="000000"/>
+          <w:sz w:val="20"/>
+          <w:szCs w:val="23"/>
+          <w:shd w:val="clear" w:color="auto" w:fill="FFFFFF"/>
+        </w:rPr>
+        <w:t>Orders.CustomerID</w:t>
+      </w:r>
+      <w:proofErr w:type="spellEnd"/>
       <w:r>
         <w:rPr>
           <w:rFonts w:cstheme="minorHAnsi"/>
@@ -11620,7 +13022,29 @@
           <w:szCs w:val="23"/>
           <w:shd w:val="clear" w:color="auto" w:fill="FFFFFF"/>
         </w:rPr>
-        <w:t> Customers.CustomerName;</w:t>
+        <w:t> </w:t>
+      </w:r>
+      <w:proofErr w:type="spellStart"/>
+      <w:r>
+        <w:rPr>
+          <w:rFonts w:cstheme="minorHAnsi"/>
+          <w:color w:val="000000"/>
+          <w:sz w:val="20"/>
+          <w:szCs w:val="23"/>
+          <w:shd w:val="clear" w:color="auto" w:fill="FFFFFF"/>
+        </w:rPr>
+        <w:t>Customers.CustomerName</w:t>
+      </w:r>
+      <w:proofErr w:type="spellEnd"/>
+      <w:r>
+        <w:rPr>
+          <w:rFonts w:cstheme="minorHAnsi"/>
+          <w:color w:val="000000"/>
+          <w:sz w:val="20"/>
+          <w:szCs w:val="23"/>
+          <w:shd w:val="clear" w:color="auto" w:fill="FFFFFF"/>
+        </w:rPr>
+        <w:t>;</w:t>
       </w:r>
     </w:p>
     <w:p>
@@ -11664,13 +13088,20 @@
         <w:pStyle w:val="Heading2"/>
       </w:pPr>
       <w:r>
-        <w:lastRenderedPageBreak/>
         <w:t>CROSS JOIN</w:t>
       </w:r>
     </w:p>
     <w:p>
       <w:r>
-        <w:t>SELECT column_name(s)</w:t>
+        <w:t>SELECT </w:t>
+      </w:r>
+      <w:proofErr w:type="spellStart"/>
+      <w:r>
+        <w:t>column_name</w:t>
+      </w:r>
+      <w:proofErr w:type="spellEnd"/>
+      <w:r>
+        <w:t>(s)</w:t>
       </w:r>
       <w:r>
         <w:t xml:space="preserve"> </w:t>
@@ -11687,8 +13118,21 @@
     </w:p>
     <w:p>
       <w:r>
-        <w:t>SELECT Customers.CustomerName, Orders.OrderID</w:t>
-      </w:r>
+        <w:t>SELECT </w:t>
+      </w:r>
+      <w:proofErr w:type="spellStart"/>
+      <w:r>
+        <w:t>Customers.CustomerName</w:t>
+      </w:r>
+      <w:proofErr w:type="spellEnd"/>
+      <w:r>
+        <w:t xml:space="preserve">, </w:t>
+      </w:r>
+      <w:proofErr w:type="spellStart"/>
+      <w:r>
+        <w:t>Orders.OrderID</w:t>
+      </w:r>
+      <w:proofErr w:type="spellEnd"/>
       <w:r>
         <w:t xml:space="preserve"> </w:t>
       </w:r>
@@ -11792,6 +13236,7 @@
         </w:rPr>
         <w:t> </w:t>
       </w:r>
+      <w:proofErr w:type="spellStart"/>
       <w:r>
         <w:rPr>
           <w:rStyle w:val="Emphasis"/>
@@ -11801,7 +13246,19 @@
           <w:szCs w:val="23"/>
           <w:shd w:val="clear" w:color="auto" w:fill="FFFFFF"/>
         </w:rPr>
-        <w:t>column_name(s)</w:t>
+        <w:t>column_name</w:t>
+      </w:r>
+      <w:proofErr w:type="spellEnd"/>
+      <w:r>
+        <w:rPr>
+          <w:rStyle w:val="Emphasis"/>
+          <w:rFonts w:cstheme="minorHAnsi"/>
+          <w:color w:val="000000"/>
+          <w:sz w:val="20"/>
+          <w:szCs w:val="23"/>
+          <w:shd w:val="clear" w:color="auto" w:fill="FFFFFF"/>
+        </w:rPr>
+        <w:t>(s)</w:t>
       </w:r>
       <w:r>
         <w:rPr>
@@ -11895,6 +13352,7 @@
         </w:rPr>
         <w:t> </w:t>
       </w:r>
+      <w:proofErr w:type="spellStart"/>
       <w:r>
         <w:rPr>
           <w:rStyle w:val="Emphasis"/>
@@ -11904,7 +13362,19 @@
           <w:szCs w:val="23"/>
           <w:shd w:val="clear" w:color="auto" w:fill="FFFFFF"/>
         </w:rPr>
-        <w:t>column_name(s)</w:t>
+        <w:t>column_name</w:t>
+      </w:r>
+      <w:proofErr w:type="spellEnd"/>
+      <w:r>
+        <w:rPr>
+          <w:rStyle w:val="Emphasis"/>
+          <w:rFonts w:cstheme="minorHAnsi"/>
+          <w:color w:val="000000"/>
+          <w:sz w:val="20"/>
+          <w:szCs w:val="23"/>
+          <w:shd w:val="clear" w:color="auto" w:fill="FFFFFF"/>
+        </w:rPr>
+        <w:t>(s)</w:t>
       </w:r>
       <w:r>
         <w:rPr>
@@ -12168,14 +13638,27 @@
     </w:p>
     <w:p>
       <w:r>
-        <w:t>SELECT column_name(s)</w:t>
+        <w:t>SELECT </w:t>
+      </w:r>
+      <w:proofErr w:type="spellStart"/>
+      <w:r>
+        <w:t>column_name</w:t>
+      </w:r>
+      <w:proofErr w:type="spellEnd"/>
+      <w:r>
+        <w:t>(s)</w:t>
       </w:r>
       <w:r>
         <w:t xml:space="preserve"> </w:t>
       </w:r>
       <w:r>
-        <w:t>FROM table_name</w:t>
-      </w:r>
+        <w:t>FROM </w:t>
+      </w:r>
+      <w:proofErr w:type="spellStart"/>
+      <w:r>
+        <w:t>table_name</w:t>
+      </w:r>
+      <w:proofErr w:type="spellEnd"/>
       <w:r>
         <w:t xml:space="preserve"> </w:t>
       </w:r>
@@ -12186,16 +13669,40 @@
         <w:t xml:space="preserve"> </w:t>
       </w:r>
       <w:r>
-        <w:t>GROUP BY column_name(s)</w:t>
+        <w:t>GROUP BY </w:t>
+      </w:r>
+      <w:proofErr w:type="spellStart"/>
+      <w:r>
+        <w:t>column_name</w:t>
+      </w:r>
+      <w:proofErr w:type="spellEnd"/>
+      <w:r>
+        <w:t>(s)</w:t>
       </w:r>
       <w:r>
         <w:br/>
-        <w:t>ORDER BY column_name(s);</w:t>
-      </w:r>
-    </w:p>
-    <w:p>
-      <w:r>
-        <w:t>SELECT COUNT(CustomerID), Country</w:t>
+        <w:t>ORDER BY </w:t>
+      </w:r>
+      <w:proofErr w:type="spellStart"/>
+      <w:r>
+        <w:t>column_name</w:t>
+      </w:r>
+      <w:proofErr w:type="spellEnd"/>
+      <w:r>
+        <w:t>(s);</w:t>
+      </w:r>
+    </w:p>
+    <w:p>
+      <w:r>
+        <w:t>SELECT COUNT(</w:t>
+      </w:r>
+      <w:proofErr w:type="spellStart"/>
+      <w:r>
+        <w:t>CustomerID</w:t>
+      </w:r>
+      <w:proofErr w:type="spellEnd"/>
+      <w:r>
+        <w:t>), Country</w:t>
       </w:r>
       <w:r>
         <w:t xml:space="preserve"> </w:t>
@@ -12212,25 +13719,49 @@
     </w:p>
     <w:p>
       <w:r>
-        <w:t>SELECT COUNT(CustomerID), Country</w:t>
+        <w:t>SELECT COUNT(</w:t>
+      </w:r>
+      <w:proofErr w:type="spellStart"/>
+      <w:r>
+        <w:t>CustomerID</w:t>
+      </w:r>
+      <w:proofErr w:type="spellEnd"/>
+      <w:r>
+        <w:t>), Country</w:t>
       </w:r>
       <w:r>
         <w:t xml:space="preserve"> </w:t>
       </w:r>
       <w:r>
-        <w:t>FROM Customers</w:t>
+        <w:t>FROM </w:t>
+      </w:r>
+      <w:proofErr w:type="gramStart"/>
+      <w:r>
+        <w:t>Customers</w:t>
       </w:r>
       <w:r>
         <w:t xml:space="preserve">  </w:t>
       </w:r>
       <w:r>
-        <w:t>GROUP BY Country</w:t>
+        <w:t>GROUP</w:t>
+      </w:r>
+      <w:proofErr w:type="gramEnd"/>
+      <w:r>
+        <w:t> BY Country</w:t>
       </w:r>
       <w:r>
         <w:t xml:space="preserve">  </w:t>
       </w:r>
       <w:r>
-        <w:t>ORDER BY COUNT(CustomerID) DESC;</w:t>
+        <w:t>ORDER BY COUNT(</w:t>
+      </w:r>
+      <w:proofErr w:type="spellStart"/>
+      <w:r>
+        <w:t>CustomerID</w:t>
+      </w:r>
+      <w:proofErr w:type="spellEnd"/>
+      <w:r>
+        <w:t>) DESC;</w:t>
       </w:r>
     </w:p>
     <w:p>
@@ -12268,7 +13799,15 @@
     <w:p/>
     <w:p>
       <w:r>
-        <w:t>The SQL HAVING clause is used if we need to filter the result set based on aggregate functions such as MIN() and MAX(), SUM() and AVG(), and COUNT().</w:t>
+        <w:t>The SQL HAVING clause is used if we need to filter the result set based on aggregate functions such as </w:t>
+      </w:r>
+      <w:proofErr w:type="gramStart"/>
+      <w:r>
+        <w:t>MIN(</w:t>
+      </w:r>
+      <w:proofErr w:type="gramEnd"/>
+      <w:r>
+        <w:t>) and MAX(), SUM() and AVG(), and COUNT().</w:t>
       </w:r>
     </w:p>
     <w:p>
@@ -12276,14 +13815,27 @@
         <w:ind w:left="720"/>
       </w:pPr>
       <w:r>
-        <w:t>SELECT column_name(s)</w:t>
+        <w:t>SELECT </w:t>
+      </w:r>
+      <w:proofErr w:type="spellStart"/>
+      <w:r>
+        <w:t>column_name</w:t>
+      </w:r>
+      <w:proofErr w:type="spellEnd"/>
+      <w:r>
+        <w:t>(s)</w:t>
       </w:r>
       <w:r>
         <w:t xml:space="preserve"> </w:t>
       </w:r>
       <w:r>
-        <w:t>FROM table_name</w:t>
-      </w:r>
+        <w:t>FROM </w:t>
+      </w:r>
+      <w:proofErr w:type="spellStart"/>
+      <w:r>
+        <w:t>table_name</w:t>
+      </w:r>
+      <w:proofErr w:type="spellEnd"/>
       <w:r>
         <w:t xml:space="preserve"> </w:t>
       </w:r>
@@ -12294,7 +13846,15 @@
         <w:t xml:space="preserve"> </w:t>
       </w:r>
       <w:r>
-        <w:t>GROUP BY column_name(s)</w:t>
+        <w:t>GROUP BY </w:t>
+      </w:r>
+      <w:proofErr w:type="spellStart"/>
+      <w:r>
+        <w:t>column_name</w:t>
+      </w:r>
+      <w:proofErr w:type="spellEnd"/>
+      <w:r>
+        <w:t>(s)</w:t>
       </w:r>
       <w:r>
         <w:br/>
@@ -12304,7 +13864,15 @@
         <w:t xml:space="preserve"> </w:t>
       </w:r>
       <w:r>
-        <w:t>ORDER BY column_name(s);</w:t>
+        <w:t>ORDER BY </w:t>
+      </w:r>
+      <w:proofErr w:type="spellStart"/>
+      <w:r>
+        <w:t>column_name</w:t>
+      </w:r>
+      <w:proofErr w:type="spellEnd"/>
+      <w:r>
+        <w:t>(s);</w:t>
       </w:r>
     </w:p>
     <w:p>
@@ -12312,7 +13880,15 @@
         <w:ind w:left="720"/>
       </w:pPr>
       <w:r>
-        <w:t>SELECT COUNT(CustomerID), Country</w:t>
+        <w:t>SELECT COUNT(</w:t>
+      </w:r>
+      <w:proofErr w:type="spellStart"/>
+      <w:r>
+        <w:t>CustomerID</w:t>
+      </w:r>
+      <w:proofErr w:type="spellEnd"/>
+      <w:r>
+        <w:t>), Country</w:t>
       </w:r>
       <w:r>
         <w:t xml:space="preserve"> </w:t>
@@ -12331,7 +13907,15 @@
       </w:r>
       <w:r>
         <w:br/>
-        <w:t>HAVING COUNT(CustomerID) &gt; 5;</w:t>
+        <w:t>HAVING COUNT(</w:t>
+      </w:r>
+      <w:proofErr w:type="spellStart"/>
+      <w:r>
+        <w:t>CustomerID</w:t>
+      </w:r>
+      <w:proofErr w:type="spellEnd"/>
+      <w:r>
+        <w:t>) &gt; 5;</w:t>
       </w:r>
     </w:p>
     <w:p>
@@ -12369,14 +13953,27 @@
     </w:p>
     <w:p>
       <w:r>
-        <w:t>SELECT column_name(s)</w:t>
+        <w:t>SELECT </w:t>
+      </w:r>
+      <w:proofErr w:type="spellStart"/>
+      <w:r>
+        <w:t>column_name</w:t>
+      </w:r>
+      <w:proofErr w:type="spellEnd"/>
+      <w:r>
+        <w:t>(s)</w:t>
       </w:r>
       <w:r>
         <w:t xml:space="preserve"> </w:t>
       </w:r>
       <w:r>
-        <w:t>FROM table_name</w:t>
-      </w:r>
+        <w:t>FROM </w:t>
+      </w:r>
+      <w:proofErr w:type="spellStart"/>
+      <w:r>
+        <w:t>table_name</w:t>
+      </w:r>
+      <w:proofErr w:type="spellEnd"/>
       <w:r>
         <w:t xml:space="preserve"> </w:t>
       </w:r>
@@ -12387,15 +13984,35 @@
         <w:t xml:space="preserve"> </w:t>
       </w:r>
       <w:r>
-        <w:t>(SELECT column_name FROM table_name WHERE condition);</w:t>
+        <w:t>(SELECT </w:t>
+      </w:r>
+      <w:proofErr w:type="spellStart"/>
+      <w:r>
+        <w:t>column_name</w:t>
+      </w:r>
+      <w:proofErr w:type="spellEnd"/>
+      <w:r>
+        <w:t> FROM </w:t>
+      </w:r>
+      <w:proofErr w:type="spellStart"/>
+      <w:r>
+        <w:t>table_name</w:t>
+      </w:r>
+      <w:proofErr w:type="spellEnd"/>
+      <w:r>
+        <w:t> WHERE condition);</w:t>
       </w:r>
     </w:p>
     <w:p/>
     <w:p>
       <w:r>
-        <w:lastRenderedPageBreak/>
-        <w:t>SELECT SupplierName</w:t>
-      </w:r>
+        <w:t>SELECT </w:t>
+      </w:r>
+      <w:proofErr w:type="spellStart"/>
+      <w:r>
+        <w:t>SupplierName</w:t>
+      </w:r>
+      <w:proofErr w:type="spellEnd"/>
       <w:r>
         <w:t xml:space="preserve"> </w:t>
       </w:r>
@@ -12405,16 +14022,38 @@
       <w:r>
         <w:t xml:space="preserve"> </w:t>
       </w:r>
-      <w:bookmarkStart w:id="0" w:name="_GoBack"/>
-      <w:bookmarkEnd w:id="0"/>
-      <w:r>
-        <w:t>WHERE EXISTS (SELECT ProductName FROM Products </w:t>
+      <w:r>
+        <w:t>WHERE EXISTS (SELECT ProductName FROM </w:t>
+      </w:r>
+      <w:proofErr w:type="gramStart"/>
+      <w:r>
+        <w:t>Products </w:t>
       </w:r>
       <w:r>
         <w:t xml:space="preserve"> </w:t>
       </w:r>
       <w:r>
-        <w:t>WHERE Products.SupplierID = Suppliers.supplierID AND Price &lt; 20);</w:t>
+        <w:t>WHERE</w:t>
+      </w:r>
+      <w:proofErr w:type="gramEnd"/>
+      <w:r>
+        <w:t> </w:t>
+      </w:r>
+      <w:proofErr w:type="spellStart"/>
+      <w:r>
+        <w:t>Products.SupplierID</w:t>
+      </w:r>
+      <w:proofErr w:type="spellEnd"/>
+      <w:r>
+        <w:t xml:space="preserve"> = </w:t>
+      </w:r>
+      <w:proofErr w:type="spellStart"/>
+      <w:r>
+        <w:t>Suppliers.supplierID</w:t>
+      </w:r>
+      <w:proofErr w:type="spellEnd"/>
+      <w:r>
+        <w:t> AND Price &lt; 20);</w:t>
       </w:r>
     </w:p>
     <w:p>
@@ -12499,7 +14138,15 @@
         </w:numPr>
       </w:pPr>
       <w:r>
-        <w:t xml:space="preserve">Return true if any of the subquery values meet tha condition. </w:t>
+        <w:t xml:space="preserve">Return true if any of the subquery values meet </w:t>
+      </w:r>
+      <w:proofErr w:type="spellStart"/>
+      <w:r>
+        <w:t>tha</w:t>
+      </w:r>
+      <w:proofErr w:type="spellEnd"/>
+      <w:r>
+        <w:t xml:space="preserve"> condition. </w:t>
       </w:r>
     </w:p>
     <w:p>
@@ -12507,32 +14154,68 @@
         <w:ind w:left="720"/>
       </w:pPr>
       <w:r>
-        <w:t>SELECT column_name(s)</w:t>
+        <w:t>SELECT </w:t>
+      </w:r>
+      <w:proofErr w:type="spellStart"/>
+      <w:r>
+        <w:t>column_name</w:t>
+      </w:r>
+      <w:proofErr w:type="spellEnd"/>
+      <w:r>
+        <w:t>(s)</w:t>
       </w:r>
       <w:r>
         <w:t xml:space="preserve"> </w:t>
       </w:r>
       <w:r>
-        <w:t>FROM table_name</w:t>
-      </w:r>
+        <w:t>FROM </w:t>
+      </w:r>
+      <w:proofErr w:type="spellStart"/>
+      <w:r>
+        <w:t>table_name</w:t>
+      </w:r>
+      <w:proofErr w:type="spellEnd"/>
       <w:r>
         <w:t xml:space="preserve"> </w:t>
       </w:r>
       <w:r>
-        <w:t>WHERE column_name operator ANY</w:t>
-      </w:r>
+        <w:t>WHERE </w:t>
+      </w:r>
+      <w:proofErr w:type="spellStart"/>
+      <w:r>
+        <w:t>column_name</w:t>
+      </w:r>
+      <w:proofErr w:type="spellEnd"/>
+      <w:r>
+        <w:t xml:space="preserve"> operator ANY</w:t>
+      </w:r>
+      <w:proofErr w:type="gramStart"/>
       <w:r>
         <w:t xml:space="preserve">  </w:t>
       </w:r>
       <w:r>
-        <w:t xml:space="preserve"> (SELECT column_name</w:t>
-      </w:r>
+        <w:t xml:space="preserve"> (</w:t>
+      </w:r>
+      <w:proofErr w:type="gramEnd"/>
+      <w:r>
+        <w:t>SELECT </w:t>
+      </w:r>
+      <w:proofErr w:type="spellStart"/>
+      <w:r>
+        <w:t>column_name</w:t>
+      </w:r>
+      <w:proofErr w:type="spellEnd"/>
       <w:r>
         <w:t xml:space="preserve"> </w:t>
       </w:r>
       <w:r>
-        <w:t>  FROM table_name</w:t>
-      </w:r>
+        <w:t>  FROM </w:t>
+      </w:r>
+      <w:proofErr w:type="spellStart"/>
+      <w:r>
+        <w:t>table_name</w:t>
+      </w:r>
+      <w:proofErr w:type="spellEnd"/>
       <w:r>
         <w:t xml:space="preserve"> </w:t>
       </w:r>
@@ -12562,7 +14245,15 @@
         </w:numPr>
       </w:pPr>
       <w:r>
-        <w:t>returns a boolean value as a result</w:t>
+        <w:t xml:space="preserve">returns a </w:t>
+      </w:r>
+      <w:proofErr w:type="spellStart"/>
+      <w:r>
+        <w:t>boolean</w:t>
+      </w:r>
+      <w:proofErr w:type="spellEnd"/>
+      <w:r>
+        <w:t xml:space="preserve"> value as a result</w:t>
       </w:r>
     </w:p>
     <w:p>
@@ -12600,23 +14291,45 @@
         <w:ind w:left="1080"/>
       </w:pPr>
       <w:r>
-        <w:t>SELECT column_name(s)</w:t>
+        <w:t>SELECT </w:t>
+      </w:r>
+      <w:proofErr w:type="spellStart"/>
+      <w:r>
+        <w:t>column_name</w:t>
+      </w:r>
+      <w:proofErr w:type="spellEnd"/>
+      <w:r>
+        <w:t>(s)</w:t>
       </w:r>
       <w:r>
         <w:t xml:space="preserve"> </w:t>
       </w:r>
       <w:r>
-        <w:t>FROM table_name</w:t>
-      </w:r>
+        <w:t>FROM </w:t>
+      </w:r>
+      <w:proofErr w:type="spellStart"/>
+      <w:r>
+        <w:t>table_name</w:t>
+      </w:r>
+      <w:proofErr w:type="spellEnd"/>
       <w:r>
         <w:t xml:space="preserve"> </w:t>
       </w:r>
       <w:r>
-        <w:t>WHERE column_name operator ALL</w:t>
+        <w:t>WHERE </w:t>
+      </w:r>
+      <w:proofErr w:type="spellStart"/>
+      <w:r>
+        <w:t>column_name</w:t>
+      </w:r>
+      <w:proofErr w:type="spellEnd"/>
+      <w:r>
+        <w:t xml:space="preserve"> operator ALL</w:t>
       </w:r>
       <w:r>
         <w:t xml:space="preserve"> </w:t>
       </w:r>
+      <w:proofErr w:type="gramStart"/>
       <w:r>
         <w:t>(</w:t>
       </w:r>
@@ -12624,20 +14337,31 @@
         <w:t xml:space="preserve"> </w:t>
       </w:r>
       <w:r>
-        <w:t>SELECT </w:t>
+        <w:t>SELECT</w:t>
+      </w:r>
+      <w:proofErr w:type="gramEnd"/>
+      <w:r>
+        <w:t> </w:t>
       </w:r>
       <w:r>
         <w:t xml:space="preserve"> </w:t>
       </w:r>
+      <w:proofErr w:type="spellStart"/>
       <w:r>
         <w:t>column_name</w:t>
       </w:r>
+      <w:proofErr w:type="spellEnd"/>
       <w:r>
         <w:t xml:space="preserve"> </w:t>
       </w:r>
       <w:r>
-        <w:t>  FROM table_name</w:t>
-      </w:r>
+        <w:t>  FROM </w:t>
+      </w:r>
+      <w:proofErr w:type="spellStart"/>
+      <w:r>
+        <w:t>table_name</w:t>
+      </w:r>
+      <w:proofErr w:type="spellEnd"/>
       <w:r>
         <w:t xml:space="preserve"> </w:t>
       </w:r>
@@ -12746,6 +14470,7 @@
         </w:rPr>
         <w:t> </w:t>
       </w:r>
+      <w:proofErr w:type="spellStart"/>
       <w:r>
         <w:rPr>
           <w:rStyle w:val="Emphasis"/>
@@ -12757,6 +14482,7 @@
         </w:rPr>
         <w:t>newtable</w:t>
       </w:r>
+      <w:proofErr w:type="spellEnd"/>
       <w:r>
         <w:rPr>
           <w:rFonts w:cstheme="minorHAnsi"/>
@@ -12788,6 +14514,7 @@
         </w:rPr>
         <w:t> </w:t>
       </w:r>
+      <w:proofErr w:type="spellStart"/>
       <w:r>
         <w:rPr>
           <w:rStyle w:val="Emphasis"/>
@@ -12799,6 +14526,7 @@
         </w:rPr>
         <w:t>externaldb</w:t>
       </w:r>
+      <w:proofErr w:type="spellEnd"/>
       <w:r>
         <w:rPr>
           <w:rFonts w:cstheme="minorHAnsi"/>
@@ -12839,6 +14567,7 @@
         </w:rPr>
         <w:t> </w:t>
       </w:r>
+      <w:proofErr w:type="spellStart"/>
       <w:r>
         <w:rPr>
           <w:rStyle w:val="Emphasis"/>
@@ -12850,6 +14579,7 @@
         </w:rPr>
         <w:t>oldtable</w:t>
       </w:r>
+      <w:proofErr w:type="spellEnd"/>
       <w:r>
         <w:rPr>
           <w:rFonts w:cstheme="minorHAnsi"/>
@@ -13550,7 +15280,7 @@
 </file>
 
 <file path=word/endnotes.xml><?xml version="1.0" encoding="utf-8"?>
-<w:endnotes xmlns:wpc="http://schemas.microsoft.com/office/word/2010/wordprocessingCanvas" xmlns:cx="http://schemas.microsoft.com/office/drawing/2014/chartex" xmlns:cx1="http://schemas.microsoft.com/office/drawing/2015/9/8/chartex" xmlns:mc="http://schemas.openxmlformats.org/markup-compatibility/2006" xmlns:o="urn:schemas-microsoft-com:office:office" xmlns:r="http://schemas.openxmlformats.org/officeDocument/2006/relationships" xmlns:m="http://schemas.openxmlformats.org/officeDocument/2006/math" xmlns:v="urn:schemas-microsoft-com:vml" xmlns:wp14="http://schemas.microsoft.com/office/word/2010/wordprocessingDrawing" xmlns:wp="http://schemas.openxmlformats.org/drawingml/2006/wordprocessingDrawing" xmlns:w10="urn:schemas-microsoft-com:office:word" xmlns:w="http://schemas.openxmlformats.org/wordprocessingml/2006/main" xmlns:w14="http://schemas.microsoft.com/office/word/2010/wordml" xmlns:w15="http://schemas.microsoft.com/office/word/2012/wordml" xmlns:w16se="http://schemas.microsoft.com/office/word/2015/wordml/symex" xmlns:wpg="http://schemas.microsoft.com/office/word/2010/wordprocessingGroup" xmlns:wpi="http://schemas.microsoft.com/office/word/2010/wordprocessingInk" xmlns:wne="http://schemas.microsoft.com/office/word/2006/wordml" xmlns:wps="http://schemas.microsoft.com/office/word/2010/wordprocessingShape" mc:Ignorable="w14 w15 w16se wp14">
+<w:endnotes xmlns:wpc="http://schemas.microsoft.com/office/word/2010/wordprocessingCanvas" xmlns:cx="http://schemas.microsoft.com/office/drawing/2014/chartex" xmlns:cx1="http://schemas.microsoft.com/office/drawing/2015/9/8/chartex" xmlns:cx2="http://schemas.microsoft.com/office/drawing/2015/10/21/chartex" xmlns:cx3="http://schemas.microsoft.com/office/drawing/2016/5/9/chartex" xmlns:cx4="http://schemas.microsoft.com/office/drawing/2016/5/10/chartex" xmlns:cx5="http://schemas.microsoft.com/office/drawing/2016/5/11/chartex" xmlns:cx6="http://schemas.microsoft.com/office/drawing/2016/5/12/chartex" xmlns:cx7="http://schemas.microsoft.com/office/drawing/2016/5/13/chartex" xmlns:cx8="http://schemas.microsoft.com/office/drawing/2016/5/14/chartex" xmlns:mc="http://schemas.openxmlformats.org/markup-compatibility/2006" xmlns:aink="http://schemas.microsoft.com/office/drawing/2016/ink" xmlns:am3d="http://schemas.microsoft.com/office/drawing/2017/model3d" xmlns:o="urn:schemas-microsoft-com:office:office" xmlns:r="http://schemas.openxmlformats.org/officeDocument/2006/relationships" xmlns:m="http://schemas.openxmlformats.org/officeDocument/2006/math" xmlns:v="urn:schemas-microsoft-com:vml" xmlns:wp14="http://schemas.microsoft.com/office/word/2010/wordprocessingDrawing" xmlns:wp="http://schemas.openxmlformats.org/drawingml/2006/wordprocessingDrawing" xmlns:w10="urn:schemas-microsoft-com:office:word" xmlns:w="http://schemas.openxmlformats.org/wordprocessingml/2006/main" xmlns:w14="http://schemas.microsoft.com/office/word/2010/wordml" xmlns:w15="http://schemas.microsoft.com/office/word/2012/wordml" xmlns:w16cex="http://schemas.microsoft.com/office/word/2018/wordml/cex" xmlns:w16cid="http://schemas.microsoft.com/office/word/2016/wordml/cid" xmlns:w16="http://schemas.microsoft.com/office/word/2018/wordml" xmlns:w16sdtdh="http://schemas.microsoft.com/office/word/2020/wordml/sdtdatahash" xmlns:w16se="http://schemas.microsoft.com/office/word/2015/wordml/symex" xmlns:wpg="http://schemas.microsoft.com/office/word/2010/wordprocessingGroup" xmlns:wpi="http://schemas.microsoft.com/office/word/2010/wordprocessingInk" xmlns:wne="http://schemas.microsoft.com/office/word/2006/wordml" xmlns:wps="http://schemas.microsoft.com/office/word/2010/wordprocessingShape" mc:Ignorable="w14 w15 w16se w16cid w16 w16cex w16sdtdh wp14">
   <w:endnote w:type="separator" w:id="-1">
     <w:p>
       <w:pPr>
@@ -13575,7 +15305,7 @@
 </file>
 
 <file path=word/footnotes.xml><?xml version="1.0" encoding="utf-8"?>
-<w:footnotes xmlns:wpc="http://schemas.microsoft.com/office/word/2010/wordprocessingCanvas" xmlns:cx="http://schemas.microsoft.com/office/drawing/2014/chartex" xmlns:cx1="http://schemas.microsoft.com/office/drawing/2015/9/8/chartex" xmlns:mc="http://schemas.openxmlformats.org/markup-compatibility/2006" xmlns:o="urn:schemas-microsoft-com:office:office" xmlns:r="http://schemas.openxmlformats.org/officeDocument/2006/relationships" xmlns:m="http://schemas.openxmlformats.org/officeDocument/2006/math" xmlns:v="urn:schemas-microsoft-com:vml" xmlns:wp14="http://schemas.microsoft.com/office/word/2010/wordprocessingDrawing" xmlns:wp="http://schemas.openxmlformats.org/drawingml/2006/wordprocessingDrawing" xmlns:w10="urn:schemas-microsoft-com:office:word" xmlns:w="http://schemas.openxmlformats.org/wordprocessingml/2006/main" xmlns:w14="http://schemas.microsoft.com/office/word/2010/wordml" xmlns:w15="http://schemas.microsoft.com/office/word/2012/wordml" xmlns:w16se="http://schemas.microsoft.com/office/word/2015/wordml/symex" xmlns:wpg="http://schemas.microsoft.com/office/word/2010/wordprocessingGroup" xmlns:wpi="http://schemas.microsoft.com/office/word/2010/wordprocessingInk" xmlns:wne="http://schemas.microsoft.com/office/word/2006/wordml" xmlns:wps="http://schemas.microsoft.com/office/word/2010/wordprocessingShape" mc:Ignorable="w14 w15 w16se wp14">
+<w:footnotes xmlns:wpc="http://schemas.microsoft.com/office/word/2010/wordprocessingCanvas" xmlns:cx="http://schemas.microsoft.com/office/drawing/2014/chartex" xmlns:cx1="http://schemas.microsoft.com/office/drawing/2015/9/8/chartex" xmlns:cx2="http://schemas.microsoft.com/office/drawing/2015/10/21/chartex" xmlns:cx3="http://schemas.microsoft.com/office/drawing/2016/5/9/chartex" xmlns:cx4="http://schemas.microsoft.com/office/drawing/2016/5/10/chartex" xmlns:cx5="http://schemas.microsoft.com/office/drawing/2016/5/11/chartex" xmlns:cx6="http://schemas.microsoft.com/office/drawing/2016/5/12/chartex" xmlns:cx7="http://schemas.microsoft.com/office/drawing/2016/5/13/chartex" xmlns:cx8="http://schemas.microsoft.com/office/drawing/2016/5/14/chartex" xmlns:mc="http://schemas.openxmlformats.org/markup-compatibility/2006" xmlns:aink="http://schemas.microsoft.com/office/drawing/2016/ink" xmlns:am3d="http://schemas.microsoft.com/office/drawing/2017/model3d" xmlns:o="urn:schemas-microsoft-com:office:office" xmlns:r="http://schemas.openxmlformats.org/officeDocument/2006/relationships" xmlns:m="http://schemas.openxmlformats.org/officeDocument/2006/math" xmlns:v="urn:schemas-microsoft-com:vml" xmlns:wp14="http://schemas.microsoft.com/office/word/2010/wordprocessingDrawing" xmlns:wp="http://schemas.openxmlformats.org/drawingml/2006/wordprocessingDrawing" xmlns:w10="urn:schemas-microsoft-com:office:word" xmlns:w="http://schemas.openxmlformats.org/wordprocessingml/2006/main" xmlns:w14="http://schemas.microsoft.com/office/word/2010/wordml" xmlns:w15="http://schemas.microsoft.com/office/word/2012/wordml" xmlns:w16cex="http://schemas.microsoft.com/office/word/2018/wordml/cex" xmlns:w16cid="http://schemas.microsoft.com/office/word/2016/wordml/cid" xmlns:w16="http://schemas.microsoft.com/office/word/2018/wordml" xmlns:w16sdtdh="http://schemas.microsoft.com/office/word/2020/wordml/sdtdatahash" xmlns:w16se="http://schemas.microsoft.com/office/word/2015/wordml/symex" xmlns:wpg="http://schemas.microsoft.com/office/word/2010/wordprocessingGroup" xmlns:wpi="http://schemas.microsoft.com/office/word/2010/wordprocessingInk" xmlns:wne="http://schemas.microsoft.com/office/word/2006/wordml" xmlns:wps="http://schemas.microsoft.com/office/word/2010/wordprocessingShape" mc:Ignorable="w14 w15 w16se w16cid w16 w16cex w16sdtdh wp14">
   <w:footnote w:type="separator" w:id="-1">
     <w:p>
       <w:pPr>
@@ -13600,7 +15330,7 @@
 </file>
 
 <file path=word/numbering.xml><?xml version="1.0" encoding="utf-8"?>
-<w:numbering xmlns:wpc="http://schemas.microsoft.com/office/word/2010/wordprocessingCanvas" xmlns:cx="http://schemas.microsoft.com/office/drawing/2014/chartex" xmlns:cx1="http://schemas.microsoft.com/office/drawing/2015/9/8/chartex" xmlns:mc="http://schemas.openxmlformats.org/markup-compatibility/2006" xmlns:o="urn:schemas-microsoft-com:office:office" xmlns:r="http://schemas.openxmlformats.org/officeDocument/2006/relationships" xmlns:m="http://schemas.openxmlformats.org/officeDocument/2006/math" xmlns:v="urn:schemas-microsoft-com:vml" xmlns:wp14="http://schemas.microsoft.com/office/word/2010/wordprocessingDrawing" xmlns:wp="http://schemas.openxmlformats.org/drawingml/2006/wordprocessingDrawing" xmlns:w10="urn:schemas-microsoft-com:office:word" xmlns:w="http://schemas.openxmlformats.org/wordprocessingml/2006/main" xmlns:w14="http://schemas.microsoft.com/office/word/2010/wordml" xmlns:w15="http://schemas.microsoft.com/office/word/2012/wordml" xmlns:w16se="http://schemas.microsoft.com/office/word/2015/wordml/symex" xmlns:wpg="http://schemas.microsoft.com/office/word/2010/wordprocessingGroup" xmlns:wpi="http://schemas.microsoft.com/office/word/2010/wordprocessingInk" xmlns:wne="http://schemas.microsoft.com/office/word/2006/wordml" xmlns:wps="http://schemas.microsoft.com/office/word/2010/wordprocessingShape" mc:Ignorable="w14 w15 w16se wp14">
+<w:numbering xmlns:wpc="http://schemas.microsoft.com/office/word/2010/wordprocessingCanvas" xmlns:cx="http://schemas.microsoft.com/office/drawing/2014/chartex" xmlns:cx1="http://schemas.microsoft.com/office/drawing/2015/9/8/chartex" xmlns:cx2="http://schemas.microsoft.com/office/drawing/2015/10/21/chartex" xmlns:cx3="http://schemas.microsoft.com/office/drawing/2016/5/9/chartex" xmlns:cx4="http://schemas.microsoft.com/office/drawing/2016/5/10/chartex" xmlns:cx5="http://schemas.microsoft.com/office/drawing/2016/5/11/chartex" xmlns:cx6="http://schemas.microsoft.com/office/drawing/2016/5/12/chartex" xmlns:cx7="http://schemas.microsoft.com/office/drawing/2016/5/13/chartex" xmlns:cx8="http://schemas.microsoft.com/office/drawing/2016/5/14/chartex" xmlns:mc="http://schemas.openxmlformats.org/markup-compatibility/2006" xmlns:aink="http://schemas.microsoft.com/office/drawing/2016/ink" xmlns:am3d="http://schemas.microsoft.com/office/drawing/2017/model3d" xmlns:o="urn:schemas-microsoft-com:office:office" xmlns:r="http://schemas.openxmlformats.org/officeDocument/2006/relationships" xmlns:m="http://schemas.openxmlformats.org/officeDocument/2006/math" xmlns:v="urn:schemas-microsoft-com:vml" xmlns:wp14="http://schemas.microsoft.com/office/word/2010/wordprocessingDrawing" xmlns:wp="http://schemas.openxmlformats.org/drawingml/2006/wordprocessingDrawing" xmlns:w10="urn:schemas-microsoft-com:office:word" xmlns:w="http://schemas.openxmlformats.org/wordprocessingml/2006/main" xmlns:w14="http://schemas.microsoft.com/office/word/2010/wordml" xmlns:w15="http://schemas.microsoft.com/office/word/2012/wordml" xmlns:w16cex="http://schemas.microsoft.com/office/word/2018/wordml/cex" xmlns:w16cid="http://schemas.microsoft.com/office/word/2016/wordml/cid" xmlns:w16="http://schemas.microsoft.com/office/word/2018/wordml" xmlns:w16sdtdh="http://schemas.microsoft.com/office/word/2020/wordml/sdtdatahash" xmlns:w16se="http://schemas.microsoft.com/office/word/2015/wordml/symex" xmlns:wpg="http://schemas.microsoft.com/office/word/2010/wordprocessingGroup" xmlns:wpi="http://schemas.microsoft.com/office/word/2010/wordprocessingInk" xmlns:wne="http://schemas.microsoft.com/office/word/2006/wordml" xmlns:wps="http://schemas.microsoft.com/office/word/2010/wordprocessingShape" mc:Ignorable="w14 w15 w16se w16cid w16 w16cex w16sdtdh wp14">
   <w:abstractNum w:abstractNumId="0" w15:restartNumberingAfterBreak="0">
     <w:nsid w:val="00A43B33"/>
     <w:multiLevelType w:val="hybridMultilevel"/>
@@ -13780,9 +15510,9 @@
     </w:lvl>
   </w:abstractNum>
   <w:abstractNum w:abstractNumId="2" w15:restartNumberingAfterBreak="0">
-    <w:nsid w:val="060B1029"/>
+    <w:nsid w:val="1A7A6876"/>
     <w:multiLevelType w:val="hybridMultilevel"/>
-    <w:tmpl w:val="369C4840"/>
+    <w:tmpl w:val="99EC8A0E"/>
     <w:lvl w:ilvl="0" w:tplc="04090001">
       <w:start w:val="1"/>
       <w:numFmt w:val="bullet"/>
@@ -13893,345 +15623,6 @@
     </w:lvl>
   </w:abstractNum>
   <w:abstractNum w:abstractNumId="3" w15:restartNumberingAfterBreak="0">
-    <w:nsid w:val="14400996"/>
-    <w:multiLevelType w:val="hybridMultilevel"/>
-    <w:tmpl w:val="BCBAD110"/>
-    <w:lvl w:ilvl="0" w:tplc="04090001">
-      <w:start w:val="1"/>
-      <w:numFmt w:val="bullet"/>
-      <w:lvlText w:val=""/>
-      <w:lvlJc w:val="left"/>
-      <w:pPr>
-        <w:ind w:left="1080" w:hanging="360"/>
-      </w:pPr>
-      <w:rPr>
-        <w:rFonts w:ascii="Symbol" w:hAnsi="Symbol" w:hint="default"/>
-      </w:rPr>
-    </w:lvl>
-    <w:lvl w:ilvl="1" w:tplc="04090003" w:tentative="1">
-      <w:start w:val="1"/>
-      <w:numFmt w:val="bullet"/>
-      <w:lvlText w:val="o"/>
-      <w:lvlJc w:val="left"/>
-      <w:pPr>
-        <w:ind w:left="1800" w:hanging="360"/>
-      </w:pPr>
-      <w:rPr>
-        <w:rFonts w:ascii="Courier New" w:hAnsi="Courier New" w:cs="Courier New" w:hint="default"/>
-      </w:rPr>
-    </w:lvl>
-    <w:lvl w:ilvl="2" w:tplc="04090005" w:tentative="1">
-      <w:start w:val="1"/>
-      <w:numFmt w:val="bullet"/>
-      <w:lvlText w:val=""/>
-      <w:lvlJc w:val="left"/>
-      <w:pPr>
-        <w:ind w:left="2520" w:hanging="360"/>
-      </w:pPr>
-      <w:rPr>
-        <w:rFonts w:ascii="Wingdings" w:hAnsi="Wingdings" w:hint="default"/>
-      </w:rPr>
-    </w:lvl>
-    <w:lvl w:ilvl="3" w:tplc="04090001" w:tentative="1">
-      <w:start w:val="1"/>
-      <w:numFmt w:val="bullet"/>
-      <w:lvlText w:val=""/>
-      <w:lvlJc w:val="left"/>
-      <w:pPr>
-        <w:ind w:left="3240" w:hanging="360"/>
-      </w:pPr>
-      <w:rPr>
-        <w:rFonts w:ascii="Symbol" w:hAnsi="Symbol" w:hint="default"/>
-      </w:rPr>
-    </w:lvl>
-    <w:lvl w:ilvl="4" w:tplc="04090003" w:tentative="1">
-      <w:start w:val="1"/>
-      <w:numFmt w:val="bullet"/>
-      <w:lvlText w:val="o"/>
-      <w:lvlJc w:val="left"/>
-      <w:pPr>
-        <w:ind w:left="3960" w:hanging="360"/>
-      </w:pPr>
-      <w:rPr>
-        <w:rFonts w:ascii="Courier New" w:hAnsi="Courier New" w:cs="Courier New" w:hint="default"/>
-      </w:rPr>
-    </w:lvl>
-    <w:lvl w:ilvl="5" w:tplc="04090005" w:tentative="1">
-      <w:start w:val="1"/>
-      <w:numFmt w:val="bullet"/>
-      <w:lvlText w:val=""/>
-      <w:lvlJc w:val="left"/>
-      <w:pPr>
-        <w:ind w:left="4680" w:hanging="360"/>
-      </w:pPr>
-      <w:rPr>
-        <w:rFonts w:ascii="Wingdings" w:hAnsi="Wingdings" w:hint="default"/>
-      </w:rPr>
-    </w:lvl>
-    <w:lvl w:ilvl="6" w:tplc="04090001" w:tentative="1">
-      <w:start w:val="1"/>
-      <w:numFmt w:val="bullet"/>
-      <w:lvlText w:val=""/>
-      <w:lvlJc w:val="left"/>
-      <w:pPr>
-        <w:ind w:left="5400" w:hanging="360"/>
-      </w:pPr>
-      <w:rPr>
-        <w:rFonts w:ascii="Symbol" w:hAnsi="Symbol" w:hint="default"/>
-      </w:rPr>
-    </w:lvl>
-    <w:lvl w:ilvl="7" w:tplc="04090003" w:tentative="1">
-      <w:start w:val="1"/>
-      <w:numFmt w:val="bullet"/>
-      <w:lvlText w:val="o"/>
-      <w:lvlJc w:val="left"/>
-      <w:pPr>
-        <w:ind w:left="6120" w:hanging="360"/>
-      </w:pPr>
-      <w:rPr>
-        <w:rFonts w:ascii="Courier New" w:hAnsi="Courier New" w:cs="Courier New" w:hint="default"/>
-      </w:rPr>
-    </w:lvl>
-    <w:lvl w:ilvl="8" w:tplc="04090005" w:tentative="1">
-      <w:start w:val="1"/>
-      <w:numFmt w:val="bullet"/>
-      <w:lvlText w:val=""/>
-      <w:lvlJc w:val="left"/>
-      <w:pPr>
-        <w:ind w:left="6840" w:hanging="360"/>
-      </w:pPr>
-      <w:rPr>
-        <w:rFonts w:ascii="Wingdings" w:hAnsi="Wingdings" w:hint="default"/>
-      </w:rPr>
-    </w:lvl>
-  </w:abstractNum>
-  <w:abstractNum w:abstractNumId="4" w15:restartNumberingAfterBreak="0">
-    <w:nsid w:val="1D783B3F"/>
-    <w:multiLevelType w:val="hybridMultilevel"/>
-    <w:tmpl w:val="489E27C6"/>
-    <w:lvl w:ilvl="0" w:tplc="04090001">
-      <w:start w:val="1"/>
-      <w:numFmt w:val="bullet"/>
-      <w:lvlText w:val=""/>
-      <w:lvlJc w:val="left"/>
-      <w:pPr>
-        <w:ind w:left="1080" w:hanging="360"/>
-      </w:pPr>
-      <w:rPr>
-        <w:rFonts w:ascii="Symbol" w:hAnsi="Symbol" w:hint="default"/>
-      </w:rPr>
-    </w:lvl>
-    <w:lvl w:ilvl="1" w:tplc="04090003" w:tentative="1">
-      <w:start w:val="1"/>
-      <w:numFmt w:val="bullet"/>
-      <w:lvlText w:val="o"/>
-      <w:lvlJc w:val="left"/>
-      <w:pPr>
-        <w:ind w:left="1800" w:hanging="360"/>
-      </w:pPr>
-      <w:rPr>
-        <w:rFonts w:ascii="Courier New" w:hAnsi="Courier New" w:cs="Courier New" w:hint="default"/>
-      </w:rPr>
-    </w:lvl>
-    <w:lvl w:ilvl="2" w:tplc="04090005" w:tentative="1">
-      <w:start w:val="1"/>
-      <w:numFmt w:val="bullet"/>
-      <w:lvlText w:val=""/>
-      <w:lvlJc w:val="left"/>
-      <w:pPr>
-        <w:ind w:left="2520" w:hanging="360"/>
-      </w:pPr>
-      <w:rPr>
-        <w:rFonts w:ascii="Wingdings" w:hAnsi="Wingdings" w:hint="default"/>
-      </w:rPr>
-    </w:lvl>
-    <w:lvl w:ilvl="3" w:tplc="04090001" w:tentative="1">
-      <w:start w:val="1"/>
-      <w:numFmt w:val="bullet"/>
-      <w:lvlText w:val=""/>
-      <w:lvlJc w:val="left"/>
-      <w:pPr>
-        <w:ind w:left="3240" w:hanging="360"/>
-      </w:pPr>
-      <w:rPr>
-        <w:rFonts w:ascii="Symbol" w:hAnsi="Symbol" w:hint="default"/>
-      </w:rPr>
-    </w:lvl>
-    <w:lvl w:ilvl="4" w:tplc="04090003" w:tentative="1">
-      <w:start w:val="1"/>
-      <w:numFmt w:val="bullet"/>
-      <w:lvlText w:val="o"/>
-      <w:lvlJc w:val="left"/>
-      <w:pPr>
-        <w:ind w:left="3960" w:hanging="360"/>
-      </w:pPr>
-      <w:rPr>
-        <w:rFonts w:ascii="Courier New" w:hAnsi="Courier New" w:cs="Courier New" w:hint="default"/>
-      </w:rPr>
-    </w:lvl>
-    <w:lvl w:ilvl="5" w:tplc="04090005" w:tentative="1">
-      <w:start w:val="1"/>
-      <w:numFmt w:val="bullet"/>
-      <w:lvlText w:val=""/>
-      <w:lvlJc w:val="left"/>
-      <w:pPr>
-        <w:ind w:left="4680" w:hanging="360"/>
-      </w:pPr>
-      <w:rPr>
-        <w:rFonts w:ascii="Wingdings" w:hAnsi="Wingdings" w:hint="default"/>
-      </w:rPr>
-    </w:lvl>
-    <w:lvl w:ilvl="6" w:tplc="04090001" w:tentative="1">
-      <w:start w:val="1"/>
-      <w:numFmt w:val="bullet"/>
-      <w:lvlText w:val=""/>
-      <w:lvlJc w:val="left"/>
-      <w:pPr>
-        <w:ind w:left="5400" w:hanging="360"/>
-      </w:pPr>
-      <w:rPr>
-        <w:rFonts w:ascii="Symbol" w:hAnsi="Symbol" w:hint="default"/>
-      </w:rPr>
-    </w:lvl>
-    <w:lvl w:ilvl="7" w:tplc="04090003" w:tentative="1">
-      <w:start w:val="1"/>
-      <w:numFmt w:val="bullet"/>
-      <w:lvlText w:val="o"/>
-      <w:lvlJc w:val="left"/>
-      <w:pPr>
-        <w:ind w:left="6120" w:hanging="360"/>
-      </w:pPr>
-      <w:rPr>
-        <w:rFonts w:ascii="Courier New" w:hAnsi="Courier New" w:cs="Courier New" w:hint="default"/>
-      </w:rPr>
-    </w:lvl>
-    <w:lvl w:ilvl="8" w:tplc="04090005" w:tentative="1">
-      <w:start w:val="1"/>
-      <w:numFmt w:val="bullet"/>
-      <w:lvlText w:val=""/>
-      <w:lvlJc w:val="left"/>
-      <w:pPr>
-        <w:ind w:left="6840" w:hanging="360"/>
-      </w:pPr>
-      <w:rPr>
-        <w:rFonts w:ascii="Wingdings" w:hAnsi="Wingdings" w:hint="default"/>
-      </w:rPr>
-    </w:lvl>
-  </w:abstractNum>
-  <w:abstractNum w:abstractNumId="5" w15:restartNumberingAfterBreak="0">
-    <w:nsid w:val="1E501591"/>
-    <w:multiLevelType w:val="hybridMultilevel"/>
-    <w:tmpl w:val="419ED464"/>
-    <w:lvl w:ilvl="0" w:tplc="04090001">
-      <w:start w:val="1"/>
-      <w:numFmt w:val="bullet"/>
-      <w:lvlText w:val=""/>
-      <w:lvlJc w:val="left"/>
-      <w:pPr>
-        <w:ind w:left="1080" w:hanging="360"/>
-      </w:pPr>
-      <w:rPr>
-        <w:rFonts w:ascii="Symbol" w:hAnsi="Symbol" w:hint="default"/>
-      </w:rPr>
-    </w:lvl>
-    <w:lvl w:ilvl="1" w:tplc="04090003" w:tentative="1">
-      <w:start w:val="1"/>
-      <w:numFmt w:val="bullet"/>
-      <w:lvlText w:val="o"/>
-      <w:lvlJc w:val="left"/>
-      <w:pPr>
-        <w:ind w:left="1800" w:hanging="360"/>
-      </w:pPr>
-      <w:rPr>
-        <w:rFonts w:ascii="Courier New" w:hAnsi="Courier New" w:cs="Courier New" w:hint="default"/>
-      </w:rPr>
-    </w:lvl>
-    <w:lvl w:ilvl="2" w:tplc="04090005" w:tentative="1">
-      <w:start w:val="1"/>
-      <w:numFmt w:val="bullet"/>
-      <w:lvlText w:val=""/>
-      <w:lvlJc w:val="left"/>
-      <w:pPr>
-        <w:ind w:left="2520" w:hanging="360"/>
-      </w:pPr>
-      <w:rPr>
-        <w:rFonts w:ascii="Wingdings" w:hAnsi="Wingdings" w:hint="default"/>
-      </w:rPr>
-    </w:lvl>
-    <w:lvl w:ilvl="3" w:tplc="04090001" w:tentative="1">
-      <w:start w:val="1"/>
-      <w:numFmt w:val="bullet"/>
-      <w:lvlText w:val=""/>
-      <w:lvlJc w:val="left"/>
-      <w:pPr>
-        <w:ind w:left="3240" w:hanging="360"/>
-      </w:pPr>
-      <w:rPr>
-        <w:rFonts w:ascii="Symbol" w:hAnsi="Symbol" w:hint="default"/>
-      </w:rPr>
-    </w:lvl>
-    <w:lvl w:ilvl="4" w:tplc="04090003" w:tentative="1">
-      <w:start w:val="1"/>
-      <w:numFmt w:val="bullet"/>
-      <w:lvlText w:val="o"/>
-      <w:lvlJc w:val="left"/>
-      <w:pPr>
-        <w:ind w:left="3960" w:hanging="360"/>
-      </w:pPr>
-      <w:rPr>
-        <w:rFonts w:ascii="Courier New" w:hAnsi="Courier New" w:cs="Courier New" w:hint="default"/>
-      </w:rPr>
-    </w:lvl>
-    <w:lvl w:ilvl="5" w:tplc="04090005" w:tentative="1">
-      <w:start w:val="1"/>
-      <w:numFmt w:val="bullet"/>
-      <w:lvlText w:val=""/>
-      <w:lvlJc w:val="left"/>
-      <w:pPr>
-        <w:ind w:left="4680" w:hanging="360"/>
-      </w:pPr>
-      <w:rPr>
-        <w:rFonts w:ascii="Wingdings" w:hAnsi="Wingdings" w:hint="default"/>
-      </w:rPr>
-    </w:lvl>
-    <w:lvl w:ilvl="6" w:tplc="04090001" w:tentative="1">
-      <w:start w:val="1"/>
-      <w:numFmt w:val="bullet"/>
-      <w:lvlText w:val=""/>
-      <w:lvlJc w:val="left"/>
-      <w:pPr>
-        <w:ind w:left="5400" w:hanging="360"/>
-      </w:pPr>
-      <w:rPr>
-        <w:rFonts w:ascii="Symbol" w:hAnsi="Symbol" w:hint="default"/>
-      </w:rPr>
-    </w:lvl>
-    <w:lvl w:ilvl="7" w:tplc="04090003" w:tentative="1">
-      <w:start w:val="1"/>
-      <w:numFmt w:val="bullet"/>
-      <w:lvlText w:val="o"/>
-      <w:lvlJc w:val="left"/>
-      <w:pPr>
-        <w:ind w:left="6120" w:hanging="360"/>
-      </w:pPr>
-      <w:rPr>
-        <w:rFonts w:ascii="Courier New" w:hAnsi="Courier New" w:cs="Courier New" w:hint="default"/>
-      </w:rPr>
-    </w:lvl>
-    <w:lvl w:ilvl="8" w:tplc="04090005" w:tentative="1">
-      <w:start w:val="1"/>
-      <w:numFmt w:val="bullet"/>
-      <w:lvlText w:val=""/>
-      <w:lvlJc w:val="left"/>
-      <w:pPr>
-        <w:ind w:left="6840" w:hanging="360"/>
-      </w:pPr>
-      <w:rPr>
-        <w:rFonts w:ascii="Wingdings" w:hAnsi="Wingdings" w:hint="default"/>
-      </w:rPr>
-    </w:lvl>
-  </w:abstractNum>
-  <w:abstractNum w:abstractNumId="6" w15:restartNumberingAfterBreak="0">
     <w:nsid w:val="1E90255B"/>
     <w:multiLevelType w:val="hybridMultilevel"/>
     <w:tmpl w:val="471201F8"/>
@@ -14317,7 +15708,7 @@
       </w:pPr>
     </w:lvl>
   </w:abstractNum>
-  <w:abstractNum w:abstractNumId="7" w15:restartNumberingAfterBreak="0">
+  <w:abstractNum w:abstractNumId="4" w15:restartNumberingAfterBreak="0">
     <w:nsid w:val="2267075E"/>
     <w:multiLevelType w:val="hybridMultilevel"/>
     <w:tmpl w:val="A4A26D0E"/>
@@ -14403,17 +15794,17 @@
       </w:pPr>
     </w:lvl>
   </w:abstractNum>
-  <w:abstractNum w:abstractNumId="8" w15:restartNumberingAfterBreak="0">
-    <w:nsid w:val="28F92563"/>
+  <w:abstractNum w:abstractNumId="5" w15:restartNumberingAfterBreak="0">
+    <w:nsid w:val="28D948C9"/>
     <w:multiLevelType w:val="hybridMultilevel"/>
-    <w:tmpl w:val="431E4448"/>
+    <w:tmpl w:val="0FA80E2C"/>
     <w:lvl w:ilvl="0" w:tplc="04090001">
       <w:start w:val="1"/>
       <w:numFmt w:val="bullet"/>
       <w:lvlText w:val=""/>
       <w:lvlJc w:val="left"/>
       <w:pPr>
-        <w:ind w:left="720" w:hanging="360"/>
+        <w:ind w:left="1080" w:hanging="360"/>
       </w:pPr>
       <w:rPr>
         <w:rFonts w:ascii="Symbol" w:hAnsi="Symbol" w:hint="default"/>
@@ -14425,7 +15816,7 @@
       <w:lvlText w:val="o"/>
       <w:lvlJc w:val="left"/>
       <w:pPr>
-        <w:ind w:left="1440" w:hanging="360"/>
+        <w:ind w:left="1800" w:hanging="360"/>
       </w:pPr>
       <w:rPr>
         <w:rFonts w:ascii="Courier New" w:hAnsi="Courier New" w:cs="Courier New" w:hint="default"/>
@@ -14437,7 +15828,7 @@
       <w:lvlText w:val=""/>
       <w:lvlJc w:val="left"/>
       <w:pPr>
-        <w:ind w:left="2160" w:hanging="360"/>
+        <w:ind w:left="2520" w:hanging="360"/>
       </w:pPr>
       <w:rPr>
         <w:rFonts w:ascii="Wingdings" w:hAnsi="Wingdings" w:hint="default"/>
@@ -14449,7 +15840,7 @@
       <w:lvlText w:val=""/>
       <w:lvlJc w:val="left"/>
       <w:pPr>
-        <w:ind w:left="2880" w:hanging="360"/>
+        <w:ind w:left="3240" w:hanging="360"/>
       </w:pPr>
       <w:rPr>
         <w:rFonts w:ascii="Symbol" w:hAnsi="Symbol" w:hint="default"/>
@@ -14461,7 +15852,7 @@
       <w:lvlText w:val="o"/>
       <w:lvlJc w:val="left"/>
       <w:pPr>
-        <w:ind w:left="3600" w:hanging="360"/>
+        <w:ind w:left="3960" w:hanging="360"/>
       </w:pPr>
       <w:rPr>
         <w:rFonts w:ascii="Courier New" w:hAnsi="Courier New" w:cs="Courier New" w:hint="default"/>
@@ -14473,7 +15864,7 @@
       <w:lvlText w:val=""/>
       <w:lvlJc w:val="left"/>
       <w:pPr>
-        <w:ind w:left="4320" w:hanging="360"/>
+        <w:ind w:left="4680" w:hanging="360"/>
       </w:pPr>
       <w:rPr>
         <w:rFonts w:ascii="Wingdings" w:hAnsi="Wingdings" w:hint="default"/>
@@ -14485,7 +15876,7 @@
       <w:lvlText w:val=""/>
       <w:lvlJc w:val="left"/>
       <w:pPr>
-        <w:ind w:left="5040" w:hanging="360"/>
+        <w:ind w:left="5400" w:hanging="360"/>
       </w:pPr>
       <w:rPr>
         <w:rFonts w:ascii="Symbol" w:hAnsi="Symbol" w:hint="default"/>
@@ -14497,7 +15888,7 @@
       <w:lvlText w:val="o"/>
       <w:lvlJc w:val="left"/>
       <w:pPr>
-        <w:ind w:left="5760" w:hanging="360"/>
+        <w:ind w:left="6120" w:hanging="360"/>
       </w:pPr>
       <w:rPr>
         <w:rFonts w:ascii="Courier New" w:hAnsi="Courier New" w:cs="Courier New" w:hint="default"/>
@@ -14509,14 +15900,216 @@
       <w:lvlText w:val=""/>
       <w:lvlJc w:val="left"/>
       <w:pPr>
-        <w:ind w:left="6480" w:hanging="360"/>
+        <w:ind w:left="6840" w:hanging="360"/>
       </w:pPr>
       <w:rPr>
         <w:rFonts w:ascii="Wingdings" w:hAnsi="Wingdings" w:hint="default"/>
       </w:rPr>
     </w:lvl>
   </w:abstractNum>
-  <w:abstractNum w:abstractNumId="9" w15:restartNumberingAfterBreak="0">
+  <w:abstractNum w:abstractNumId="6" w15:restartNumberingAfterBreak="0">
+    <w:nsid w:val="2DC35F3A"/>
+    <w:multiLevelType w:val="hybridMultilevel"/>
+    <w:tmpl w:val="0102E778"/>
+    <w:lvl w:ilvl="0" w:tplc="E01ADDA8">
+      <w:start w:val="1"/>
+      <w:numFmt w:val="upperLetter"/>
+      <w:lvlText w:val="%1)"/>
+      <w:lvlJc w:val="left"/>
+      <w:pPr>
+        <w:ind w:left="360" w:hanging="360"/>
+      </w:pPr>
+      <w:rPr>
+        <w:rFonts w:hint="default"/>
+      </w:rPr>
+    </w:lvl>
+    <w:lvl w:ilvl="1" w:tplc="04090019" w:tentative="1">
+      <w:start w:val="1"/>
+      <w:numFmt w:val="lowerLetter"/>
+      <w:lvlText w:val="%2."/>
+      <w:lvlJc w:val="left"/>
+      <w:pPr>
+        <w:ind w:left="1080" w:hanging="360"/>
+      </w:pPr>
+    </w:lvl>
+    <w:lvl w:ilvl="2" w:tplc="0409001B" w:tentative="1">
+      <w:start w:val="1"/>
+      <w:numFmt w:val="lowerRoman"/>
+      <w:lvlText w:val="%3."/>
+      <w:lvlJc w:val="right"/>
+      <w:pPr>
+        <w:ind w:left="1800" w:hanging="180"/>
+      </w:pPr>
+    </w:lvl>
+    <w:lvl w:ilvl="3" w:tplc="0409000F" w:tentative="1">
+      <w:start w:val="1"/>
+      <w:numFmt w:val="decimal"/>
+      <w:lvlText w:val="%4."/>
+      <w:lvlJc w:val="left"/>
+      <w:pPr>
+        <w:ind w:left="2520" w:hanging="360"/>
+      </w:pPr>
+    </w:lvl>
+    <w:lvl w:ilvl="4" w:tplc="04090019" w:tentative="1">
+      <w:start w:val="1"/>
+      <w:numFmt w:val="lowerLetter"/>
+      <w:lvlText w:val="%5."/>
+      <w:lvlJc w:val="left"/>
+      <w:pPr>
+        <w:ind w:left="3240" w:hanging="360"/>
+      </w:pPr>
+    </w:lvl>
+    <w:lvl w:ilvl="5" w:tplc="0409001B" w:tentative="1">
+      <w:start w:val="1"/>
+      <w:numFmt w:val="lowerRoman"/>
+      <w:lvlText w:val="%6."/>
+      <w:lvlJc w:val="right"/>
+      <w:pPr>
+        <w:ind w:left="3960" w:hanging="180"/>
+      </w:pPr>
+    </w:lvl>
+    <w:lvl w:ilvl="6" w:tplc="0409000F" w:tentative="1">
+      <w:start w:val="1"/>
+      <w:numFmt w:val="decimal"/>
+      <w:lvlText w:val="%7."/>
+      <w:lvlJc w:val="left"/>
+      <w:pPr>
+        <w:ind w:left="4680" w:hanging="360"/>
+      </w:pPr>
+    </w:lvl>
+    <w:lvl w:ilvl="7" w:tplc="04090019" w:tentative="1">
+      <w:start w:val="1"/>
+      <w:numFmt w:val="lowerLetter"/>
+      <w:lvlText w:val="%8."/>
+      <w:lvlJc w:val="left"/>
+      <w:pPr>
+        <w:ind w:left="5400" w:hanging="360"/>
+      </w:pPr>
+    </w:lvl>
+    <w:lvl w:ilvl="8" w:tplc="0409001B" w:tentative="1">
+      <w:start w:val="1"/>
+      <w:numFmt w:val="lowerRoman"/>
+      <w:lvlText w:val="%9."/>
+      <w:lvlJc w:val="right"/>
+      <w:pPr>
+        <w:ind w:left="6120" w:hanging="180"/>
+      </w:pPr>
+    </w:lvl>
+  </w:abstractNum>
+  <w:abstractNum w:abstractNumId="7" w15:restartNumberingAfterBreak="0">
+    <w:nsid w:val="33366AC4"/>
+    <w:multiLevelType w:val="hybridMultilevel"/>
+    <w:tmpl w:val="5CD6105C"/>
+    <w:lvl w:ilvl="0" w:tplc="04090001">
+      <w:start w:val="1"/>
+      <w:numFmt w:val="bullet"/>
+      <w:lvlText w:val=""/>
+      <w:lvlJc w:val="left"/>
+      <w:pPr>
+        <w:ind w:left="1080" w:hanging="360"/>
+      </w:pPr>
+      <w:rPr>
+        <w:rFonts w:ascii="Symbol" w:hAnsi="Symbol" w:hint="default"/>
+      </w:rPr>
+    </w:lvl>
+    <w:lvl w:ilvl="1" w:tplc="04090003" w:tentative="1">
+      <w:start w:val="1"/>
+      <w:numFmt w:val="bullet"/>
+      <w:lvlText w:val="o"/>
+      <w:lvlJc w:val="left"/>
+      <w:pPr>
+        <w:ind w:left="1800" w:hanging="360"/>
+      </w:pPr>
+      <w:rPr>
+        <w:rFonts w:ascii="Courier New" w:hAnsi="Courier New" w:cs="Courier New" w:hint="default"/>
+      </w:rPr>
+    </w:lvl>
+    <w:lvl w:ilvl="2" w:tplc="04090005" w:tentative="1">
+      <w:start w:val="1"/>
+      <w:numFmt w:val="bullet"/>
+      <w:lvlText w:val=""/>
+      <w:lvlJc w:val="left"/>
+      <w:pPr>
+        <w:ind w:left="2520" w:hanging="360"/>
+      </w:pPr>
+      <w:rPr>
+        <w:rFonts w:ascii="Wingdings" w:hAnsi="Wingdings" w:hint="default"/>
+      </w:rPr>
+    </w:lvl>
+    <w:lvl w:ilvl="3" w:tplc="04090001" w:tentative="1">
+      <w:start w:val="1"/>
+      <w:numFmt w:val="bullet"/>
+      <w:lvlText w:val=""/>
+      <w:lvlJc w:val="left"/>
+      <w:pPr>
+        <w:ind w:left="3240" w:hanging="360"/>
+      </w:pPr>
+      <w:rPr>
+        <w:rFonts w:ascii="Symbol" w:hAnsi="Symbol" w:hint="default"/>
+      </w:rPr>
+    </w:lvl>
+    <w:lvl w:ilvl="4" w:tplc="04090003" w:tentative="1">
+      <w:start w:val="1"/>
+      <w:numFmt w:val="bullet"/>
+      <w:lvlText w:val="o"/>
+      <w:lvlJc w:val="left"/>
+      <w:pPr>
+        <w:ind w:left="3960" w:hanging="360"/>
+      </w:pPr>
+      <w:rPr>
+        <w:rFonts w:ascii="Courier New" w:hAnsi="Courier New" w:cs="Courier New" w:hint="default"/>
+      </w:rPr>
+    </w:lvl>
+    <w:lvl w:ilvl="5" w:tplc="04090005" w:tentative="1">
+      <w:start w:val="1"/>
+      <w:numFmt w:val="bullet"/>
+      <w:lvlText w:val=""/>
+      <w:lvlJc w:val="left"/>
+      <w:pPr>
+        <w:ind w:left="4680" w:hanging="360"/>
+      </w:pPr>
+      <w:rPr>
+        <w:rFonts w:ascii="Wingdings" w:hAnsi="Wingdings" w:hint="default"/>
+      </w:rPr>
+    </w:lvl>
+    <w:lvl w:ilvl="6" w:tplc="04090001" w:tentative="1">
+      <w:start w:val="1"/>
+      <w:numFmt w:val="bullet"/>
+      <w:lvlText w:val=""/>
+      <w:lvlJc w:val="left"/>
+      <w:pPr>
+        <w:ind w:left="5400" w:hanging="360"/>
+      </w:pPr>
+      <w:rPr>
+        <w:rFonts w:ascii="Symbol" w:hAnsi="Symbol" w:hint="default"/>
+      </w:rPr>
+    </w:lvl>
+    <w:lvl w:ilvl="7" w:tplc="04090003" w:tentative="1">
+      <w:start w:val="1"/>
+      <w:numFmt w:val="bullet"/>
+      <w:lvlText w:val="o"/>
+      <w:lvlJc w:val="left"/>
+      <w:pPr>
+        <w:ind w:left="6120" w:hanging="360"/>
+      </w:pPr>
+      <w:rPr>
+        <w:rFonts w:ascii="Courier New" w:hAnsi="Courier New" w:cs="Courier New" w:hint="default"/>
+      </w:rPr>
+    </w:lvl>
+    <w:lvl w:ilvl="8" w:tplc="04090005" w:tentative="1">
+      <w:start w:val="1"/>
+      <w:numFmt w:val="bullet"/>
+      <w:lvlText w:val=""/>
+      <w:lvlJc w:val="left"/>
+      <w:pPr>
+        <w:ind w:left="6840" w:hanging="360"/>
+      </w:pPr>
+      <w:rPr>
+        <w:rFonts w:ascii="Wingdings" w:hAnsi="Wingdings" w:hint="default"/>
+      </w:rPr>
+    </w:lvl>
+  </w:abstractNum>
+  <w:abstractNum w:abstractNumId="8" w15:restartNumberingAfterBreak="0">
     <w:nsid w:val="35D6110B"/>
     <w:multiLevelType w:val="hybridMultilevel"/>
     <w:tmpl w:val="0A6C2902"/>
@@ -14600,6 +16193,119 @@
       <w:pPr>
         <w:ind w:left="6840" w:hanging="180"/>
       </w:pPr>
+    </w:lvl>
+  </w:abstractNum>
+  <w:abstractNum w:abstractNumId="9" w15:restartNumberingAfterBreak="0">
+    <w:nsid w:val="3D33035E"/>
+    <w:multiLevelType w:val="hybridMultilevel"/>
+    <w:tmpl w:val="A8182000"/>
+    <w:lvl w:ilvl="0" w:tplc="04090001">
+      <w:start w:val="1"/>
+      <w:numFmt w:val="bullet"/>
+      <w:lvlText w:val=""/>
+      <w:lvlJc w:val="left"/>
+      <w:pPr>
+        <w:ind w:left="1080" w:hanging="360"/>
+      </w:pPr>
+      <w:rPr>
+        <w:rFonts w:ascii="Symbol" w:hAnsi="Symbol" w:hint="default"/>
+      </w:rPr>
+    </w:lvl>
+    <w:lvl w:ilvl="1" w:tplc="04090003" w:tentative="1">
+      <w:start w:val="1"/>
+      <w:numFmt w:val="bullet"/>
+      <w:lvlText w:val="o"/>
+      <w:lvlJc w:val="left"/>
+      <w:pPr>
+        <w:ind w:left="1800" w:hanging="360"/>
+      </w:pPr>
+      <w:rPr>
+        <w:rFonts w:ascii="Courier New" w:hAnsi="Courier New" w:cs="Courier New" w:hint="default"/>
+      </w:rPr>
+    </w:lvl>
+    <w:lvl w:ilvl="2" w:tplc="04090005" w:tentative="1">
+      <w:start w:val="1"/>
+      <w:numFmt w:val="bullet"/>
+      <w:lvlText w:val=""/>
+      <w:lvlJc w:val="left"/>
+      <w:pPr>
+        <w:ind w:left="2520" w:hanging="360"/>
+      </w:pPr>
+      <w:rPr>
+        <w:rFonts w:ascii="Wingdings" w:hAnsi="Wingdings" w:hint="default"/>
+      </w:rPr>
+    </w:lvl>
+    <w:lvl w:ilvl="3" w:tplc="04090001" w:tentative="1">
+      <w:start w:val="1"/>
+      <w:numFmt w:val="bullet"/>
+      <w:lvlText w:val=""/>
+      <w:lvlJc w:val="left"/>
+      <w:pPr>
+        <w:ind w:left="3240" w:hanging="360"/>
+      </w:pPr>
+      <w:rPr>
+        <w:rFonts w:ascii="Symbol" w:hAnsi="Symbol" w:hint="default"/>
+      </w:rPr>
+    </w:lvl>
+    <w:lvl w:ilvl="4" w:tplc="04090003" w:tentative="1">
+      <w:start w:val="1"/>
+      <w:numFmt w:val="bullet"/>
+      <w:lvlText w:val="o"/>
+      <w:lvlJc w:val="left"/>
+      <w:pPr>
+        <w:ind w:left="3960" w:hanging="360"/>
+      </w:pPr>
+      <w:rPr>
+        <w:rFonts w:ascii="Courier New" w:hAnsi="Courier New" w:cs="Courier New" w:hint="default"/>
+      </w:rPr>
+    </w:lvl>
+    <w:lvl w:ilvl="5" w:tplc="04090005" w:tentative="1">
+      <w:start w:val="1"/>
+      <w:numFmt w:val="bullet"/>
+      <w:lvlText w:val=""/>
+      <w:lvlJc w:val="left"/>
+      <w:pPr>
+        <w:ind w:left="4680" w:hanging="360"/>
+      </w:pPr>
+      <w:rPr>
+        <w:rFonts w:ascii="Wingdings" w:hAnsi="Wingdings" w:hint="default"/>
+      </w:rPr>
+    </w:lvl>
+    <w:lvl w:ilvl="6" w:tplc="04090001" w:tentative="1">
+      <w:start w:val="1"/>
+      <w:numFmt w:val="bullet"/>
+      <w:lvlText w:val=""/>
+      <w:lvlJc w:val="left"/>
+      <w:pPr>
+        <w:ind w:left="5400" w:hanging="360"/>
+      </w:pPr>
+      <w:rPr>
+        <w:rFonts w:ascii="Symbol" w:hAnsi="Symbol" w:hint="default"/>
+      </w:rPr>
+    </w:lvl>
+    <w:lvl w:ilvl="7" w:tplc="04090003" w:tentative="1">
+      <w:start w:val="1"/>
+      <w:numFmt w:val="bullet"/>
+      <w:lvlText w:val="o"/>
+      <w:lvlJc w:val="left"/>
+      <w:pPr>
+        <w:ind w:left="6120" w:hanging="360"/>
+      </w:pPr>
+      <w:rPr>
+        <w:rFonts w:ascii="Courier New" w:hAnsi="Courier New" w:cs="Courier New" w:hint="default"/>
+      </w:rPr>
+    </w:lvl>
+    <w:lvl w:ilvl="8" w:tplc="04090005" w:tentative="1">
+      <w:start w:val="1"/>
+      <w:numFmt w:val="bullet"/>
+      <w:lvlText w:val=""/>
+      <w:lvlJc w:val="left"/>
+      <w:pPr>
+        <w:ind w:left="6840" w:hanging="360"/>
+      </w:pPr>
+      <w:rPr>
+        <w:rFonts w:ascii="Wingdings" w:hAnsi="Wingdings" w:hint="default"/>
+      </w:rPr>
     </w:lvl>
   </w:abstractNum>
   <w:abstractNum w:abstractNumId="10" w15:restartNumberingAfterBreak="0">
@@ -14689,98 +16395,9 @@
     </w:lvl>
   </w:abstractNum>
   <w:abstractNum w:abstractNumId="11" w15:restartNumberingAfterBreak="0">
-    <w:nsid w:val="40B23A24"/>
+    <w:nsid w:val="421B49FD"/>
     <w:multiLevelType w:val="hybridMultilevel"/>
-    <w:tmpl w:val="607E3828"/>
-    <w:lvl w:ilvl="0" w:tplc="0409000F">
-      <w:start w:val="1"/>
-      <w:numFmt w:val="decimal"/>
-      <w:lvlText w:val="%1."/>
-      <w:lvlJc w:val="left"/>
-      <w:pPr>
-        <w:ind w:left="360" w:hanging="360"/>
-      </w:pPr>
-      <w:rPr>
-        <w:rFonts w:hint="default"/>
-      </w:rPr>
-    </w:lvl>
-    <w:lvl w:ilvl="1" w:tplc="04090019" w:tentative="1">
-      <w:start w:val="1"/>
-      <w:numFmt w:val="lowerLetter"/>
-      <w:lvlText w:val="%2."/>
-      <w:lvlJc w:val="left"/>
-      <w:pPr>
-        <w:ind w:left="1080" w:hanging="360"/>
-      </w:pPr>
-    </w:lvl>
-    <w:lvl w:ilvl="2" w:tplc="0409001B" w:tentative="1">
-      <w:start w:val="1"/>
-      <w:numFmt w:val="lowerRoman"/>
-      <w:lvlText w:val="%3."/>
-      <w:lvlJc w:val="right"/>
-      <w:pPr>
-        <w:ind w:left="1800" w:hanging="180"/>
-      </w:pPr>
-    </w:lvl>
-    <w:lvl w:ilvl="3" w:tplc="0409000F" w:tentative="1">
-      <w:start w:val="1"/>
-      <w:numFmt w:val="decimal"/>
-      <w:lvlText w:val="%4."/>
-      <w:lvlJc w:val="left"/>
-      <w:pPr>
-        <w:ind w:left="2520" w:hanging="360"/>
-      </w:pPr>
-    </w:lvl>
-    <w:lvl w:ilvl="4" w:tplc="04090019" w:tentative="1">
-      <w:start w:val="1"/>
-      <w:numFmt w:val="lowerLetter"/>
-      <w:lvlText w:val="%5."/>
-      <w:lvlJc w:val="left"/>
-      <w:pPr>
-        <w:ind w:left="3240" w:hanging="360"/>
-      </w:pPr>
-    </w:lvl>
-    <w:lvl w:ilvl="5" w:tplc="0409001B" w:tentative="1">
-      <w:start w:val="1"/>
-      <w:numFmt w:val="lowerRoman"/>
-      <w:lvlText w:val="%6."/>
-      <w:lvlJc w:val="right"/>
-      <w:pPr>
-        <w:ind w:left="3960" w:hanging="180"/>
-      </w:pPr>
-    </w:lvl>
-    <w:lvl w:ilvl="6" w:tplc="0409000F" w:tentative="1">
-      <w:start w:val="1"/>
-      <w:numFmt w:val="decimal"/>
-      <w:lvlText w:val="%7."/>
-      <w:lvlJc w:val="left"/>
-      <w:pPr>
-        <w:ind w:left="4680" w:hanging="360"/>
-      </w:pPr>
-    </w:lvl>
-    <w:lvl w:ilvl="7" w:tplc="04090019" w:tentative="1">
-      <w:start w:val="1"/>
-      <w:numFmt w:val="lowerLetter"/>
-      <w:lvlText w:val="%8."/>
-      <w:lvlJc w:val="left"/>
-      <w:pPr>
-        <w:ind w:left="5400" w:hanging="360"/>
-      </w:pPr>
-    </w:lvl>
-    <w:lvl w:ilvl="8" w:tplc="0409001B" w:tentative="1">
-      <w:start w:val="1"/>
-      <w:numFmt w:val="lowerRoman"/>
-      <w:lvlText w:val="%9."/>
-      <w:lvlJc w:val="right"/>
-      <w:pPr>
-        <w:ind w:left="6120" w:hanging="180"/>
-      </w:pPr>
-    </w:lvl>
-  </w:abstractNum>
-  <w:abstractNum w:abstractNumId="12" w15:restartNumberingAfterBreak="0">
-    <w:nsid w:val="48536EFA"/>
-    <w:multiLevelType w:val="hybridMultilevel"/>
-    <w:tmpl w:val="5DC60EEC"/>
+    <w:tmpl w:val="8CF2C050"/>
     <w:lvl w:ilvl="0" w:tplc="04090001">
       <w:start w:val="1"/>
       <w:numFmt w:val="bullet"/>
@@ -14890,7 +16507,233 @@
       </w:rPr>
     </w:lvl>
   </w:abstractNum>
+  <w:abstractNum w:abstractNumId="12" w15:restartNumberingAfterBreak="0">
+    <w:nsid w:val="45B909D8"/>
+    <w:multiLevelType w:val="hybridMultilevel"/>
+    <w:tmpl w:val="969A3A66"/>
+    <w:lvl w:ilvl="0" w:tplc="04090001">
+      <w:start w:val="1"/>
+      <w:numFmt w:val="bullet"/>
+      <w:lvlText w:val=""/>
+      <w:lvlJc w:val="left"/>
+      <w:pPr>
+        <w:ind w:left="1080" w:hanging="360"/>
+      </w:pPr>
+      <w:rPr>
+        <w:rFonts w:ascii="Symbol" w:hAnsi="Symbol" w:hint="default"/>
+      </w:rPr>
+    </w:lvl>
+    <w:lvl w:ilvl="1" w:tplc="04090003" w:tentative="1">
+      <w:start w:val="1"/>
+      <w:numFmt w:val="bullet"/>
+      <w:lvlText w:val="o"/>
+      <w:lvlJc w:val="left"/>
+      <w:pPr>
+        <w:ind w:left="1800" w:hanging="360"/>
+      </w:pPr>
+      <w:rPr>
+        <w:rFonts w:ascii="Courier New" w:hAnsi="Courier New" w:cs="Courier New" w:hint="default"/>
+      </w:rPr>
+    </w:lvl>
+    <w:lvl w:ilvl="2" w:tplc="04090005" w:tentative="1">
+      <w:start w:val="1"/>
+      <w:numFmt w:val="bullet"/>
+      <w:lvlText w:val=""/>
+      <w:lvlJc w:val="left"/>
+      <w:pPr>
+        <w:ind w:left="2520" w:hanging="360"/>
+      </w:pPr>
+      <w:rPr>
+        <w:rFonts w:ascii="Wingdings" w:hAnsi="Wingdings" w:hint="default"/>
+      </w:rPr>
+    </w:lvl>
+    <w:lvl w:ilvl="3" w:tplc="04090001" w:tentative="1">
+      <w:start w:val="1"/>
+      <w:numFmt w:val="bullet"/>
+      <w:lvlText w:val=""/>
+      <w:lvlJc w:val="left"/>
+      <w:pPr>
+        <w:ind w:left="3240" w:hanging="360"/>
+      </w:pPr>
+      <w:rPr>
+        <w:rFonts w:ascii="Symbol" w:hAnsi="Symbol" w:hint="default"/>
+      </w:rPr>
+    </w:lvl>
+    <w:lvl w:ilvl="4" w:tplc="04090003" w:tentative="1">
+      <w:start w:val="1"/>
+      <w:numFmt w:val="bullet"/>
+      <w:lvlText w:val="o"/>
+      <w:lvlJc w:val="left"/>
+      <w:pPr>
+        <w:ind w:left="3960" w:hanging="360"/>
+      </w:pPr>
+      <w:rPr>
+        <w:rFonts w:ascii="Courier New" w:hAnsi="Courier New" w:cs="Courier New" w:hint="default"/>
+      </w:rPr>
+    </w:lvl>
+    <w:lvl w:ilvl="5" w:tplc="04090005" w:tentative="1">
+      <w:start w:val="1"/>
+      <w:numFmt w:val="bullet"/>
+      <w:lvlText w:val=""/>
+      <w:lvlJc w:val="left"/>
+      <w:pPr>
+        <w:ind w:left="4680" w:hanging="360"/>
+      </w:pPr>
+      <w:rPr>
+        <w:rFonts w:ascii="Wingdings" w:hAnsi="Wingdings" w:hint="default"/>
+      </w:rPr>
+    </w:lvl>
+    <w:lvl w:ilvl="6" w:tplc="04090001" w:tentative="1">
+      <w:start w:val="1"/>
+      <w:numFmt w:val="bullet"/>
+      <w:lvlText w:val=""/>
+      <w:lvlJc w:val="left"/>
+      <w:pPr>
+        <w:ind w:left="5400" w:hanging="360"/>
+      </w:pPr>
+      <w:rPr>
+        <w:rFonts w:ascii="Symbol" w:hAnsi="Symbol" w:hint="default"/>
+      </w:rPr>
+    </w:lvl>
+    <w:lvl w:ilvl="7" w:tplc="04090003" w:tentative="1">
+      <w:start w:val="1"/>
+      <w:numFmt w:val="bullet"/>
+      <w:lvlText w:val="o"/>
+      <w:lvlJc w:val="left"/>
+      <w:pPr>
+        <w:ind w:left="6120" w:hanging="360"/>
+      </w:pPr>
+      <w:rPr>
+        <w:rFonts w:ascii="Courier New" w:hAnsi="Courier New" w:cs="Courier New" w:hint="default"/>
+      </w:rPr>
+    </w:lvl>
+    <w:lvl w:ilvl="8" w:tplc="04090005" w:tentative="1">
+      <w:start w:val="1"/>
+      <w:numFmt w:val="bullet"/>
+      <w:lvlText w:val=""/>
+      <w:lvlJc w:val="left"/>
+      <w:pPr>
+        <w:ind w:left="6840" w:hanging="360"/>
+      </w:pPr>
+      <w:rPr>
+        <w:rFonts w:ascii="Wingdings" w:hAnsi="Wingdings" w:hint="default"/>
+      </w:rPr>
+    </w:lvl>
+  </w:abstractNum>
   <w:abstractNum w:abstractNumId="13" w15:restartNumberingAfterBreak="0">
+    <w:nsid w:val="495C04F6"/>
+    <w:multiLevelType w:val="hybridMultilevel"/>
+    <w:tmpl w:val="8DD0C9A0"/>
+    <w:lvl w:ilvl="0" w:tplc="04090001">
+      <w:start w:val="1"/>
+      <w:numFmt w:val="bullet"/>
+      <w:lvlText w:val=""/>
+      <w:lvlJc w:val="left"/>
+      <w:pPr>
+        <w:ind w:left="1080" w:hanging="360"/>
+      </w:pPr>
+      <w:rPr>
+        <w:rFonts w:ascii="Symbol" w:hAnsi="Symbol" w:hint="default"/>
+      </w:rPr>
+    </w:lvl>
+    <w:lvl w:ilvl="1" w:tplc="04090003" w:tentative="1">
+      <w:start w:val="1"/>
+      <w:numFmt w:val="bullet"/>
+      <w:lvlText w:val="o"/>
+      <w:lvlJc w:val="left"/>
+      <w:pPr>
+        <w:ind w:left="1800" w:hanging="360"/>
+      </w:pPr>
+      <w:rPr>
+        <w:rFonts w:ascii="Courier New" w:hAnsi="Courier New" w:cs="Courier New" w:hint="default"/>
+      </w:rPr>
+    </w:lvl>
+    <w:lvl w:ilvl="2" w:tplc="04090005" w:tentative="1">
+      <w:start w:val="1"/>
+      <w:numFmt w:val="bullet"/>
+      <w:lvlText w:val=""/>
+      <w:lvlJc w:val="left"/>
+      <w:pPr>
+        <w:ind w:left="2520" w:hanging="360"/>
+      </w:pPr>
+      <w:rPr>
+        <w:rFonts w:ascii="Wingdings" w:hAnsi="Wingdings" w:hint="default"/>
+      </w:rPr>
+    </w:lvl>
+    <w:lvl w:ilvl="3" w:tplc="04090001" w:tentative="1">
+      <w:start w:val="1"/>
+      <w:numFmt w:val="bullet"/>
+      <w:lvlText w:val=""/>
+      <w:lvlJc w:val="left"/>
+      <w:pPr>
+        <w:ind w:left="3240" w:hanging="360"/>
+      </w:pPr>
+      <w:rPr>
+        <w:rFonts w:ascii="Symbol" w:hAnsi="Symbol" w:hint="default"/>
+      </w:rPr>
+    </w:lvl>
+    <w:lvl w:ilvl="4" w:tplc="04090003" w:tentative="1">
+      <w:start w:val="1"/>
+      <w:numFmt w:val="bullet"/>
+      <w:lvlText w:val="o"/>
+      <w:lvlJc w:val="left"/>
+      <w:pPr>
+        <w:ind w:left="3960" w:hanging="360"/>
+      </w:pPr>
+      <w:rPr>
+        <w:rFonts w:ascii="Courier New" w:hAnsi="Courier New" w:cs="Courier New" w:hint="default"/>
+      </w:rPr>
+    </w:lvl>
+    <w:lvl w:ilvl="5" w:tplc="04090005" w:tentative="1">
+      <w:start w:val="1"/>
+      <w:numFmt w:val="bullet"/>
+      <w:lvlText w:val=""/>
+      <w:lvlJc w:val="left"/>
+      <w:pPr>
+        <w:ind w:left="4680" w:hanging="360"/>
+      </w:pPr>
+      <w:rPr>
+        <w:rFonts w:ascii="Wingdings" w:hAnsi="Wingdings" w:hint="default"/>
+      </w:rPr>
+    </w:lvl>
+    <w:lvl w:ilvl="6" w:tplc="04090001" w:tentative="1">
+      <w:start w:val="1"/>
+      <w:numFmt w:val="bullet"/>
+      <w:lvlText w:val=""/>
+      <w:lvlJc w:val="left"/>
+      <w:pPr>
+        <w:ind w:left="5400" w:hanging="360"/>
+      </w:pPr>
+      <w:rPr>
+        <w:rFonts w:ascii="Symbol" w:hAnsi="Symbol" w:hint="default"/>
+      </w:rPr>
+    </w:lvl>
+    <w:lvl w:ilvl="7" w:tplc="04090003" w:tentative="1">
+      <w:start w:val="1"/>
+      <w:numFmt w:val="bullet"/>
+      <w:lvlText w:val="o"/>
+      <w:lvlJc w:val="left"/>
+      <w:pPr>
+        <w:ind w:left="6120" w:hanging="360"/>
+      </w:pPr>
+      <w:rPr>
+        <w:rFonts w:ascii="Courier New" w:hAnsi="Courier New" w:cs="Courier New" w:hint="default"/>
+      </w:rPr>
+    </w:lvl>
+    <w:lvl w:ilvl="8" w:tplc="04090005" w:tentative="1">
+      <w:start w:val="1"/>
+      <w:numFmt w:val="bullet"/>
+      <w:lvlText w:val=""/>
+      <w:lvlJc w:val="left"/>
+      <w:pPr>
+        <w:ind w:left="6840" w:hanging="360"/>
+      </w:pPr>
+      <w:rPr>
+        <w:rFonts w:ascii="Wingdings" w:hAnsi="Wingdings" w:hint="default"/>
+      </w:rPr>
+    </w:lvl>
+  </w:abstractNum>
+  <w:abstractNum w:abstractNumId="14" w15:restartNumberingAfterBreak="0">
     <w:nsid w:val="4C93661E"/>
     <w:multiLevelType w:val="hybridMultilevel"/>
     <w:tmpl w:val="C69C061C"/>
@@ -14976,17 +16819,17 @@
       </w:pPr>
     </w:lvl>
   </w:abstractNum>
-  <w:abstractNum w:abstractNumId="14" w15:restartNumberingAfterBreak="0">
-    <w:nsid w:val="4F57066B"/>
+  <w:abstractNum w:abstractNumId="15" w15:restartNumberingAfterBreak="0">
+    <w:nsid w:val="4D630D48"/>
     <w:multiLevelType w:val="hybridMultilevel"/>
-    <w:tmpl w:val="D51408B2"/>
+    <w:tmpl w:val="45B82FB2"/>
     <w:lvl w:ilvl="0" w:tplc="04090001">
       <w:start w:val="1"/>
       <w:numFmt w:val="bullet"/>
       <w:lvlText w:val=""/>
       <w:lvlJc w:val="left"/>
       <w:pPr>
-        <w:ind w:left="720" w:hanging="360"/>
+        <w:ind w:left="1080" w:hanging="360"/>
       </w:pPr>
       <w:rPr>
         <w:rFonts w:ascii="Symbol" w:hAnsi="Symbol" w:hint="default"/>
@@ -14998,7 +16841,7 @@
       <w:lvlText w:val="o"/>
       <w:lvlJc w:val="left"/>
       <w:pPr>
-        <w:ind w:left="1440" w:hanging="360"/>
+        <w:ind w:left="1800" w:hanging="360"/>
       </w:pPr>
       <w:rPr>
         <w:rFonts w:ascii="Courier New" w:hAnsi="Courier New" w:cs="Courier New" w:hint="default"/>
@@ -15010,7 +16853,7 @@
       <w:lvlText w:val=""/>
       <w:lvlJc w:val="left"/>
       <w:pPr>
-        <w:ind w:left="2160" w:hanging="360"/>
+        <w:ind w:left="2520" w:hanging="360"/>
       </w:pPr>
       <w:rPr>
         <w:rFonts w:ascii="Wingdings" w:hAnsi="Wingdings" w:hint="default"/>
@@ -15022,7 +16865,7 @@
       <w:lvlText w:val=""/>
       <w:lvlJc w:val="left"/>
       <w:pPr>
-        <w:ind w:left="2880" w:hanging="360"/>
+        <w:ind w:left="3240" w:hanging="360"/>
       </w:pPr>
       <w:rPr>
         <w:rFonts w:ascii="Symbol" w:hAnsi="Symbol" w:hint="default"/>
@@ -15034,7 +16877,7 @@
       <w:lvlText w:val="o"/>
       <w:lvlJc w:val="left"/>
       <w:pPr>
-        <w:ind w:left="3600" w:hanging="360"/>
+        <w:ind w:left="3960" w:hanging="360"/>
       </w:pPr>
       <w:rPr>
         <w:rFonts w:ascii="Courier New" w:hAnsi="Courier New" w:cs="Courier New" w:hint="default"/>
@@ -15046,7 +16889,7 @@
       <w:lvlText w:val=""/>
       <w:lvlJc w:val="left"/>
       <w:pPr>
-        <w:ind w:left="4320" w:hanging="360"/>
+        <w:ind w:left="4680" w:hanging="360"/>
       </w:pPr>
       <w:rPr>
         <w:rFonts w:ascii="Wingdings" w:hAnsi="Wingdings" w:hint="default"/>
@@ -15058,7 +16901,7 @@
       <w:lvlText w:val=""/>
       <w:lvlJc w:val="left"/>
       <w:pPr>
-        <w:ind w:left="5040" w:hanging="360"/>
+        <w:ind w:left="5400" w:hanging="360"/>
       </w:pPr>
       <w:rPr>
         <w:rFonts w:ascii="Symbol" w:hAnsi="Symbol" w:hint="default"/>
@@ -15070,7 +16913,7 @@
       <w:lvlText w:val="o"/>
       <w:lvlJc w:val="left"/>
       <w:pPr>
-        <w:ind w:left="5760" w:hanging="360"/>
+        <w:ind w:left="6120" w:hanging="360"/>
       </w:pPr>
       <w:rPr>
         <w:rFonts w:ascii="Courier New" w:hAnsi="Courier New" w:cs="Courier New" w:hint="default"/>
@@ -15082,14 +16925,240 @@
       <w:lvlText w:val=""/>
       <w:lvlJc w:val="left"/>
       <w:pPr>
-        <w:ind w:left="6480" w:hanging="360"/>
+        <w:ind w:left="6840" w:hanging="360"/>
       </w:pPr>
       <w:rPr>
         <w:rFonts w:ascii="Wingdings" w:hAnsi="Wingdings" w:hint="default"/>
       </w:rPr>
     </w:lvl>
   </w:abstractNum>
-  <w:abstractNum w:abstractNumId="15" w15:restartNumberingAfterBreak="0">
+  <w:abstractNum w:abstractNumId="16" w15:restartNumberingAfterBreak="0">
+    <w:nsid w:val="5726039A"/>
+    <w:multiLevelType w:val="hybridMultilevel"/>
+    <w:tmpl w:val="A9F83D8A"/>
+    <w:lvl w:ilvl="0" w:tplc="04090001">
+      <w:start w:val="1"/>
+      <w:numFmt w:val="bullet"/>
+      <w:lvlText w:val=""/>
+      <w:lvlJc w:val="left"/>
+      <w:pPr>
+        <w:ind w:left="1440" w:hanging="360"/>
+      </w:pPr>
+      <w:rPr>
+        <w:rFonts w:ascii="Symbol" w:hAnsi="Symbol" w:hint="default"/>
+      </w:rPr>
+    </w:lvl>
+    <w:lvl w:ilvl="1" w:tplc="04090003" w:tentative="1">
+      <w:start w:val="1"/>
+      <w:numFmt w:val="bullet"/>
+      <w:lvlText w:val="o"/>
+      <w:lvlJc w:val="left"/>
+      <w:pPr>
+        <w:ind w:left="2160" w:hanging="360"/>
+      </w:pPr>
+      <w:rPr>
+        <w:rFonts w:ascii="Courier New" w:hAnsi="Courier New" w:cs="Courier New" w:hint="default"/>
+      </w:rPr>
+    </w:lvl>
+    <w:lvl w:ilvl="2" w:tplc="04090005" w:tentative="1">
+      <w:start w:val="1"/>
+      <w:numFmt w:val="bullet"/>
+      <w:lvlText w:val=""/>
+      <w:lvlJc w:val="left"/>
+      <w:pPr>
+        <w:ind w:left="2880" w:hanging="360"/>
+      </w:pPr>
+      <w:rPr>
+        <w:rFonts w:ascii="Wingdings" w:hAnsi="Wingdings" w:hint="default"/>
+      </w:rPr>
+    </w:lvl>
+    <w:lvl w:ilvl="3" w:tplc="04090001" w:tentative="1">
+      <w:start w:val="1"/>
+      <w:numFmt w:val="bullet"/>
+      <w:lvlText w:val=""/>
+      <w:lvlJc w:val="left"/>
+      <w:pPr>
+        <w:ind w:left="3600" w:hanging="360"/>
+      </w:pPr>
+      <w:rPr>
+        <w:rFonts w:ascii="Symbol" w:hAnsi="Symbol" w:hint="default"/>
+      </w:rPr>
+    </w:lvl>
+    <w:lvl w:ilvl="4" w:tplc="04090003" w:tentative="1">
+      <w:start w:val="1"/>
+      <w:numFmt w:val="bullet"/>
+      <w:lvlText w:val="o"/>
+      <w:lvlJc w:val="left"/>
+      <w:pPr>
+        <w:ind w:left="4320" w:hanging="360"/>
+      </w:pPr>
+      <w:rPr>
+        <w:rFonts w:ascii="Courier New" w:hAnsi="Courier New" w:cs="Courier New" w:hint="default"/>
+      </w:rPr>
+    </w:lvl>
+    <w:lvl w:ilvl="5" w:tplc="04090005" w:tentative="1">
+      <w:start w:val="1"/>
+      <w:numFmt w:val="bullet"/>
+      <w:lvlText w:val=""/>
+      <w:lvlJc w:val="left"/>
+      <w:pPr>
+        <w:ind w:left="5040" w:hanging="360"/>
+      </w:pPr>
+      <w:rPr>
+        <w:rFonts w:ascii="Wingdings" w:hAnsi="Wingdings" w:hint="default"/>
+      </w:rPr>
+    </w:lvl>
+    <w:lvl w:ilvl="6" w:tplc="04090001" w:tentative="1">
+      <w:start w:val="1"/>
+      <w:numFmt w:val="bullet"/>
+      <w:lvlText w:val=""/>
+      <w:lvlJc w:val="left"/>
+      <w:pPr>
+        <w:ind w:left="5760" w:hanging="360"/>
+      </w:pPr>
+      <w:rPr>
+        <w:rFonts w:ascii="Symbol" w:hAnsi="Symbol" w:hint="default"/>
+      </w:rPr>
+    </w:lvl>
+    <w:lvl w:ilvl="7" w:tplc="04090003" w:tentative="1">
+      <w:start w:val="1"/>
+      <w:numFmt w:val="bullet"/>
+      <w:lvlText w:val="o"/>
+      <w:lvlJc w:val="left"/>
+      <w:pPr>
+        <w:ind w:left="6480" w:hanging="360"/>
+      </w:pPr>
+      <w:rPr>
+        <w:rFonts w:ascii="Courier New" w:hAnsi="Courier New" w:cs="Courier New" w:hint="default"/>
+      </w:rPr>
+    </w:lvl>
+    <w:lvl w:ilvl="8" w:tplc="04090005" w:tentative="1">
+      <w:start w:val="1"/>
+      <w:numFmt w:val="bullet"/>
+      <w:lvlText w:val=""/>
+      <w:lvlJc w:val="left"/>
+      <w:pPr>
+        <w:ind w:left="7200" w:hanging="360"/>
+      </w:pPr>
+      <w:rPr>
+        <w:rFonts w:ascii="Wingdings" w:hAnsi="Wingdings" w:hint="default"/>
+      </w:rPr>
+    </w:lvl>
+  </w:abstractNum>
+  <w:abstractNum w:abstractNumId="17" w15:restartNumberingAfterBreak="0">
+    <w:nsid w:val="580F7B48"/>
+    <w:multiLevelType w:val="hybridMultilevel"/>
+    <w:tmpl w:val="A5C88B46"/>
+    <w:lvl w:ilvl="0" w:tplc="04090001">
+      <w:start w:val="1"/>
+      <w:numFmt w:val="bullet"/>
+      <w:lvlText w:val=""/>
+      <w:lvlJc w:val="left"/>
+      <w:pPr>
+        <w:ind w:left="1080" w:hanging="360"/>
+      </w:pPr>
+      <w:rPr>
+        <w:rFonts w:ascii="Symbol" w:hAnsi="Symbol" w:hint="default"/>
+      </w:rPr>
+    </w:lvl>
+    <w:lvl w:ilvl="1" w:tplc="04090003" w:tentative="1">
+      <w:start w:val="1"/>
+      <w:numFmt w:val="bullet"/>
+      <w:lvlText w:val="o"/>
+      <w:lvlJc w:val="left"/>
+      <w:pPr>
+        <w:ind w:left="1800" w:hanging="360"/>
+      </w:pPr>
+      <w:rPr>
+        <w:rFonts w:ascii="Courier New" w:hAnsi="Courier New" w:cs="Courier New" w:hint="default"/>
+      </w:rPr>
+    </w:lvl>
+    <w:lvl w:ilvl="2" w:tplc="04090005" w:tentative="1">
+      <w:start w:val="1"/>
+      <w:numFmt w:val="bullet"/>
+      <w:lvlText w:val=""/>
+      <w:lvlJc w:val="left"/>
+      <w:pPr>
+        <w:ind w:left="2520" w:hanging="360"/>
+      </w:pPr>
+      <w:rPr>
+        <w:rFonts w:ascii="Wingdings" w:hAnsi="Wingdings" w:hint="default"/>
+      </w:rPr>
+    </w:lvl>
+    <w:lvl w:ilvl="3" w:tplc="04090001" w:tentative="1">
+      <w:start w:val="1"/>
+      <w:numFmt w:val="bullet"/>
+      <w:lvlText w:val=""/>
+      <w:lvlJc w:val="left"/>
+      <w:pPr>
+        <w:ind w:left="3240" w:hanging="360"/>
+      </w:pPr>
+      <w:rPr>
+        <w:rFonts w:ascii="Symbol" w:hAnsi="Symbol" w:hint="default"/>
+      </w:rPr>
+    </w:lvl>
+    <w:lvl w:ilvl="4" w:tplc="04090003" w:tentative="1">
+      <w:start w:val="1"/>
+      <w:numFmt w:val="bullet"/>
+      <w:lvlText w:val="o"/>
+      <w:lvlJc w:val="left"/>
+      <w:pPr>
+        <w:ind w:left="3960" w:hanging="360"/>
+      </w:pPr>
+      <w:rPr>
+        <w:rFonts w:ascii="Courier New" w:hAnsi="Courier New" w:cs="Courier New" w:hint="default"/>
+      </w:rPr>
+    </w:lvl>
+    <w:lvl w:ilvl="5" w:tplc="04090005" w:tentative="1">
+      <w:start w:val="1"/>
+      <w:numFmt w:val="bullet"/>
+      <w:lvlText w:val=""/>
+      <w:lvlJc w:val="left"/>
+      <w:pPr>
+        <w:ind w:left="4680" w:hanging="360"/>
+      </w:pPr>
+      <w:rPr>
+        <w:rFonts w:ascii="Wingdings" w:hAnsi="Wingdings" w:hint="default"/>
+      </w:rPr>
+    </w:lvl>
+    <w:lvl w:ilvl="6" w:tplc="04090001" w:tentative="1">
+      <w:start w:val="1"/>
+      <w:numFmt w:val="bullet"/>
+      <w:lvlText w:val=""/>
+      <w:lvlJc w:val="left"/>
+      <w:pPr>
+        <w:ind w:left="5400" w:hanging="360"/>
+      </w:pPr>
+      <w:rPr>
+        <w:rFonts w:ascii="Symbol" w:hAnsi="Symbol" w:hint="default"/>
+      </w:rPr>
+    </w:lvl>
+    <w:lvl w:ilvl="7" w:tplc="04090003" w:tentative="1">
+      <w:start w:val="1"/>
+      <w:numFmt w:val="bullet"/>
+      <w:lvlText w:val="o"/>
+      <w:lvlJc w:val="left"/>
+      <w:pPr>
+        <w:ind w:left="6120" w:hanging="360"/>
+      </w:pPr>
+      <w:rPr>
+        <w:rFonts w:ascii="Courier New" w:hAnsi="Courier New" w:cs="Courier New" w:hint="default"/>
+      </w:rPr>
+    </w:lvl>
+    <w:lvl w:ilvl="8" w:tplc="04090005" w:tentative="1">
+      <w:start w:val="1"/>
+      <w:numFmt w:val="bullet"/>
+      <w:lvlText w:val=""/>
+      <w:lvlJc w:val="left"/>
+      <w:pPr>
+        <w:ind w:left="6840" w:hanging="360"/>
+      </w:pPr>
+      <w:rPr>
+        <w:rFonts w:ascii="Wingdings" w:hAnsi="Wingdings" w:hint="default"/>
+      </w:rPr>
+    </w:lvl>
+  </w:abstractNum>
+  <w:abstractNum w:abstractNumId="18" w15:restartNumberingAfterBreak="0">
     <w:nsid w:val="5A466819"/>
     <w:multiLevelType w:val="hybridMultilevel"/>
     <w:tmpl w:val="97BA3C88"/>
@@ -15175,10 +17244,10 @@
       </w:pPr>
     </w:lvl>
   </w:abstractNum>
-  <w:abstractNum w:abstractNumId="16" w15:restartNumberingAfterBreak="0">
-    <w:nsid w:val="5BA05A54"/>
+  <w:abstractNum w:abstractNumId="19" w15:restartNumberingAfterBreak="0">
+    <w:nsid w:val="5B27398B"/>
     <w:multiLevelType w:val="hybridMultilevel"/>
-    <w:tmpl w:val="20104698"/>
+    <w:tmpl w:val="A4142CAA"/>
     <w:lvl w:ilvl="0" w:tplc="04090001">
       <w:start w:val="1"/>
       <w:numFmt w:val="bullet"/>
@@ -15288,7 +17357,7 @@
       </w:rPr>
     </w:lvl>
   </w:abstractNum>
-  <w:abstractNum w:abstractNumId="17" w15:restartNumberingAfterBreak="0">
+  <w:abstractNum w:abstractNumId="20" w15:restartNumberingAfterBreak="0">
     <w:nsid w:val="5DD04052"/>
     <w:multiLevelType w:val="hybridMultilevel"/>
     <w:tmpl w:val="9F24B4D8"/>
@@ -15374,120 +17443,7 @@
       </w:pPr>
     </w:lvl>
   </w:abstractNum>
-  <w:abstractNum w:abstractNumId="18" w15:restartNumberingAfterBreak="0">
-    <w:nsid w:val="5E53582F"/>
-    <w:multiLevelType w:val="hybridMultilevel"/>
-    <w:tmpl w:val="8292B6AE"/>
-    <w:lvl w:ilvl="0" w:tplc="04090001">
-      <w:start w:val="1"/>
-      <w:numFmt w:val="bullet"/>
-      <w:lvlText w:val=""/>
-      <w:lvlJc w:val="left"/>
-      <w:pPr>
-        <w:ind w:left="1080" w:hanging="360"/>
-      </w:pPr>
-      <w:rPr>
-        <w:rFonts w:ascii="Symbol" w:hAnsi="Symbol" w:hint="default"/>
-      </w:rPr>
-    </w:lvl>
-    <w:lvl w:ilvl="1" w:tplc="04090003" w:tentative="1">
-      <w:start w:val="1"/>
-      <w:numFmt w:val="bullet"/>
-      <w:lvlText w:val="o"/>
-      <w:lvlJc w:val="left"/>
-      <w:pPr>
-        <w:ind w:left="1800" w:hanging="360"/>
-      </w:pPr>
-      <w:rPr>
-        <w:rFonts w:ascii="Courier New" w:hAnsi="Courier New" w:cs="Courier New" w:hint="default"/>
-      </w:rPr>
-    </w:lvl>
-    <w:lvl w:ilvl="2" w:tplc="04090005" w:tentative="1">
-      <w:start w:val="1"/>
-      <w:numFmt w:val="bullet"/>
-      <w:lvlText w:val=""/>
-      <w:lvlJc w:val="left"/>
-      <w:pPr>
-        <w:ind w:left="2520" w:hanging="360"/>
-      </w:pPr>
-      <w:rPr>
-        <w:rFonts w:ascii="Wingdings" w:hAnsi="Wingdings" w:hint="default"/>
-      </w:rPr>
-    </w:lvl>
-    <w:lvl w:ilvl="3" w:tplc="04090001" w:tentative="1">
-      <w:start w:val="1"/>
-      <w:numFmt w:val="bullet"/>
-      <w:lvlText w:val=""/>
-      <w:lvlJc w:val="left"/>
-      <w:pPr>
-        <w:ind w:left="3240" w:hanging="360"/>
-      </w:pPr>
-      <w:rPr>
-        <w:rFonts w:ascii="Symbol" w:hAnsi="Symbol" w:hint="default"/>
-      </w:rPr>
-    </w:lvl>
-    <w:lvl w:ilvl="4" w:tplc="04090003" w:tentative="1">
-      <w:start w:val="1"/>
-      <w:numFmt w:val="bullet"/>
-      <w:lvlText w:val="o"/>
-      <w:lvlJc w:val="left"/>
-      <w:pPr>
-        <w:ind w:left="3960" w:hanging="360"/>
-      </w:pPr>
-      <w:rPr>
-        <w:rFonts w:ascii="Courier New" w:hAnsi="Courier New" w:cs="Courier New" w:hint="default"/>
-      </w:rPr>
-    </w:lvl>
-    <w:lvl w:ilvl="5" w:tplc="04090005" w:tentative="1">
-      <w:start w:val="1"/>
-      <w:numFmt w:val="bullet"/>
-      <w:lvlText w:val=""/>
-      <w:lvlJc w:val="left"/>
-      <w:pPr>
-        <w:ind w:left="4680" w:hanging="360"/>
-      </w:pPr>
-      <w:rPr>
-        <w:rFonts w:ascii="Wingdings" w:hAnsi="Wingdings" w:hint="default"/>
-      </w:rPr>
-    </w:lvl>
-    <w:lvl w:ilvl="6" w:tplc="04090001" w:tentative="1">
-      <w:start w:val="1"/>
-      <w:numFmt w:val="bullet"/>
-      <w:lvlText w:val=""/>
-      <w:lvlJc w:val="left"/>
-      <w:pPr>
-        <w:ind w:left="5400" w:hanging="360"/>
-      </w:pPr>
-      <w:rPr>
-        <w:rFonts w:ascii="Symbol" w:hAnsi="Symbol" w:hint="default"/>
-      </w:rPr>
-    </w:lvl>
-    <w:lvl w:ilvl="7" w:tplc="04090003" w:tentative="1">
-      <w:start w:val="1"/>
-      <w:numFmt w:val="bullet"/>
-      <w:lvlText w:val="o"/>
-      <w:lvlJc w:val="left"/>
-      <w:pPr>
-        <w:ind w:left="6120" w:hanging="360"/>
-      </w:pPr>
-      <w:rPr>
-        <w:rFonts w:ascii="Courier New" w:hAnsi="Courier New" w:cs="Courier New" w:hint="default"/>
-      </w:rPr>
-    </w:lvl>
-    <w:lvl w:ilvl="8" w:tplc="04090005" w:tentative="1">
-      <w:start w:val="1"/>
-      <w:numFmt w:val="bullet"/>
-      <w:lvlText w:val=""/>
-      <w:lvlJc w:val="left"/>
-      <w:pPr>
-        <w:ind w:left="6840" w:hanging="360"/>
-      </w:pPr>
-      <w:rPr>
-        <w:rFonts w:ascii="Wingdings" w:hAnsi="Wingdings" w:hint="default"/>
-      </w:rPr>
-    </w:lvl>
-  </w:abstractNum>
-  <w:abstractNum w:abstractNumId="19" w15:restartNumberingAfterBreak="0">
+  <w:abstractNum w:abstractNumId="21" w15:restartNumberingAfterBreak="0">
     <w:nsid w:val="64055848"/>
     <w:multiLevelType w:val="hybridMultilevel"/>
     <w:tmpl w:val="1A4651F4"/>
@@ -15573,120 +17529,7 @@
       </w:pPr>
     </w:lvl>
   </w:abstractNum>
-  <w:abstractNum w:abstractNumId="20" w15:restartNumberingAfterBreak="0">
-    <w:nsid w:val="65234568"/>
-    <w:multiLevelType w:val="hybridMultilevel"/>
-    <w:tmpl w:val="B0427AB0"/>
-    <w:lvl w:ilvl="0" w:tplc="04090001">
-      <w:start w:val="1"/>
-      <w:numFmt w:val="bullet"/>
-      <w:lvlText w:val=""/>
-      <w:lvlJc w:val="left"/>
-      <w:pPr>
-        <w:ind w:left="1080" w:hanging="360"/>
-      </w:pPr>
-      <w:rPr>
-        <w:rFonts w:ascii="Symbol" w:hAnsi="Symbol" w:hint="default"/>
-      </w:rPr>
-    </w:lvl>
-    <w:lvl w:ilvl="1" w:tplc="04090003" w:tentative="1">
-      <w:start w:val="1"/>
-      <w:numFmt w:val="bullet"/>
-      <w:lvlText w:val="o"/>
-      <w:lvlJc w:val="left"/>
-      <w:pPr>
-        <w:ind w:left="1800" w:hanging="360"/>
-      </w:pPr>
-      <w:rPr>
-        <w:rFonts w:ascii="Courier New" w:hAnsi="Courier New" w:cs="Courier New" w:hint="default"/>
-      </w:rPr>
-    </w:lvl>
-    <w:lvl w:ilvl="2" w:tplc="04090005" w:tentative="1">
-      <w:start w:val="1"/>
-      <w:numFmt w:val="bullet"/>
-      <w:lvlText w:val=""/>
-      <w:lvlJc w:val="left"/>
-      <w:pPr>
-        <w:ind w:left="2520" w:hanging="360"/>
-      </w:pPr>
-      <w:rPr>
-        <w:rFonts w:ascii="Wingdings" w:hAnsi="Wingdings" w:hint="default"/>
-      </w:rPr>
-    </w:lvl>
-    <w:lvl w:ilvl="3" w:tplc="04090001" w:tentative="1">
-      <w:start w:val="1"/>
-      <w:numFmt w:val="bullet"/>
-      <w:lvlText w:val=""/>
-      <w:lvlJc w:val="left"/>
-      <w:pPr>
-        <w:ind w:left="3240" w:hanging="360"/>
-      </w:pPr>
-      <w:rPr>
-        <w:rFonts w:ascii="Symbol" w:hAnsi="Symbol" w:hint="default"/>
-      </w:rPr>
-    </w:lvl>
-    <w:lvl w:ilvl="4" w:tplc="04090003" w:tentative="1">
-      <w:start w:val="1"/>
-      <w:numFmt w:val="bullet"/>
-      <w:lvlText w:val="o"/>
-      <w:lvlJc w:val="left"/>
-      <w:pPr>
-        <w:ind w:left="3960" w:hanging="360"/>
-      </w:pPr>
-      <w:rPr>
-        <w:rFonts w:ascii="Courier New" w:hAnsi="Courier New" w:cs="Courier New" w:hint="default"/>
-      </w:rPr>
-    </w:lvl>
-    <w:lvl w:ilvl="5" w:tplc="04090005" w:tentative="1">
-      <w:start w:val="1"/>
-      <w:numFmt w:val="bullet"/>
-      <w:lvlText w:val=""/>
-      <w:lvlJc w:val="left"/>
-      <w:pPr>
-        <w:ind w:left="4680" w:hanging="360"/>
-      </w:pPr>
-      <w:rPr>
-        <w:rFonts w:ascii="Wingdings" w:hAnsi="Wingdings" w:hint="default"/>
-      </w:rPr>
-    </w:lvl>
-    <w:lvl w:ilvl="6" w:tplc="04090001" w:tentative="1">
-      <w:start w:val="1"/>
-      <w:numFmt w:val="bullet"/>
-      <w:lvlText w:val=""/>
-      <w:lvlJc w:val="left"/>
-      <w:pPr>
-        <w:ind w:left="5400" w:hanging="360"/>
-      </w:pPr>
-      <w:rPr>
-        <w:rFonts w:ascii="Symbol" w:hAnsi="Symbol" w:hint="default"/>
-      </w:rPr>
-    </w:lvl>
-    <w:lvl w:ilvl="7" w:tplc="04090003" w:tentative="1">
-      <w:start w:val="1"/>
-      <w:numFmt w:val="bullet"/>
-      <w:lvlText w:val="o"/>
-      <w:lvlJc w:val="left"/>
-      <w:pPr>
-        <w:ind w:left="6120" w:hanging="360"/>
-      </w:pPr>
-      <w:rPr>
-        <w:rFonts w:ascii="Courier New" w:hAnsi="Courier New" w:cs="Courier New" w:hint="default"/>
-      </w:rPr>
-    </w:lvl>
-    <w:lvl w:ilvl="8" w:tplc="04090005" w:tentative="1">
-      <w:start w:val="1"/>
-      <w:numFmt w:val="bullet"/>
-      <w:lvlText w:val=""/>
-      <w:lvlJc w:val="left"/>
-      <w:pPr>
-        <w:ind w:left="6840" w:hanging="360"/>
-      </w:pPr>
-      <w:rPr>
-        <w:rFonts w:ascii="Wingdings" w:hAnsi="Wingdings" w:hint="default"/>
-      </w:rPr>
-    </w:lvl>
-  </w:abstractNum>
-  <w:abstractNum w:abstractNumId="21" w15:restartNumberingAfterBreak="0">
+  <w:abstractNum w:abstractNumId="22" w15:restartNumberingAfterBreak="0">
     <w:nsid w:val="65374163"/>
     <w:multiLevelType w:val="hybridMultilevel"/>
     <w:tmpl w:val="57B2C5F4"/>
@@ -15772,7 +17615,7 @@
       </w:pPr>
     </w:lvl>
   </w:abstractNum>
-  <w:abstractNum w:abstractNumId="22" w15:restartNumberingAfterBreak="0">
+  <w:abstractNum w:abstractNumId="23" w15:restartNumberingAfterBreak="0">
     <w:nsid w:val="660F1845"/>
     <w:multiLevelType w:val="hybridMultilevel"/>
     <w:tmpl w:val="A0883050"/>
@@ -15858,10 +17701,10 @@
       </w:pPr>
     </w:lvl>
   </w:abstractNum>
-  <w:abstractNum w:abstractNumId="23" w15:restartNumberingAfterBreak="0">
-    <w:nsid w:val="66FD474B"/>
+  <w:abstractNum w:abstractNumId="24" w15:restartNumberingAfterBreak="0">
+    <w:nsid w:val="67352EAC"/>
     <w:multiLevelType w:val="hybridMultilevel"/>
-    <w:tmpl w:val="A18E49E2"/>
+    <w:tmpl w:val="60F2B89E"/>
     <w:lvl w:ilvl="0" w:tplc="04090001">
       <w:start w:val="1"/>
       <w:numFmt w:val="bullet"/>
@@ -15971,7 +17814,7 @@
       </w:rPr>
     </w:lvl>
   </w:abstractNum>
-  <w:abstractNum w:abstractNumId="24" w15:restartNumberingAfterBreak="0">
+  <w:abstractNum w:abstractNumId="25" w15:restartNumberingAfterBreak="0">
     <w:nsid w:val="67FF7D53"/>
     <w:multiLevelType w:val="hybridMultilevel"/>
     <w:tmpl w:val="562AFDD0"/>
@@ -16057,17 +17900,17 @@
       </w:pPr>
     </w:lvl>
   </w:abstractNum>
-  <w:abstractNum w:abstractNumId="25" w15:restartNumberingAfterBreak="0">
-    <w:nsid w:val="6D081774"/>
+  <w:abstractNum w:abstractNumId="26" w15:restartNumberingAfterBreak="0">
+    <w:nsid w:val="68320B06"/>
     <w:multiLevelType w:val="hybridMultilevel"/>
-    <w:tmpl w:val="701C85A2"/>
+    <w:tmpl w:val="4C3E3EF2"/>
     <w:lvl w:ilvl="0" w:tplc="04090001">
       <w:start w:val="1"/>
       <w:numFmt w:val="bullet"/>
       <w:lvlText w:val=""/>
       <w:lvlJc w:val="left"/>
       <w:pPr>
-        <w:ind w:left="720" w:hanging="360"/>
+        <w:ind w:left="1080" w:hanging="360"/>
       </w:pPr>
       <w:rPr>
         <w:rFonts w:ascii="Symbol" w:hAnsi="Symbol" w:hint="default"/>
@@ -16079,7 +17922,7 @@
       <w:lvlText w:val="o"/>
       <w:lvlJc w:val="left"/>
       <w:pPr>
-        <w:ind w:left="1440" w:hanging="360"/>
+        <w:ind w:left="1800" w:hanging="360"/>
       </w:pPr>
       <w:rPr>
         <w:rFonts w:ascii="Courier New" w:hAnsi="Courier New" w:cs="Courier New" w:hint="default"/>
@@ -16091,7 +17934,7 @@
       <w:lvlText w:val=""/>
       <w:lvlJc w:val="left"/>
       <w:pPr>
-        <w:ind w:left="2160" w:hanging="360"/>
+        <w:ind w:left="2520" w:hanging="360"/>
       </w:pPr>
       <w:rPr>
         <w:rFonts w:ascii="Wingdings" w:hAnsi="Wingdings" w:hint="default"/>
@@ -16103,7 +17946,7 @@
       <w:lvlText w:val=""/>
       <w:lvlJc w:val="left"/>
       <w:pPr>
-        <w:ind w:left="2880" w:hanging="360"/>
+        <w:ind w:left="3240" w:hanging="360"/>
       </w:pPr>
       <w:rPr>
         <w:rFonts w:ascii="Symbol" w:hAnsi="Symbol" w:hint="default"/>
@@ -16115,7 +17958,7 @@
       <w:lvlText w:val="o"/>
       <w:lvlJc w:val="left"/>
       <w:pPr>
-        <w:ind w:left="3600" w:hanging="360"/>
+        <w:ind w:left="3960" w:hanging="360"/>
       </w:pPr>
       <w:rPr>
         <w:rFonts w:ascii="Courier New" w:hAnsi="Courier New" w:cs="Courier New" w:hint="default"/>
@@ -16127,7 +17970,7 @@
       <w:lvlText w:val=""/>
       <w:lvlJc w:val="left"/>
       <w:pPr>
-        <w:ind w:left="4320" w:hanging="360"/>
+        <w:ind w:left="4680" w:hanging="360"/>
       </w:pPr>
       <w:rPr>
         <w:rFonts w:ascii="Wingdings" w:hAnsi="Wingdings" w:hint="default"/>
@@ -16139,7 +17982,7 @@
       <w:lvlText w:val=""/>
       <w:lvlJc w:val="left"/>
       <w:pPr>
-        <w:ind w:left="5040" w:hanging="360"/>
+        <w:ind w:left="5400" w:hanging="360"/>
       </w:pPr>
       <w:rPr>
         <w:rFonts w:ascii="Symbol" w:hAnsi="Symbol" w:hint="default"/>
@@ -16151,7 +17994,7 @@
       <w:lvlText w:val="o"/>
       <w:lvlJc w:val="left"/>
       <w:pPr>
-        <w:ind w:left="5760" w:hanging="360"/>
+        <w:ind w:left="6120" w:hanging="360"/>
       </w:pPr>
       <w:rPr>
         <w:rFonts w:ascii="Courier New" w:hAnsi="Courier New" w:cs="Courier New" w:hint="default"/>
@@ -16163,17 +18006,17 @@
       <w:lvlText w:val=""/>
       <w:lvlJc w:val="left"/>
       <w:pPr>
-        <w:ind w:left="6480" w:hanging="360"/>
+        <w:ind w:left="6840" w:hanging="360"/>
       </w:pPr>
       <w:rPr>
         <w:rFonts w:ascii="Wingdings" w:hAnsi="Wingdings" w:hint="default"/>
       </w:rPr>
     </w:lvl>
   </w:abstractNum>
-  <w:abstractNum w:abstractNumId="26" w15:restartNumberingAfterBreak="0">
-    <w:nsid w:val="71E235BC"/>
+  <w:abstractNum w:abstractNumId="27" w15:restartNumberingAfterBreak="0">
+    <w:nsid w:val="726A0E72"/>
     <w:multiLevelType w:val="hybridMultilevel"/>
-    <w:tmpl w:val="369EAAA6"/>
+    <w:tmpl w:val="DEC24DA0"/>
     <w:lvl w:ilvl="0" w:tplc="04090001">
       <w:start w:val="1"/>
       <w:numFmt w:val="bullet"/>
@@ -16283,10 +18126,10 @@
       </w:rPr>
     </w:lvl>
   </w:abstractNum>
-  <w:abstractNum w:abstractNumId="27" w15:restartNumberingAfterBreak="0">
-    <w:nsid w:val="786D3763"/>
+  <w:abstractNum w:abstractNumId="28" w15:restartNumberingAfterBreak="0">
+    <w:nsid w:val="73816553"/>
     <w:multiLevelType w:val="hybridMultilevel"/>
-    <w:tmpl w:val="048CDAE4"/>
+    <w:tmpl w:val="D35E5DFA"/>
     <w:lvl w:ilvl="0" w:tplc="04090001">
       <w:start w:val="1"/>
       <w:numFmt w:val="bullet"/>
@@ -16396,7 +18239,7 @@
       </w:rPr>
     </w:lvl>
   </w:abstractNum>
-  <w:abstractNum w:abstractNumId="28" w15:restartNumberingAfterBreak="0">
+  <w:abstractNum w:abstractNumId="29" w15:restartNumberingAfterBreak="0">
     <w:nsid w:val="7A597E05"/>
     <w:multiLevelType w:val="hybridMultilevel"/>
     <w:tmpl w:val="90A8203A"/>
@@ -16480,119 +18323,6 @@
       <w:pPr>
         <w:ind w:left="6480" w:hanging="180"/>
       </w:pPr>
-    </w:lvl>
-  </w:abstractNum>
-  <w:abstractNum w:abstractNumId="29" w15:restartNumberingAfterBreak="0">
-    <w:nsid w:val="7B56716A"/>
-    <w:multiLevelType w:val="hybridMultilevel"/>
-    <w:tmpl w:val="9654B9C2"/>
-    <w:lvl w:ilvl="0" w:tplc="04090001">
-      <w:start w:val="1"/>
-      <w:numFmt w:val="bullet"/>
-      <w:lvlText w:val=""/>
-      <w:lvlJc w:val="left"/>
-      <w:pPr>
-        <w:ind w:left="1080" w:hanging="360"/>
-      </w:pPr>
-      <w:rPr>
-        <w:rFonts w:ascii="Symbol" w:hAnsi="Symbol" w:hint="default"/>
-      </w:rPr>
-    </w:lvl>
-    <w:lvl w:ilvl="1" w:tplc="04090003" w:tentative="1">
-      <w:start w:val="1"/>
-      <w:numFmt w:val="bullet"/>
-      <w:lvlText w:val="o"/>
-      <w:lvlJc w:val="left"/>
-      <w:pPr>
-        <w:ind w:left="1800" w:hanging="360"/>
-      </w:pPr>
-      <w:rPr>
-        <w:rFonts w:ascii="Courier New" w:hAnsi="Courier New" w:cs="Courier New" w:hint="default"/>
-      </w:rPr>
-    </w:lvl>
-    <w:lvl w:ilvl="2" w:tplc="04090005" w:tentative="1">
-      <w:start w:val="1"/>
-      <w:numFmt w:val="bullet"/>
-      <w:lvlText w:val=""/>
-      <w:lvlJc w:val="left"/>
-      <w:pPr>
-        <w:ind w:left="2520" w:hanging="360"/>
-      </w:pPr>
-      <w:rPr>
-        <w:rFonts w:ascii="Wingdings" w:hAnsi="Wingdings" w:hint="default"/>
-      </w:rPr>
-    </w:lvl>
-    <w:lvl w:ilvl="3" w:tplc="04090001" w:tentative="1">
-      <w:start w:val="1"/>
-      <w:numFmt w:val="bullet"/>
-      <w:lvlText w:val=""/>
-      <w:lvlJc w:val="left"/>
-      <w:pPr>
-        <w:ind w:left="3240" w:hanging="360"/>
-      </w:pPr>
-      <w:rPr>
-        <w:rFonts w:ascii="Symbol" w:hAnsi="Symbol" w:hint="default"/>
-      </w:rPr>
-    </w:lvl>
-    <w:lvl w:ilvl="4" w:tplc="04090003" w:tentative="1">
-      <w:start w:val="1"/>
-      <w:numFmt w:val="bullet"/>
-      <w:lvlText w:val="o"/>
-      <w:lvlJc w:val="left"/>
-      <w:pPr>
-        <w:ind w:left="3960" w:hanging="360"/>
-      </w:pPr>
-      <w:rPr>
-        <w:rFonts w:ascii="Courier New" w:hAnsi="Courier New" w:cs="Courier New" w:hint="default"/>
-      </w:rPr>
-    </w:lvl>
-    <w:lvl w:ilvl="5" w:tplc="04090005" w:tentative="1">
-      <w:start w:val="1"/>
-      <w:numFmt w:val="bullet"/>
-      <w:lvlText w:val=""/>
-      <w:lvlJc w:val="left"/>
-      <w:pPr>
-        <w:ind w:left="4680" w:hanging="360"/>
-      </w:pPr>
-      <w:rPr>
-        <w:rFonts w:ascii="Wingdings" w:hAnsi="Wingdings" w:hint="default"/>
-      </w:rPr>
-    </w:lvl>
-    <w:lvl w:ilvl="6" w:tplc="04090001" w:tentative="1">
-      <w:start w:val="1"/>
-      <w:numFmt w:val="bullet"/>
-      <w:lvlText w:val=""/>
-      <w:lvlJc w:val="left"/>
-      <w:pPr>
-        <w:ind w:left="5400" w:hanging="360"/>
-      </w:pPr>
-      <w:rPr>
-        <w:rFonts w:ascii="Symbol" w:hAnsi="Symbol" w:hint="default"/>
-      </w:rPr>
-    </w:lvl>
-    <w:lvl w:ilvl="7" w:tplc="04090003" w:tentative="1">
-      <w:start w:val="1"/>
-      <w:numFmt w:val="bullet"/>
-      <w:lvlText w:val="o"/>
-      <w:lvlJc w:val="left"/>
-      <w:pPr>
-        <w:ind w:left="6120" w:hanging="360"/>
-      </w:pPr>
-      <w:rPr>
-        <w:rFonts w:ascii="Courier New" w:hAnsi="Courier New" w:cs="Courier New" w:hint="default"/>
-      </w:rPr>
-    </w:lvl>
-    <w:lvl w:ilvl="8" w:tplc="04090005" w:tentative="1">
-      <w:start w:val="1"/>
-      <w:numFmt w:val="bullet"/>
-      <w:lvlText w:val=""/>
-      <w:lvlJc w:val="left"/>
-      <w:pPr>
-        <w:ind w:left="6840" w:hanging="360"/>
-      </w:pPr>
-      <w:rPr>
-        <w:rFonts w:ascii="Wingdings" w:hAnsi="Wingdings" w:hint="default"/>
-      </w:rPr>
     </w:lvl>
   </w:abstractNum>
   <w:abstractNum w:abstractNumId="30" w15:restartNumberingAfterBreak="0">
@@ -16687,105 +18417,221 @@
       </w:pPr>
     </w:lvl>
   </w:abstractNum>
+  <w:abstractNum w:abstractNumId="31" w15:restartNumberingAfterBreak="0">
+    <w:nsid w:val="7F845209"/>
+    <w:multiLevelType w:val="hybridMultilevel"/>
+    <w:tmpl w:val="F76A3984"/>
+    <w:lvl w:ilvl="0" w:tplc="04090001">
+      <w:start w:val="1"/>
+      <w:numFmt w:val="bullet"/>
+      <w:lvlText w:val=""/>
+      <w:lvlJc w:val="left"/>
+      <w:pPr>
+        <w:ind w:left="1080" w:hanging="360"/>
+      </w:pPr>
+      <w:rPr>
+        <w:rFonts w:ascii="Symbol" w:hAnsi="Symbol" w:hint="default"/>
+      </w:rPr>
+    </w:lvl>
+    <w:lvl w:ilvl="1" w:tplc="04090003" w:tentative="1">
+      <w:start w:val="1"/>
+      <w:numFmt w:val="bullet"/>
+      <w:lvlText w:val="o"/>
+      <w:lvlJc w:val="left"/>
+      <w:pPr>
+        <w:ind w:left="1800" w:hanging="360"/>
+      </w:pPr>
+      <w:rPr>
+        <w:rFonts w:ascii="Courier New" w:hAnsi="Courier New" w:cs="Courier New" w:hint="default"/>
+      </w:rPr>
+    </w:lvl>
+    <w:lvl w:ilvl="2" w:tplc="04090005" w:tentative="1">
+      <w:start w:val="1"/>
+      <w:numFmt w:val="bullet"/>
+      <w:lvlText w:val=""/>
+      <w:lvlJc w:val="left"/>
+      <w:pPr>
+        <w:ind w:left="2520" w:hanging="360"/>
+      </w:pPr>
+      <w:rPr>
+        <w:rFonts w:ascii="Wingdings" w:hAnsi="Wingdings" w:hint="default"/>
+      </w:rPr>
+    </w:lvl>
+    <w:lvl w:ilvl="3" w:tplc="04090001" w:tentative="1">
+      <w:start w:val="1"/>
+      <w:numFmt w:val="bullet"/>
+      <w:lvlText w:val=""/>
+      <w:lvlJc w:val="left"/>
+      <w:pPr>
+        <w:ind w:left="3240" w:hanging="360"/>
+      </w:pPr>
+      <w:rPr>
+        <w:rFonts w:ascii="Symbol" w:hAnsi="Symbol" w:hint="default"/>
+      </w:rPr>
+    </w:lvl>
+    <w:lvl w:ilvl="4" w:tplc="04090003" w:tentative="1">
+      <w:start w:val="1"/>
+      <w:numFmt w:val="bullet"/>
+      <w:lvlText w:val="o"/>
+      <w:lvlJc w:val="left"/>
+      <w:pPr>
+        <w:ind w:left="3960" w:hanging="360"/>
+      </w:pPr>
+      <w:rPr>
+        <w:rFonts w:ascii="Courier New" w:hAnsi="Courier New" w:cs="Courier New" w:hint="default"/>
+      </w:rPr>
+    </w:lvl>
+    <w:lvl w:ilvl="5" w:tplc="04090005" w:tentative="1">
+      <w:start w:val="1"/>
+      <w:numFmt w:val="bullet"/>
+      <w:lvlText w:val=""/>
+      <w:lvlJc w:val="left"/>
+      <w:pPr>
+        <w:ind w:left="4680" w:hanging="360"/>
+      </w:pPr>
+      <w:rPr>
+        <w:rFonts w:ascii="Wingdings" w:hAnsi="Wingdings" w:hint="default"/>
+      </w:rPr>
+    </w:lvl>
+    <w:lvl w:ilvl="6" w:tplc="04090001" w:tentative="1">
+      <w:start w:val="1"/>
+      <w:numFmt w:val="bullet"/>
+      <w:lvlText w:val=""/>
+      <w:lvlJc w:val="left"/>
+      <w:pPr>
+        <w:ind w:left="5400" w:hanging="360"/>
+      </w:pPr>
+      <w:rPr>
+        <w:rFonts w:ascii="Symbol" w:hAnsi="Symbol" w:hint="default"/>
+      </w:rPr>
+    </w:lvl>
+    <w:lvl w:ilvl="7" w:tplc="04090003" w:tentative="1">
+      <w:start w:val="1"/>
+      <w:numFmt w:val="bullet"/>
+      <w:lvlText w:val="o"/>
+      <w:lvlJc w:val="left"/>
+      <w:pPr>
+        <w:ind w:left="6120" w:hanging="360"/>
+      </w:pPr>
+      <w:rPr>
+        <w:rFonts w:ascii="Courier New" w:hAnsi="Courier New" w:cs="Courier New" w:hint="default"/>
+      </w:rPr>
+    </w:lvl>
+    <w:lvl w:ilvl="8" w:tplc="04090005" w:tentative="1">
+      <w:start w:val="1"/>
+      <w:numFmt w:val="bullet"/>
+      <w:lvlText w:val=""/>
+      <w:lvlJc w:val="left"/>
+      <w:pPr>
+        <w:ind w:left="6840" w:hanging="360"/>
+      </w:pPr>
+      <w:rPr>
+        <w:rFonts w:ascii="Wingdings" w:hAnsi="Wingdings" w:hint="default"/>
+      </w:rPr>
+    </w:lvl>
+  </w:abstractNum>
   <w:num w:numId="1">
     <w:abstractNumId w:val="10"/>
   </w:num>
   <w:num w:numId="2">
-    <w:abstractNumId w:val="28"/>
+    <w:abstractNumId w:val="29"/>
   </w:num>
   <w:num w:numId="3">
-    <w:abstractNumId w:val="6"/>
+    <w:abstractNumId w:val="3"/>
   </w:num>
   <w:num w:numId="4">
-    <w:abstractNumId w:val="22"/>
+    <w:abstractNumId w:val="23"/>
   </w:num>
   <w:num w:numId="5">
     <w:abstractNumId w:val="30"/>
   </w:num>
   <w:num w:numId="6">
-    <w:abstractNumId w:val="24"/>
+    <w:abstractNumId w:val="25"/>
   </w:num>
   <w:num w:numId="7">
-    <w:abstractNumId w:val="21"/>
+    <w:abstractNumId w:val="22"/>
   </w:num>
   <w:num w:numId="8">
-    <w:abstractNumId w:val="15"/>
+    <w:abstractNumId w:val="18"/>
   </w:num>
   <w:num w:numId="9">
     <w:abstractNumId w:val="1"/>
   </w:num>
   <w:num w:numId="10">
+    <w:abstractNumId w:val="8"/>
+  </w:num>
+  <w:num w:numId="11">
+    <w:abstractNumId w:val="20"/>
+  </w:num>
+  <w:num w:numId="12">
+    <w:abstractNumId w:val="14"/>
+  </w:num>
+  <w:num w:numId="13">
+    <w:abstractNumId w:val="4"/>
+  </w:num>
+  <w:num w:numId="14">
+    <w:abstractNumId w:val="21"/>
+  </w:num>
+  <w:num w:numId="15">
+    <w:abstractNumId w:val="0"/>
+  </w:num>
+  <w:num w:numId="16">
+    <w:abstractNumId w:val="6"/>
+  </w:num>
+  <w:num w:numId="17">
+    <w:abstractNumId w:val="16"/>
+  </w:num>
+  <w:num w:numId="18">
+    <w:abstractNumId w:val="13"/>
+  </w:num>
+  <w:num w:numId="19">
+    <w:abstractNumId w:val="15"/>
+  </w:num>
+  <w:num w:numId="20">
+    <w:abstractNumId w:val="26"/>
+  </w:num>
+  <w:num w:numId="21">
     <w:abstractNumId w:val="9"/>
   </w:num>
-  <w:num w:numId="11">
+  <w:num w:numId="22">
     <w:abstractNumId w:val="17"/>
   </w:num>
-  <w:num w:numId="12">
-    <w:abstractNumId w:val="13"/>
-  </w:num>
-  <w:num w:numId="13">
-    <w:abstractNumId w:val="7"/>
-  </w:num>
-  <w:num w:numId="14">
-    <w:abstractNumId w:val="19"/>
-  </w:num>
-  <w:num w:numId="15">
-    <w:abstractNumId w:val="16"/>
-  </w:num>
-  <w:num w:numId="16">
-    <w:abstractNumId w:val="11"/>
-  </w:num>
-  <w:num w:numId="17">
-    <w:abstractNumId w:val="12"/>
-  </w:num>
-  <w:num w:numId="18">
-    <w:abstractNumId w:val="2"/>
-  </w:num>
-  <w:num w:numId="19">
-    <w:abstractNumId w:val="3"/>
-  </w:num>
-  <w:num w:numId="20">
-    <w:abstractNumId w:val="4"/>
-  </w:num>
-  <w:num w:numId="21">
-    <w:abstractNumId w:val="26"/>
-  </w:num>
-  <w:num w:numId="22">
-    <w:abstractNumId w:val="8"/>
-  </w:num>
   <w:num w:numId="23">
-    <w:abstractNumId w:val="25"/>
+    <w:abstractNumId w:val="24"/>
   </w:num>
   <w:num w:numId="24">
-    <w:abstractNumId w:val="14"/>
+    <w:abstractNumId w:val="27"/>
   </w:num>
   <w:num w:numId="25">
-    <w:abstractNumId w:val="29"/>
+    <w:abstractNumId w:val="28"/>
   </w:num>
   <w:num w:numId="26">
     <w:abstractNumId w:val="5"/>
   </w:num>
   <w:num w:numId="27">
-    <w:abstractNumId w:val="27"/>
+    <w:abstractNumId w:val="12"/>
   </w:num>
   <w:num w:numId="28">
-    <w:abstractNumId w:val="23"/>
+    <w:abstractNumId w:val="19"/>
   </w:num>
   <w:num w:numId="29">
-    <w:abstractNumId w:val="20"/>
+    <w:abstractNumId w:val="11"/>
   </w:num>
   <w:num w:numId="30">
-    <w:abstractNumId w:val="18"/>
+    <w:abstractNumId w:val="2"/>
   </w:num>
   <w:num w:numId="31">
-    <w:abstractNumId w:val="0"/>
+    <w:abstractNumId w:val="31"/>
   </w:num>
-  <w:numIdMacAtCleanup w:val="31"/>
+  <w:num w:numId="32">
+    <w:abstractNumId w:val="7"/>
+  </w:num>
+  <w:numIdMacAtCleanup w:val="32"/>
 </w:numbering>
 </file>
 
 <file path=word/styles.xml><?xml version="1.0" encoding="utf-8"?>
-<w:styles xmlns:mc="http://schemas.openxmlformats.org/markup-compatibility/2006" xmlns:r="http://schemas.openxmlformats.org/officeDocument/2006/relationships" xmlns:w="http://schemas.openxmlformats.org/wordprocessingml/2006/main" xmlns:w14="http://schemas.microsoft.com/office/word/2010/wordml" xmlns:w15="http://schemas.microsoft.com/office/word/2012/wordml" xmlns:w16se="http://schemas.microsoft.com/office/word/2015/wordml/symex" mc:Ignorable="w14 w15 w16se">
+<w:styles xmlns:mc="http://schemas.openxmlformats.org/markup-compatibility/2006" xmlns:r="http://schemas.openxmlformats.org/officeDocument/2006/relationships" xmlns:w="http://schemas.openxmlformats.org/wordprocessingml/2006/main" xmlns:w14="http://schemas.microsoft.com/office/word/2010/wordml" xmlns:w15="http://schemas.microsoft.com/office/word/2012/wordml" xmlns:w16cex="http://schemas.microsoft.com/office/word/2018/wordml/cex" xmlns:w16cid="http://schemas.microsoft.com/office/word/2016/wordml/cid" xmlns:w16="http://schemas.microsoft.com/office/word/2018/wordml" xmlns:w16sdtdh="http://schemas.microsoft.com/office/word/2020/wordml/sdtdatahash" xmlns:w16se="http://schemas.microsoft.com/office/word/2015/wordml/symex" mc:Ignorable="w14 w15 w16se w16cid w16 w16cex w16sdtdh">
   <w:docDefaults>
     <w:rPrDefault>
       <w:rPr>
@@ -16801,7 +18647,7 @@
       </w:pPr>
     </w:pPrDefault>
   </w:docDefaults>
-  <w:latentStyles w:defLockedState="0" w:defUIPriority="99" w:defSemiHidden="0" w:defUnhideWhenUsed="0" w:defQFormat="0" w:count="371">
+  <w:latentStyles w:defLockedState="0" w:defUIPriority="99" w:defSemiHidden="0" w:defUnhideWhenUsed="0" w:defQFormat="0" w:count="376">
     <w:lsdException w:name="Normal" w:uiPriority="0" w:qFormat="1"/>
     <w:lsdException w:name="heading 1" w:uiPriority="9" w:qFormat="1"/>
     <w:lsdException w:name="heading 2" w:semiHidden="1" w:uiPriority="9" w:unhideWhenUsed="1" w:qFormat="1"/>
@@ -16907,7 +18753,6 @@
     <w:lsdException w:name="HTML Sample" w:semiHidden="1" w:unhideWhenUsed="1"/>
     <w:lsdException w:name="HTML Typewriter" w:semiHidden="1" w:unhideWhenUsed="1"/>
     <w:lsdException w:name="HTML Variable" w:semiHidden="1" w:unhideWhenUsed="1"/>
-    <w:lsdException w:name="Normal Table" w:semiHidden="1" w:unhideWhenUsed="1"/>
     <w:lsdException w:name="annotation subject" w:semiHidden="1" w:unhideWhenUsed="1"/>
     <w:lsdException w:name="No List" w:semiHidden="1" w:unhideWhenUsed="1"/>
     <w:lsdException w:name="Outline List 1" w:semiHidden="1" w:unhideWhenUsed="1"/>
@@ -16950,11 +18795,8 @@
     <w:lsdException w:name="Table Contemporary" w:semiHidden="1" w:unhideWhenUsed="1"/>
     <w:lsdException w:name="Table Elegant" w:semiHidden="1" w:unhideWhenUsed="1"/>
     <w:lsdException w:name="Table Professional" w:semiHidden="1" w:unhideWhenUsed="1"/>
-    <w:lsdException w:name="Table Subtle 1" w:semiHidden="1" w:unhideWhenUsed="1"/>
     <w:lsdException w:name="Table Subtle 2" w:semiHidden="1" w:unhideWhenUsed="1"/>
     <w:lsdException w:name="Table Web 1" w:semiHidden="1" w:unhideWhenUsed="1"/>
-    <w:lsdException w:name="Table Web 2" w:semiHidden="1" w:unhideWhenUsed="1"/>
-    <w:lsdException w:name="Table Web 3" w:semiHidden="1" w:unhideWhenUsed="1"/>
     <w:lsdException w:name="Balloon Text" w:semiHidden="1" w:unhideWhenUsed="1"/>
     <w:lsdException w:name="Table Grid" w:uiPriority="39"/>
     <w:lsdException w:name="Table Theme" w:semiHidden="1" w:unhideWhenUsed="1"/>
@@ -17173,6 +19015,11 @@
     <w:lsdException w:name="List Table 5 Dark Accent 6" w:uiPriority="50"/>
     <w:lsdException w:name="List Table 6 Colorful Accent 6" w:uiPriority="51"/>
     <w:lsdException w:name="List Table 7 Colorful Accent 6" w:uiPriority="52"/>
+    <w:lsdException w:name="Mention" w:semiHidden="1" w:unhideWhenUsed="1"/>
+    <w:lsdException w:name="Smart Hyperlink" w:semiHidden="1" w:unhideWhenUsed="1"/>
+    <w:lsdException w:name="Hashtag" w:semiHidden="1" w:unhideWhenUsed="1"/>
+    <w:lsdException w:name="Unresolved Mention" w:semiHidden="1" w:unhideWhenUsed="1"/>
+    <w:lsdException w:name="Smart Link" w:semiHidden="1" w:unhideWhenUsed="1"/>
   </w:latentStyles>
   <w:style w:type="paragraph" w:default="1" w:styleId="Normal">
     <w:name w:val="Normal"/>
